--- a/packages/document-engine/templates/fire/1.7_fire_decision_instructions.docx
+++ b/packages/document-engine/templates/fire/1.7_fire_decision_instructions.docx
@@ -2944,7 +2944,38 @@
           <w:szCs w:val="20"/>
           <w:lang w:val="ro-RO"/>
         </w:rPr>
-        <w:t>Locul de muncă: {{name}}, {{activity}}, {{address}}</w:t>
+        <w:t>Locul de muncă: {{name}}, {{activity}}</w:t>
+      </w:r>
+    </w:p>
+    <w:p>
+      <w:pPr>
+        <w:pStyle w:val="Normal"/>
+        <w:keepNext w:val="false"/>
+        <w:pageBreakBefore w:val="false"/>
+        <w:widowControl/>
+        <w:numPr>
+          <w:ilvl w:val="0"/>
+          <w:numId w:val="0"/>
+        </w:numPr>
+        <w:spacing w:before="0" w:after="240"/>
+        <w:ind w:hanging="0" w:left="0"/>
+        <w:jc w:val="center"/>
+        <w:rPr/>
+      </w:pPr>
+      <w:r>
+        <w:rPr>
+          <w:rStyle w:val="text1"/>
+          <w:rFonts w:eastAsia="Arial" w:cs="Arial" w:ascii="Arial" w:hAnsi="Arial"/>
+          <w:b w:val="false"/>
+          <w:i w:val="false"/>
+          <w:color w:val="auto"/>
+          <w:spacing w:val="0"/>
+          <w:w w:val="100"/>
+          <w:sz w:val="20"/>
+          <w:szCs w:val="20"/>
+          <w:lang w:val="ro-RO"/>
+        </w:rPr>
+        <w:t>Adresa: {{address}}</w:t>
       </w:r>
     </w:p>
     <w:p>

--- a/packages/document-engine/templates/fire/1.7_fire_decision_instructions.docx
+++ b/packages/document-engine/templates/fire/1.7_fire_decision_instructions.docx
@@ -228,7 +228,7 @@
     <w:p>
       <w:pPr>
         <w:pStyle w:val="Normal"/>
-        <w:keepNext w:val="false"/>
+        <w:keepNext w:val="true"/>
         <w:pageBreakBefore w:val="false"/>
         <w:widowControl/>
         <w:numPr>
@@ -1844,6 +1844,7 @@
       <w:r>
         <w:rPr>
           <w:rFonts w:eastAsia="Arial" w:cs="Arial" w:ascii="Arial" w:hAnsi="Arial"/>
+          <w:b/>
           <w:color w:val="auto"/>
           <w:spacing w:val="0"/>
           <w:w w:val="100"/>
@@ -16127,7 +16128,7 @@
         <w:widowControl/>
         <w:numPr>
           <w:ilvl w:val="0"/>
-          <w:numId w:val="17"/>
+          <w:numId w:val="4"/>
         </w:numPr>
         <w:spacing w:before="0" w:after="40"/>
         <w:jc w:val="left"/>
@@ -16383,7 +16384,7 @@
         <w:widowControl/>
         <w:numPr>
           <w:ilvl w:val="0"/>
-          <w:numId w:val="18"/>
+          <w:numId w:val="4"/>
         </w:numPr>
         <w:spacing w:before="0" w:after="40"/>
         <w:jc w:val="left"/>
@@ -16603,7 +16604,7 @@
         <w:widowControl/>
         <w:numPr>
           <w:ilvl w:val="0"/>
-          <w:numId w:val="19"/>
+          <w:numId w:val="4"/>
         </w:numPr>
         <w:spacing w:before="0" w:after="40"/>
         <w:jc w:val="left"/>
@@ -16795,7 +16796,7 @@
         <w:widowControl/>
         <w:numPr>
           <w:ilvl w:val="0"/>
-          <w:numId w:val="20"/>
+          <w:numId w:val="4"/>
         </w:numPr>
         <w:spacing w:before="0" w:after="40"/>
         <w:jc w:val="left"/>
@@ -16826,7 +16827,7 @@
         <w:widowControl/>
         <w:numPr>
           <w:ilvl w:val="0"/>
-          <w:numId w:val="7"/>
+          <w:numId w:val="4"/>
         </w:numPr>
         <w:spacing w:before="0" w:after="40"/>
         <w:jc w:val="left"/>
@@ -16857,7 +16858,7 @@
         <w:widowControl/>
         <w:numPr>
           <w:ilvl w:val="0"/>
-          <w:numId w:val="7"/>
+          <w:numId w:val="4"/>
         </w:numPr>
         <w:spacing w:before="0" w:after="120"/>
         <w:jc w:val="left"/>
@@ -16953,7 +16954,7 @@
         <w:widowControl/>
         <w:numPr>
           <w:ilvl w:val="0"/>
-          <w:numId w:val="21"/>
+          <w:numId w:val="4"/>
         </w:numPr>
         <w:spacing w:before="0" w:after="40"/>
         <w:jc w:val="left"/>
@@ -17299,7 +17300,7 @@
         <w:widowControl/>
         <w:numPr>
           <w:ilvl w:val="0"/>
-          <w:numId w:val="22"/>
+          <w:numId w:val="4"/>
         </w:numPr>
         <w:spacing w:before="0" w:after="40"/>
         <w:jc w:val="left"/>
@@ -17584,7 +17585,7 @@
         <w:widowControl/>
         <w:numPr>
           <w:ilvl w:val="0"/>
-          <w:numId w:val="23"/>
+          <w:numId w:val="4"/>
         </w:numPr>
         <w:spacing w:before="0" w:after="40"/>
         <w:jc w:val="left"/>
@@ -17895,7 +17896,7 @@
         <w:widowControl/>
         <w:numPr>
           <w:ilvl w:val="0"/>
-          <w:numId w:val="24"/>
+          <w:numId w:val="4"/>
         </w:numPr>
         <w:spacing w:before="0" w:after="40"/>
         <w:jc w:val="left"/>
@@ -18117,7 +18118,7 @@
         <w:widowControl/>
         <w:numPr>
           <w:ilvl w:val="0"/>
-          <w:numId w:val="25"/>
+          <w:numId w:val="4"/>
         </w:numPr>
         <w:spacing w:before="0" w:after="40"/>
         <w:jc w:val="left"/>
@@ -18148,7 +18149,7 @@
         <w:widowControl/>
         <w:numPr>
           <w:ilvl w:val="0"/>
-          <w:numId w:val="26"/>
+          <w:numId w:val="4"/>
         </w:numPr>
         <w:spacing w:before="0" w:after="40"/>
         <w:jc w:val="left"/>
@@ -18179,7 +18180,7 @@
         <w:widowControl/>
         <w:numPr>
           <w:ilvl w:val="0"/>
-          <w:numId w:val="27"/>
+          <w:numId w:val="4"/>
         </w:numPr>
         <w:spacing w:before="0" w:after="40"/>
         <w:jc w:val="left"/>
@@ -18210,7 +18211,7 @@
         <w:widowControl/>
         <w:numPr>
           <w:ilvl w:val="0"/>
-          <w:numId w:val="28"/>
+          <w:numId w:val="4"/>
         </w:numPr>
         <w:spacing w:before="0" w:after="40"/>
         <w:jc w:val="left"/>
@@ -18241,7 +18242,7 @@
         <w:widowControl/>
         <w:numPr>
           <w:ilvl w:val="0"/>
-          <w:numId w:val="29"/>
+          <w:numId w:val="4"/>
         </w:numPr>
         <w:spacing w:before="0" w:after="120"/>
         <w:jc w:val="left"/>
@@ -18367,7 +18368,7 @@
         <w:widowControl/>
         <w:numPr>
           <w:ilvl w:val="0"/>
-          <w:numId w:val="30"/>
+          <w:numId w:val="4"/>
         </w:numPr>
         <w:spacing w:before="0" w:after="40"/>
         <w:jc w:val="left"/>
@@ -18398,7 +18399,7 @@
         <w:widowControl/>
         <w:numPr>
           <w:ilvl w:val="0"/>
-          <w:numId w:val="31"/>
+          <w:numId w:val="4"/>
         </w:numPr>
         <w:spacing w:before="0" w:after="40"/>
         <w:jc w:val="left"/>
@@ -18429,7 +18430,7 @@
         <w:widowControl/>
         <w:numPr>
           <w:ilvl w:val="0"/>
-          <w:numId w:val="32"/>
+          <w:numId w:val="4"/>
         </w:numPr>
         <w:spacing w:before="0" w:after="40"/>
         <w:jc w:val="left"/>
@@ -18460,7 +18461,7 @@
         <w:widowControl/>
         <w:numPr>
           <w:ilvl w:val="0"/>
-          <w:numId w:val="33"/>
+          <w:numId w:val="4"/>
         </w:numPr>
         <w:spacing w:before="0" w:after="40"/>
         <w:jc w:val="left"/>
@@ -18491,7 +18492,7 @@
         <w:widowControl/>
         <w:numPr>
           <w:ilvl w:val="0"/>
-          <w:numId w:val="34"/>
+          <w:numId w:val="4"/>
         </w:numPr>
         <w:spacing w:before="0" w:after="120"/>
         <w:jc w:val="left"/>
@@ -18561,7 +18562,7 @@
         <w:widowControl/>
         <w:numPr>
           <w:ilvl w:val="0"/>
-          <w:numId w:val="35"/>
+          <w:numId w:val="4"/>
         </w:numPr>
         <w:spacing w:before="0" w:after="40"/>
         <w:jc w:val="left"/>
@@ -18592,7 +18593,7 @@
         <w:widowControl/>
         <w:numPr>
           <w:ilvl w:val="0"/>
-          <w:numId w:val="36"/>
+          <w:numId w:val="4"/>
         </w:numPr>
         <w:spacing w:before="0" w:after="40"/>
         <w:jc w:val="left"/>
@@ -18623,7 +18624,7 @@
         <w:widowControl/>
         <w:numPr>
           <w:ilvl w:val="0"/>
-          <w:numId w:val="37"/>
+          <w:numId w:val="4"/>
         </w:numPr>
         <w:spacing w:before="0" w:after="40"/>
         <w:jc w:val="left"/>
@@ -18654,7 +18655,7 @@
         <w:widowControl/>
         <w:numPr>
           <w:ilvl w:val="0"/>
-          <w:numId w:val="38"/>
+          <w:numId w:val="4"/>
         </w:numPr>
         <w:spacing w:before="0" w:after="40"/>
         <w:jc w:val="left"/>
@@ -18685,7 +18686,7 @@
         <w:widowControl/>
         <w:numPr>
           <w:ilvl w:val="0"/>
-          <w:numId w:val="39"/>
+          <w:numId w:val="4"/>
         </w:numPr>
         <w:spacing w:before="0" w:after="120"/>
         <w:jc w:val="left"/>
@@ -20092,33 +20093,27 @@
     </w:lvl>
     <w:lvl w:ilvl="1">
       <w:start w:val="1"/>
-      <w:numFmt w:val="lowerLetter"/>
-      <w:lvlText w:val="%2)"/>
+      <w:numFmt w:val="decimal"/>
+      <w:lvlText w:val="%2."/>
       <w:lvlJc w:val="left"/>
       <w:pPr>
         <w:tabs>
-          <w:tab w:val="num" w:pos="0"/>
+          <w:tab w:val="num" w:pos="1080"/>
         </w:tabs>
         <w:ind w:left="1080" w:hanging="360"/>
       </w:pPr>
-      <w:rPr>
-        <w:rFonts w:ascii="Arial" w:hAnsi="Arial" w:cs="Arial"/>
-      </w:rPr>
     </w:lvl>
     <w:lvl w:ilvl="2">
       <w:start w:val="1"/>
-      <w:numFmt w:val="lowerRoman"/>
+      <w:numFmt w:val="decimal"/>
       <w:lvlText w:val="%3."/>
       <w:lvlJc w:val="left"/>
       <w:pPr>
         <w:tabs>
-          <w:tab w:val="num" w:pos="0"/>
+          <w:tab w:val="num" w:pos="1440"/>
         </w:tabs>
         <w:ind w:left="1440" w:hanging="360"/>
       </w:pPr>
-      <w:rPr>
-        <w:rFonts w:ascii="Arial" w:hAnsi="Arial" w:cs="Arial"/>
-      </w:rPr>
     </w:lvl>
     <w:lvl w:ilvl="3">
       <w:start w:val="1"/>
@@ -20194,1335 +20189,6 @@
     </w:lvl>
   </w:abstractNum>
   <w:abstractNum w:abstractNumId="5">
-    <w:lvl w:ilvl="0">
-      <w:start w:val="1"/>
-      <w:numFmt w:val="bullet"/>
-      <w:lvlText w:val="–"/>
-      <w:lvlJc w:val="left"/>
-      <w:pPr>
-        <w:tabs>
-          <w:tab w:val="num" w:pos="720"/>
-        </w:tabs>
-        <w:ind w:left="720" w:hanging="360"/>
-      </w:pPr>
-      <w:rPr>
-        <w:rFonts w:ascii="Arial" w:hAnsi="Arial" w:cs="Arial" w:hint="default"/>
-        <w:b w:val="false"/>
-        <w:sz w:val="20"/>
-      </w:rPr>
-    </w:lvl>
-    <w:lvl w:ilvl="1">
-      <w:start w:val="1"/>
-      <w:numFmt w:val="lowerLetter"/>
-      <w:lvlText w:val="%2)"/>
-      <w:lvlJc w:val="left"/>
-      <w:pPr>
-        <w:tabs>
-          <w:tab w:val="num" w:pos="0"/>
-        </w:tabs>
-        <w:ind w:left="1080" w:hanging="360"/>
-      </w:pPr>
-      <w:rPr>
-        <w:rFonts w:ascii="Arial" w:hAnsi="Arial" w:cs="Arial"/>
-      </w:rPr>
-    </w:lvl>
-    <w:lvl w:ilvl="2">
-      <w:start w:val="1"/>
-      <w:numFmt w:val="lowerRoman"/>
-      <w:lvlText w:val="%3."/>
-      <w:lvlJc w:val="left"/>
-      <w:pPr>
-        <w:tabs>
-          <w:tab w:val="num" w:pos="0"/>
-        </w:tabs>
-        <w:ind w:left="1440" w:hanging="360"/>
-      </w:pPr>
-      <w:rPr>
-        <w:rFonts w:ascii="Arial" w:hAnsi="Arial" w:cs="Arial"/>
-      </w:rPr>
-    </w:lvl>
-    <w:lvl w:ilvl="3">
-      <w:start w:val="1"/>
-      <w:numFmt w:val="decimal"/>
-      <w:lvlText w:val="%4."/>
-      <w:lvlJc w:val="left"/>
-      <w:pPr>
-        <w:tabs>
-          <w:tab w:val="num" w:pos="1800"/>
-        </w:tabs>
-        <w:ind w:left="1800" w:hanging="360"/>
-      </w:pPr>
-    </w:lvl>
-    <w:lvl w:ilvl="4">
-      <w:start w:val="1"/>
-      <w:numFmt w:val="decimal"/>
-      <w:lvlText w:val="%5."/>
-      <w:lvlJc w:val="left"/>
-      <w:pPr>
-        <w:tabs>
-          <w:tab w:val="num" w:pos="2160"/>
-        </w:tabs>
-        <w:ind w:left="2160" w:hanging="360"/>
-      </w:pPr>
-    </w:lvl>
-    <w:lvl w:ilvl="5">
-      <w:start w:val="1"/>
-      <w:numFmt w:val="decimal"/>
-      <w:lvlText w:val="%6."/>
-      <w:lvlJc w:val="left"/>
-      <w:pPr>
-        <w:tabs>
-          <w:tab w:val="num" w:pos="2520"/>
-        </w:tabs>
-        <w:ind w:left="2520" w:hanging="360"/>
-      </w:pPr>
-    </w:lvl>
-    <w:lvl w:ilvl="6">
-      <w:start w:val="1"/>
-      <w:numFmt w:val="decimal"/>
-      <w:lvlText w:val="%7."/>
-      <w:lvlJc w:val="left"/>
-      <w:pPr>
-        <w:tabs>
-          <w:tab w:val="num" w:pos="2880"/>
-        </w:tabs>
-        <w:ind w:left="2880" w:hanging="360"/>
-      </w:pPr>
-    </w:lvl>
-    <w:lvl w:ilvl="7">
-      <w:start w:val="1"/>
-      <w:numFmt w:val="decimal"/>
-      <w:lvlText w:val="%8."/>
-      <w:lvlJc w:val="left"/>
-      <w:pPr>
-        <w:tabs>
-          <w:tab w:val="num" w:pos="3240"/>
-        </w:tabs>
-        <w:ind w:left="3240" w:hanging="360"/>
-      </w:pPr>
-    </w:lvl>
-    <w:lvl w:ilvl="8">
-      <w:start w:val="1"/>
-      <w:numFmt w:val="decimal"/>
-      <w:lvlText w:val="%9."/>
-      <w:lvlJc w:val="left"/>
-      <w:pPr>
-        <w:tabs>
-          <w:tab w:val="num" w:pos="3600"/>
-        </w:tabs>
-        <w:ind w:left="3600" w:hanging="360"/>
-      </w:pPr>
-    </w:lvl>
-  </w:abstractNum>
-  <w:abstractNum w:abstractNumId="6">
-    <w:lvl w:ilvl="0">
-      <w:start w:val="1"/>
-      <w:numFmt w:val="bullet"/>
-      <w:lvlText w:val="–"/>
-      <w:lvlJc w:val="left"/>
-      <w:pPr>
-        <w:tabs>
-          <w:tab w:val="num" w:pos="720"/>
-        </w:tabs>
-        <w:ind w:left="720" w:hanging="360"/>
-      </w:pPr>
-      <w:rPr>
-        <w:rFonts w:ascii="Arial" w:hAnsi="Arial" w:cs="Arial" w:hint="default"/>
-        <w:b w:val="false"/>
-        <w:sz w:val="20"/>
-      </w:rPr>
-    </w:lvl>
-    <w:lvl w:ilvl="1">
-      <w:start w:val="1"/>
-      <w:numFmt w:val="lowerLetter"/>
-      <w:lvlText w:val="%2)"/>
-      <w:lvlJc w:val="left"/>
-      <w:pPr>
-        <w:tabs>
-          <w:tab w:val="num" w:pos="0"/>
-        </w:tabs>
-        <w:ind w:left="1080" w:hanging="360"/>
-      </w:pPr>
-      <w:rPr>
-        <w:rFonts w:ascii="Arial" w:hAnsi="Arial" w:cs="Arial"/>
-      </w:rPr>
-    </w:lvl>
-    <w:lvl w:ilvl="2">
-      <w:start w:val="1"/>
-      <w:numFmt w:val="lowerRoman"/>
-      <w:lvlText w:val="%3."/>
-      <w:lvlJc w:val="left"/>
-      <w:pPr>
-        <w:tabs>
-          <w:tab w:val="num" w:pos="0"/>
-        </w:tabs>
-        <w:ind w:left="1440" w:hanging="360"/>
-      </w:pPr>
-      <w:rPr>
-        <w:rFonts w:ascii="Arial" w:hAnsi="Arial" w:cs="Arial"/>
-      </w:rPr>
-    </w:lvl>
-    <w:lvl w:ilvl="3">
-      <w:start w:val="1"/>
-      <w:numFmt w:val="decimal"/>
-      <w:lvlText w:val="%4."/>
-      <w:lvlJc w:val="left"/>
-      <w:pPr>
-        <w:tabs>
-          <w:tab w:val="num" w:pos="1800"/>
-        </w:tabs>
-        <w:ind w:left="1800" w:hanging="360"/>
-      </w:pPr>
-    </w:lvl>
-    <w:lvl w:ilvl="4">
-      <w:start w:val="1"/>
-      <w:numFmt w:val="decimal"/>
-      <w:lvlText w:val="%5."/>
-      <w:lvlJc w:val="left"/>
-      <w:pPr>
-        <w:tabs>
-          <w:tab w:val="num" w:pos="2160"/>
-        </w:tabs>
-        <w:ind w:left="2160" w:hanging="360"/>
-      </w:pPr>
-    </w:lvl>
-    <w:lvl w:ilvl="5">
-      <w:start w:val="1"/>
-      <w:numFmt w:val="decimal"/>
-      <w:lvlText w:val="%6."/>
-      <w:lvlJc w:val="left"/>
-      <w:pPr>
-        <w:tabs>
-          <w:tab w:val="num" w:pos="2520"/>
-        </w:tabs>
-        <w:ind w:left="2520" w:hanging="360"/>
-      </w:pPr>
-    </w:lvl>
-    <w:lvl w:ilvl="6">
-      <w:start w:val="1"/>
-      <w:numFmt w:val="decimal"/>
-      <w:lvlText w:val="%7."/>
-      <w:lvlJc w:val="left"/>
-      <w:pPr>
-        <w:tabs>
-          <w:tab w:val="num" w:pos="2880"/>
-        </w:tabs>
-        <w:ind w:left="2880" w:hanging="360"/>
-      </w:pPr>
-    </w:lvl>
-    <w:lvl w:ilvl="7">
-      <w:start w:val="1"/>
-      <w:numFmt w:val="decimal"/>
-      <w:lvlText w:val="%8."/>
-      <w:lvlJc w:val="left"/>
-      <w:pPr>
-        <w:tabs>
-          <w:tab w:val="num" w:pos="3240"/>
-        </w:tabs>
-        <w:ind w:left="3240" w:hanging="360"/>
-      </w:pPr>
-    </w:lvl>
-    <w:lvl w:ilvl="8">
-      <w:start w:val="1"/>
-      <w:numFmt w:val="decimal"/>
-      <w:lvlText w:val="%9."/>
-      <w:lvlJc w:val="left"/>
-      <w:pPr>
-        <w:tabs>
-          <w:tab w:val="num" w:pos="3600"/>
-        </w:tabs>
-        <w:ind w:left="3600" w:hanging="360"/>
-      </w:pPr>
-    </w:lvl>
-  </w:abstractNum>
-  <w:abstractNum w:abstractNumId="7">
-    <w:lvl w:ilvl="0">
-      <w:start w:val="1"/>
-      <w:numFmt w:val="bullet"/>
-      <w:lvlText w:val="–"/>
-      <w:lvlJc w:val="left"/>
-      <w:pPr>
-        <w:tabs>
-          <w:tab w:val="num" w:pos="720"/>
-        </w:tabs>
-        <w:ind w:left="720" w:hanging="360"/>
-      </w:pPr>
-      <w:rPr>
-        <w:rFonts w:ascii="Arial" w:hAnsi="Arial" w:cs="Arial" w:hint="default"/>
-        <w:b w:val="false"/>
-        <w:sz w:val="20"/>
-      </w:rPr>
-    </w:lvl>
-    <w:lvl w:ilvl="1">
-      <w:start w:val="1"/>
-      <w:numFmt w:val="decimal"/>
-      <w:lvlText w:val="%2."/>
-      <w:lvlJc w:val="left"/>
-      <w:pPr>
-        <w:tabs>
-          <w:tab w:val="num" w:pos="0"/>
-        </w:tabs>
-        <w:ind w:left="1080" w:hanging="360"/>
-      </w:pPr>
-      <w:rPr>
-        <w:rFonts w:ascii="Arial" w:hAnsi="Arial" w:cs="Arial"/>
-      </w:rPr>
-    </w:lvl>
-    <w:lvl w:ilvl="2">
-      <w:start w:val="1"/>
-      <w:numFmt w:val="lowerRoman"/>
-      <w:lvlText w:val="%3."/>
-      <w:lvlJc w:val="left"/>
-      <w:pPr>
-        <w:tabs>
-          <w:tab w:val="num" w:pos="0"/>
-        </w:tabs>
-        <w:ind w:left="1440" w:hanging="360"/>
-      </w:pPr>
-      <w:rPr>
-        <w:rFonts w:ascii="Arial" w:hAnsi="Arial" w:cs="Arial"/>
-      </w:rPr>
-    </w:lvl>
-    <w:lvl w:ilvl="3">
-      <w:start w:val="1"/>
-      <w:numFmt w:val="decimal"/>
-      <w:lvlText w:val="%4."/>
-      <w:lvlJc w:val="left"/>
-      <w:pPr>
-        <w:tabs>
-          <w:tab w:val="num" w:pos="1800"/>
-        </w:tabs>
-        <w:ind w:left="1800" w:hanging="360"/>
-      </w:pPr>
-    </w:lvl>
-    <w:lvl w:ilvl="4">
-      <w:start w:val="1"/>
-      <w:numFmt w:val="decimal"/>
-      <w:lvlText w:val="%5."/>
-      <w:lvlJc w:val="left"/>
-      <w:pPr>
-        <w:tabs>
-          <w:tab w:val="num" w:pos="2160"/>
-        </w:tabs>
-        <w:ind w:left="2160" w:hanging="360"/>
-      </w:pPr>
-    </w:lvl>
-    <w:lvl w:ilvl="5">
-      <w:start w:val="1"/>
-      <w:numFmt w:val="decimal"/>
-      <w:lvlText w:val="%6."/>
-      <w:lvlJc w:val="left"/>
-      <w:pPr>
-        <w:tabs>
-          <w:tab w:val="num" w:pos="2520"/>
-        </w:tabs>
-        <w:ind w:left="2520" w:hanging="360"/>
-      </w:pPr>
-    </w:lvl>
-    <w:lvl w:ilvl="6">
-      <w:start w:val="1"/>
-      <w:numFmt w:val="decimal"/>
-      <w:lvlText w:val="%7."/>
-      <w:lvlJc w:val="left"/>
-      <w:pPr>
-        <w:tabs>
-          <w:tab w:val="num" w:pos="2880"/>
-        </w:tabs>
-        <w:ind w:left="2880" w:hanging="360"/>
-      </w:pPr>
-    </w:lvl>
-    <w:lvl w:ilvl="7">
-      <w:start w:val="1"/>
-      <w:numFmt w:val="decimal"/>
-      <w:lvlText w:val="%8."/>
-      <w:lvlJc w:val="left"/>
-      <w:pPr>
-        <w:tabs>
-          <w:tab w:val="num" w:pos="3240"/>
-        </w:tabs>
-        <w:ind w:left="3240" w:hanging="360"/>
-      </w:pPr>
-    </w:lvl>
-    <w:lvl w:ilvl="8">
-      <w:start w:val="1"/>
-      <w:numFmt w:val="decimal"/>
-      <w:lvlText w:val="%9."/>
-      <w:lvlJc w:val="left"/>
-      <w:pPr>
-        <w:tabs>
-          <w:tab w:val="num" w:pos="3600"/>
-        </w:tabs>
-        <w:ind w:left="3600" w:hanging="360"/>
-      </w:pPr>
-    </w:lvl>
-  </w:abstractNum>
-  <w:abstractNum w:abstractNumId="8">
-    <w:lvl w:ilvl="0">
-      <w:start w:val="1"/>
-      <w:numFmt w:val="bullet"/>
-      <w:lvlText w:val="–"/>
-      <w:lvlJc w:val="left"/>
-      <w:pPr>
-        <w:tabs>
-          <w:tab w:val="num" w:pos="720"/>
-        </w:tabs>
-        <w:ind w:left="720" w:hanging="360"/>
-      </w:pPr>
-      <w:rPr>
-        <w:rFonts w:ascii="Arial" w:hAnsi="Arial" w:cs="Arial" w:hint="default"/>
-        <w:b w:val="false"/>
-        <w:sz w:val="20"/>
-      </w:rPr>
-    </w:lvl>
-    <w:lvl w:ilvl="1">
-      <w:start w:val="1"/>
-      <w:numFmt w:val="lowerLetter"/>
-      <w:lvlText w:val="%2)"/>
-      <w:lvlJc w:val="left"/>
-      <w:pPr>
-        <w:tabs>
-          <w:tab w:val="num" w:pos="0"/>
-        </w:tabs>
-        <w:ind w:left="1080" w:hanging="360"/>
-      </w:pPr>
-      <w:rPr>
-        <w:rFonts w:ascii="Arial" w:hAnsi="Arial" w:cs="Arial"/>
-      </w:rPr>
-    </w:lvl>
-    <w:lvl w:ilvl="2">
-      <w:start w:val="1"/>
-      <w:numFmt w:val="lowerRoman"/>
-      <w:lvlText w:val="%3."/>
-      <w:lvlJc w:val="left"/>
-      <w:pPr>
-        <w:tabs>
-          <w:tab w:val="num" w:pos="0"/>
-        </w:tabs>
-        <w:ind w:left="1440" w:hanging="360"/>
-      </w:pPr>
-      <w:rPr>
-        <w:rFonts w:ascii="Arial" w:hAnsi="Arial" w:cs="Arial"/>
-      </w:rPr>
-    </w:lvl>
-    <w:lvl w:ilvl="3">
-      <w:start w:val="1"/>
-      <w:numFmt w:val="decimal"/>
-      <w:lvlText w:val="%4."/>
-      <w:lvlJc w:val="left"/>
-      <w:pPr>
-        <w:tabs>
-          <w:tab w:val="num" w:pos="1800"/>
-        </w:tabs>
-        <w:ind w:left="1800" w:hanging="360"/>
-      </w:pPr>
-    </w:lvl>
-    <w:lvl w:ilvl="4">
-      <w:start w:val="1"/>
-      <w:numFmt w:val="decimal"/>
-      <w:lvlText w:val="%5."/>
-      <w:lvlJc w:val="left"/>
-      <w:pPr>
-        <w:tabs>
-          <w:tab w:val="num" w:pos="2160"/>
-        </w:tabs>
-        <w:ind w:left="2160" w:hanging="360"/>
-      </w:pPr>
-    </w:lvl>
-    <w:lvl w:ilvl="5">
-      <w:start w:val="1"/>
-      <w:numFmt w:val="decimal"/>
-      <w:lvlText w:val="%6."/>
-      <w:lvlJc w:val="left"/>
-      <w:pPr>
-        <w:tabs>
-          <w:tab w:val="num" w:pos="2520"/>
-        </w:tabs>
-        <w:ind w:left="2520" w:hanging="360"/>
-      </w:pPr>
-    </w:lvl>
-    <w:lvl w:ilvl="6">
-      <w:start w:val="1"/>
-      <w:numFmt w:val="decimal"/>
-      <w:lvlText w:val="%7."/>
-      <w:lvlJc w:val="left"/>
-      <w:pPr>
-        <w:tabs>
-          <w:tab w:val="num" w:pos="2880"/>
-        </w:tabs>
-        <w:ind w:left="2880" w:hanging="360"/>
-      </w:pPr>
-    </w:lvl>
-    <w:lvl w:ilvl="7">
-      <w:start w:val="1"/>
-      <w:numFmt w:val="decimal"/>
-      <w:lvlText w:val="%8."/>
-      <w:lvlJc w:val="left"/>
-      <w:pPr>
-        <w:tabs>
-          <w:tab w:val="num" w:pos="3240"/>
-        </w:tabs>
-        <w:ind w:left="3240" w:hanging="360"/>
-      </w:pPr>
-    </w:lvl>
-    <w:lvl w:ilvl="8">
-      <w:start w:val="1"/>
-      <w:numFmt w:val="decimal"/>
-      <w:lvlText w:val="%9."/>
-      <w:lvlJc w:val="left"/>
-      <w:pPr>
-        <w:tabs>
-          <w:tab w:val="num" w:pos="3600"/>
-        </w:tabs>
-        <w:ind w:left="3600" w:hanging="360"/>
-      </w:pPr>
-    </w:lvl>
-  </w:abstractNum>
-  <w:abstractNum w:abstractNumId="9">
-    <w:lvl w:ilvl="0">
-      <w:start w:val="1"/>
-      <w:numFmt w:val="bullet"/>
-      <w:lvlText w:val="–"/>
-      <w:lvlJc w:val="left"/>
-      <w:pPr>
-        <w:tabs>
-          <w:tab w:val="num" w:pos="720"/>
-        </w:tabs>
-        <w:ind w:left="720" w:hanging="360"/>
-      </w:pPr>
-      <w:rPr>
-        <w:rFonts w:ascii="Arial" w:hAnsi="Arial" w:cs="Arial" w:hint="default"/>
-        <w:b w:val="false"/>
-        <w:sz w:val="20"/>
-      </w:rPr>
-    </w:lvl>
-    <w:lvl w:ilvl="1">
-      <w:start w:val="1"/>
-      <w:numFmt w:val="lowerLetter"/>
-      <w:lvlText w:val="%2)"/>
-      <w:lvlJc w:val="left"/>
-      <w:pPr>
-        <w:tabs>
-          <w:tab w:val="num" w:pos="0"/>
-        </w:tabs>
-        <w:ind w:left="1080" w:hanging="360"/>
-      </w:pPr>
-      <w:rPr>
-        <w:rFonts w:ascii="Arial" w:hAnsi="Arial" w:cs="Arial"/>
-      </w:rPr>
-    </w:lvl>
-    <w:lvl w:ilvl="2">
-      <w:start w:val="1"/>
-      <w:numFmt w:val="lowerRoman"/>
-      <w:lvlText w:val="%3."/>
-      <w:lvlJc w:val="left"/>
-      <w:pPr>
-        <w:tabs>
-          <w:tab w:val="num" w:pos="0"/>
-        </w:tabs>
-        <w:ind w:left="1440" w:hanging="360"/>
-      </w:pPr>
-      <w:rPr>
-        <w:rFonts w:ascii="Arial" w:hAnsi="Arial" w:cs="Arial"/>
-      </w:rPr>
-    </w:lvl>
-    <w:lvl w:ilvl="3">
-      <w:start w:val="1"/>
-      <w:numFmt w:val="decimal"/>
-      <w:lvlText w:val="%4."/>
-      <w:lvlJc w:val="left"/>
-      <w:pPr>
-        <w:tabs>
-          <w:tab w:val="num" w:pos="1800"/>
-        </w:tabs>
-        <w:ind w:left="1800" w:hanging="360"/>
-      </w:pPr>
-    </w:lvl>
-    <w:lvl w:ilvl="4">
-      <w:start w:val="1"/>
-      <w:numFmt w:val="decimal"/>
-      <w:lvlText w:val="%5."/>
-      <w:lvlJc w:val="left"/>
-      <w:pPr>
-        <w:tabs>
-          <w:tab w:val="num" w:pos="2160"/>
-        </w:tabs>
-        <w:ind w:left="2160" w:hanging="360"/>
-      </w:pPr>
-    </w:lvl>
-    <w:lvl w:ilvl="5">
-      <w:start w:val="1"/>
-      <w:numFmt w:val="decimal"/>
-      <w:lvlText w:val="%6."/>
-      <w:lvlJc w:val="left"/>
-      <w:pPr>
-        <w:tabs>
-          <w:tab w:val="num" w:pos="2520"/>
-        </w:tabs>
-        <w:ind w:left="2520" w:hanging="360"/>
-      </w:pPr>
-    </w:lvl>
-    <w:lvl w:ilvl="6">
-      <w:start w:val="1"/>
-      <w:numFmt w:val="decimal"/>
-      <w:lvlText w:val="%7."/>
-      <w:lvlJc w:val="left"/>
-      <w:pPr>
-        <w:tabs>
-          <w:tab w:val="num" w:pos="2880"/>
-        </w:tabs>
-        <w:ind w:left="2880" w:hanging="360"/>
-      </w:pPr>
-    </w:lvl>
-    <w:lvl w:ilvl="7">
-      <w:start w:val="1"/>
-      <w:numFmt w:val="decimal"/>
-      <w:lvlText w:val="%8."/>
-      <w:lvlJc w:val="left"/>
-      <w:pPr>
-        <w:tabs>
-          <w:tab w:val="num" w:pos="3240"/>
-        </w:tabs>
-        <w:ind w:left="3240" w:hanging="360"/>
-      </w:pPr>
-    </w:lvl>
-    <w:lvl w:ilvl="8">
-      <w:start w:val="1"/>
-      <w:numFmt w:val="decimal"/>
-      <w:lvlText w:val="%9."/>
-      <w:lvlJc w:val="left"/>
-      <w:pPr>
-        <w:tabs>
-          <w:tab w:val="num" w:pos="3600"/>
-        </w:tabs>
-        <w:ind w:left="3600" w:hanging="360"/>
-      </w:pPr>
-    </w:lvl>
-  </w:abstractNum>
-  <w:abstractNum w:abstractNumId="10">
-    <w:lvl w:ilvl="0">
-      <w:start w:val="1"/>
-      <w:numFmt w:val="bullet"/>
-      <w:lvlText w:val="–"/>
-      <w:lvlJc w:val="left"/>
-      <w:pPr>
-        <w:tabs>
-          <w:tab w:val="num" w:pos="720"/>
-        </w:tabs>
-        <w:ind w:left="720" w:hanging="360"/>
-      </w:pPr>
-      <w:rPr>
-        <w:rFonts w:ascii="Arial" w:hAnsi="Arial" w:cs="Arial" w:hint="default"/>
-        <w:b w:val="false"/>
-        <w:sz w:val="20"/>
-      </w:rPr>
-    </w:lvl>
-    <w:lvl w:ilvl="1">
-      <w:start w:val="1"/>
-      <w:numFmt w:val="lowerLetter"/>
-      <w:lvlText w:val="%2)"/>
-      <w:lvlJc w:val="left"/>
-      <w:pPr>
-        <w:tabs>
-          <w:tab w:val="num" w:pos="0"/>
-        </w:tabs>
-        <w:ind w:left="1080" w:hanging="360"/>
-      </w:pPr>
-      <w:rPr>
-        <w:rFonts w:ascii="Arial" w:hAnsi="Arial" w:cs="Arial"/>
-      </w:rPr>
-    </w:lvl>
-    <w:lvl w:ilvl="2">
-      <w:start w:val="1"/>
-      <w:numFmt w:val="lowerRoman"/>
-      <w:lvlText w:val="%3."/>
-      <w:lvlJc w:val="left"/>
-      <w:pPr>
-        <w:tabs>
-          <w:tab w:val="num" w:pos="0"/>
-        </w:tabs>
-        <w:ind w:left="1440" w:hanging="360"/>
-      </w:pPr>
-      <w:rPr>
-        <w:rFonts w:ascii="Arial" w:hAnsi="Arial" w:cs="Arial"/>
-      </w:rPr>
-    </w:lvl>
-    <w:lvl w:ilvl="3">
-      <w:start w:val="1"/>
-      <w:numFmt w:val="decimal"/>
-      <w:lvlText w:val="%4."/>
-      <w:lvlJc w:val="left"/>
-      <w:pPr>
-        <w:tabs>
-          <w:tab w:val="num" w:pos="1800"/>
-        </w:tabs>
-        <w:ind w:left="1800" w:hanging="360"/>
-      </w:pPr>
-    </w:lvl>
-    <w:lvl w:ilvl="4">
-      <w:start w:val="1"/>
-      <w:numFmt w:val="decimal"/>
-      <w:lvlText w:val="%5."/>
-      <w:lvlJc w:val="left"/>
-      <w:pPr>
-        <w:tabs>
-          <w:tab w:val="num" w:pos="2160"/>
-        </w:tabs>
-        <w:ind w:left="2160" w:hanging="360"/>
-      </w:pPr>
-    </w:lvl>
-    <w:lvl w:ilvl="5">
-      <w:start w:val="1"/>
-      <w:numFmt w:val="decimal"/>
-      <w:lvlText w:val="%6."/>
-      <w:lvlJc w:val="left"/>
-      <w:pPr>
-        <w:tabs>
-          <w:tab w:val="num" w:pos="2520"/>
-        </w:tabs>
-        <w:ind w:left="2520" w:hanging="360"/>
-      </w:pPr>
-    </w:lvl>
-    <w:lvl w:ilvl="6">
-      <w:start w:val="1"/>
-      <w:numFmt w:val="decimal"/>
-      <w:lvlText w:val="%7."/>
-      <w:lvlJc w:val="left"/>
-      <w:pPr>
-        <w:tabs>
-          <w:tab w:val="num" w:pos="2880"/>
-        </w:tabs>
-        <w:ind w:left="2880" w:hanging="360"/>
-      </w:pPr>
-    </w:lvl>
-    <w:lvl w:ilvl="7">
-      <w:start w:val="1"/>
-      <w:numFmt w:val="decimal"/>
-      <w:lvlText w:val="%8."/>
-      <w:lvlJc w:val="left"/>
-      <w:pPr>
-        <w:tabs>
-          <w:tab w:val="num" w:pos="3240"/>
-        </w:tabs>
-        <w:ind w:left="3240" w:hanging="360"/>
-      </w:pPr>
-    </w:lvl>
-    <w:lvl w:ilvl="8">
-      <w:start w:val="1"/>
-      <w:numFmt w:val="decimal"/>
-      <w:lvlText w:val="%9."/>
-      <w:lvlJc w:val="left"/>
-      <w:pPr>
-        <w:tabs>
-          <w:tab w:val="num" w:pos="3600"/>
-        </w:tabs>
-        <w:ind w:left="3600" w:hanging="360"/>
-      </w:pPr>
-    </w:lvl>
-  </w:abstractNum>
-  <w:abstractNum w:abstractNumId="11">
-    <w:lvl w:ilvl="0">
-      <w:start w:val="1"/>
-      <w:numFmt w:val="bullet"/>
-      <w:lvlText w:val="–"/>
-      <w:lvlJc w:val="left"/>
-      <w:pPr>
-        <w:tabs>
-          <w:tab w:val="num" w:pos="720"/>
-        </w:tabs>
-        <w:ind w:left="720" w:hanging="360"/>
-      </w:pPr>
-      <w:rPr>
-        <w:rFonts w:ascii="Arial" w:hAnsi="Arial" w:cs="Arial" w:hint="default"/>
-        <w:b w:val="false"/>
-        <w:sz w:val="20"/>
-      </w:rPr>
-    </w:lvl>
-    <w:lvl w:ilvl="1">
-      <w:start w:val="1"/>
-      <w:numFmt w:val="lowerLetter"/>
-      <w:lvlText w:val="%2)"/>
-      <w:lvlJc w:val="left"/>
-      <w:pPr>
-        <w:tabs>
-          <w:tab w:val="num" w:pos="0"/>
-        </w:tabs>
-        <w:ind w:left="1080" w:hanging="360"/>
-      </w:pPr>
-      <w:rPr>
-        <w:rFonts w:ascii="Arial" w:hAnsi="Arial" w:cs="Arial"/>
-      </w:rPr>
-    </w:lvl>
-    <w:lvl w:ilvl="2">
-      <w:start w:val="1"/>
-      <w:numFmt w:val="lowerRoman"/>
-      <w:lvlText w:val="%3."/>
-      <w:lvlJc w:val="left"/>
-      <w:pPr>
-        <w:tabs>
-          <w:tab w:val="num" w:pos="0"/>
-        </w:tabs>
-        <w:ind w:left="1440" w:hanging="360"/>
-      </w:pPr>
-      <w:rPr>
-        <w:rFonts w:ascii="Arial" w:hAnsi="Arial" w:cs="Arial"/>
-      </w:rPr>
-    </w:lvl>
-    <w:lvl w:ilvl="3">
-      <w:start w:val="1"/>
-      <w:numFmt w:val="decimal"/>
-      <w:lvlText w:val="%4."/>
-      <w:lvlJc w:val="left"/>
-      <w:pPr>
-        <w:tabs>
-          <w:tab w:val="num" w:pos="1800"/>
-        </w:tabs>
-        <w:ind w:left="1800" w:hanging="360"/>
-      </w:pPr>
-    </w:lvl>
-    <w:lvl w:ilvl="4">
-      <w:start w:val="1"/>
-      <w:numFmt w:val="decimal"/>
-      <w:lvlText w:val="%5."/>
-      <w:lvlJc w:val="left"/>
-      <w:pPr>
-        <w:tabs>
-          <w:tab w:val="num" w:pos="2160"/>
-        </w:tabs>
-        <w:ind w:left="2160" w:hanging="360"/>
-      </w:pPr>
-    </w:lvl>
-    <w:lvl w:ilvl="5">
-      <w:start w:val="1"/>
-      <w:numFmt w:val="decimal"/>
-      <w:lvlText w:val="%6."/>
-      <w:lvlJc w:val="left"/>
-      <w:pPr>
-        <w:tabs>
-          <w:tab w:val="num" w:pos="2520"/>
-        </w:tabs>
-        <w:ind w:left="2520" w:hanging="360"/>
-      </w:pPr>
-    </w:lvl>
-    <w:lvl w:ilvl="6">
-      <w:start w:val="1"/>
-      <w:numFmt w:val="decimal"/>
-      <w:lvlText w:val="%7."/>
-      <w:lvlJc w:val="left"/>
-      <w:pPr>
-        <w:tabs>
-          <w:tab w:val="num" w:pos="2880"/>
-        </w:tabs>
-        <w:ind w:left="2880" w:hanging="360"/>
-      </w:pPr>
-    </w:lvl>
-    <w:lvl w:ilvl="7">
-      <w:start w:val="1"/>
-      <w:numFmt w:val="decimal"/>
-      <w:lvlText w:val="%8."/>
-      <w:lvlJc w:val="left"/>
-      <w:pPr>
-        <w:tabs>
-          <w:tab w:val="num" w:pos="3240"/>
-        </w:tabs>
-        <w:ind w:left="3240" w:hanging="360"/>
-      </w:pPr>
-    </w:lvl>
-    <w:lvl w:ilvl="8">
-      <w:start w:val="1"/>
-      <w:numFmt w:val="decimal"/>
-      <w:lvlText w:val="%9."/>
-      <w:lvlJc w:val="left"/>
-      <w:pPr>
-        <w:tabs>
-          <w:tab w:val="num" w:pos="3600"/>
-        </w:tabs>
-        <w:ind w:left="3600" w:hanging="360"/>
-      </w:pPr>
-    </w:lvl>
-  </w:abstractNum>
-  <w:abstractNum w:abstractNumId="12">
-    <w:lvl w:ilvl="0">
-      <w:start w:val="1"/>
-      <w:numFmt w:val="bullet"/>
-      <w:lvlText w:val="–"/>
-      <w:lvlJc w:val="left"/>
-      <w:pPr>
-        <w:tabs>
-          <w:tab w:val="num" w:pos="720"/>
-        </w:tabs>
-        <w:ind w:left="720" w:hanging="360"/>
-      </w:pPr>
-      <w:rPr>
-        <w:rFonts w:ascii="Arial" w:hAnsi="Arial" w:cs="Arial" w:hint="default"/>
-        <w:b w:val="false"/>
-        <w:sz w:val="20"/>
-      </w:rPr>
-    </w:lvl>
-    <w:lvl w:ilvl="1">
-      <w:start w:val="1"/>
-      <w:numFmt w:val="lowerLetter"/>
-      <w:lvlText w:val="%2)"/>
-      <w:lvlJc w:val="left"/>
-      <w:pPr>
-        <w:tabs>
-          <w:tab w:val="num" w:pos="0"/>
-        </w:tabs>
-        <w:ind w:left="1080" w:hanging="360"/>
-      </w:pPr>
-      <w:rPr>
-        <w:rFonts w:ascii="Arial" w:hAnsi="Arial" w:cs="Arial"/>
-      </w:rPr>
-    </w:lvl>
-    <w:lvl w:ilvl="2">
-      <w:start w:val="1"/>
-      <w:numFmt w:val="lowerRoman"/>
-      <w:lvlText w:val="%3."/>
-      <w:lvlJc w:val="left"/>
-      <w:pPr>
-        <w:tabs>
-          <w:tab w:val="num" w:pos="0"/>
-        </w:tabs>
-        <w:ind w:left="1440" w:hanging="360"/>
-      </w:pPr>
-      <w:rPr>
-        <w:rFonts w:ascii="Arial" w:hAnsi="Arial" w:cs="Arial"/>
-      </w:rPr>
-    </w:lvl>
-    <w:lvl w:ilvl="3">
-      <w:start w:val="1"/>
-      <w:numFmt w:val="decimal"/>
-      <w:lvlText w:val="%4."/>
-      <w:lvlJc w:val="left"/>
-      <w:pPr>
-        <w:tabs>
-          <w:tab w:val="num" w:pos="1800"/>
-        </w:tabs>
-        <w:ind w:left="1800" w:hanging="360"/>
-      </w:pPr>
-    </w:lvl>
-    <w:lvl w:ilvl="4">
-      <w:start w:val="1"/>
-      <w:numFmt w:val="decimal"/>
-      <w:lvlText w:val="%5."/>
-      <w:lvlJc w:val="left"/>
-      <w:pPr>
-        <w:tabs>
-          <w:tab w:val="num" w:pos="2160"/>
-        </w:tabs>
-        <w:ind w:left="2160" w:hanging="360"/>
-      </w:pPr>
-    </w:lvl>
-    <w:lvl w:ilvl="5">
-      <w:start w:val="1"/>
-      <w:numFmt w:val="decimal"/>
-      <w:lvlText w:val="%6."/>
-      <w:lvlJc w:val="left"/>
-      <w:pPr>
-        <w:tabs>
-          <w:tab w:val="num" w:pos="2520"/>
-        </w:tabs>
-        <w:ind w:left="2520" w:hanging="360"/>
-      </w:pPr>
-    </w:lvl>
-    <w:lvl w:ilvl="6">
-      <w:start w:val="1"/>
-      <w:numFmt w:val="decimal"/>
-      <w:lvlText w:val="%7."/>
-      <w:lvlJc w:val="left"/>
-      <w:pPr>
-        <w:tabs>
-          <w:tab w:val="num" w:pos="2880"/>
-        </w:tabs>
-        <w:ind w:left="2880" w:hanging="360"/>
-      </w:pPr>
-    </w:lvl>
-    <w:lvl w:ilvl="7">
-      <w:start w:val="1"/>
-      <w:numFmt w:val="decimal"/>
-      <w:lvlText w:val="%8."/>
-      <w:lvlJc w:val="left"/>
-      <w:pPr>
-        <w:tabs>
-          <w:tab w:val="num" w:pos="3240"/>
-        </w:tabs>
-        <w:ind w:left="3240" w:hanging="360"/>
-      </w:pPr>
-    </w:lvl>
-    <w:lvl w:ilvl="8">
-      <w:start w:val="1"/>
-      <w:numFmt w:val="decimal"/>
-      <w:lvlText w:val="%9."/>
-      <w:lvlJc w:val="left"/>
-      <w:pPr>
-        <w:tabs>
-          <w:tab w:val="num" w:pos="3600"/>
-        </w:tabs>
-        <w:ind w:left="3600" w:hanging="360"/>
-      </w:pPr>
-    </w:lvl>
-  </w:abstractNum>
-  <w:abstractNum w:abstractNumId="13">
-    <w:lvl w:ilvl="0">
-      <w:start w:val="1"/>
-      <w:numFmt w:val="decimal"/>
-      <w:lvlText w:val="%1."/>
-      <w:lvlJc w:val="left"/>
-      <w:pPr>
-        <w:tabs>
-          <w:tab w:val="num" w:pos="0"/>
-        </w:tabs>
-        <w:ind w:left="720" w:hanging="360"/>
-      </w:pPr>
-      <w:rPr>
-        <w:rFonts w:ascii="Arial" w:hAnsi="Arial" w:cs="Arial"/>
-      </w:rPr>
-    </w:lvl>
-    <w:lvl w:ilvl="1">
-      <w:start w:val="1"/>
-      <w:numFmt w:val="lowerLetter"/>
-      <w:lvlText w:val="%2)"/>
-      <w:lvlJc w:val="left"/>
-      <w:pPr>
-        <w:tabs>
-          <w:tab w:val="num" w:pos="0"/>
-        </w:tabs>
-        <w:ind w:left="1080" w:hanging="360"/>
-      </w:pPr>
-      <w:rPr>
-        <w:rFonts w:ascii="Arial" w:hAnsi="Arial" w:cs="Arial"/>
-      </w:rPr>
-    </w:lvl>
-    <w:lvl w:ilvl="2">
-      <w:start w:val="1"/>
-      <w:numFmt w:val="lowerRoman"/>
-      <w:lvlText w:val="%3."/>
-      <w:lvlJc w:val="left"/>
-      <w:pPr>
-        <w:tabs>
-          <w:tab w:val="num" w:pos="0"/>
-        </w:tabs>
-        <w:ind w:left="1440" w:hanging="360"/>
-      </w:pPr>
-      <w:rPr>
-        <w:rFonts w:ascii="Arial" w:hAnsi="Arial" w:cs="Arial"/>
-      </w:rPr>
-    </w:lvl>
-    <w:lvl w:ilvl="3">
-      <w:start w:val="1"/>
-      <w:numFmt w:val="decimal"/>
-      <w:lvlText w:val="%4."/>
-      <w:lvlJc w:val="left"/>
-      <w:pPr>
-        <w:tabs>
-          <w:tab w:val="num" w:pos="1800"/>
-        </w:tabs>
-        <w:ind w:left="1800" w:hanging="360"/>
-      </w:pPr>
-    </w:lvl>
-    <w:lvl w:ilvl="4">
-      <w:start w:val="1"/>
-      <w:numFmt w:val="decimal"/>
-      <w:lvlText w:val="%5."/>
-      <w:lvlJc w:val="left"/>
-      <w:pPr>
-        <w:tabs>
-          <w:tab w:val="num" w:pos="2160"/>
-        </w:tabs>
-        <w:ind w:left="2160" w:hanging="360"/>
-      </w:pPr>
-    </w:lvl>
-    <w:lvl w:ilvl="5">
-      <w:start w:val="1"/>
-      <w:numFmt w:val="decimal"/>
-      <w:lvlText w:val="%6."/>
-      <w:lvlJc w:val="left"/>
-      <w:pPr>
-        <w:tabs>
-          <w:tab w:val="num" w:pos="2520"/>
-        </w:tabs>
-        <w:ind w:left="2520" w:hanging="360"/>
-      </w:pPr>
-    </w:lvl>
-    <w:lvl w:ilvl="6">
-      <w:start w:val="1"/>
-      <w:numFmt w:val="decimal"/>
-      <w:lvlText w:val="%7."/>
-      <w:lvlJc w:val="left"/>
-      <w:pPr>
-        <w:tabs>
-          <w:tab w:val="num" w:pos="2880"/>
-        </w:tabs>
-        <w:ind w:left="2880" w:hanging="360"/>
-      </w:pPr>
-    </w:lvl>
-    <w:lvl w:ilvl="7">
-      <w:start w:val="1"/>
-      <w:numFmt w:val="decimal"/>
-      <w:lvlText w:val="%8."/>
-      <w:lvlJc w:val="left"/>
-      <w:pPr>
-        <w:tabs>
-          <w:tab w:val="num" w:pos="3240"/>
-        </w:tabs>
-        <w:ind w:left="3240" w:hanging="360"/>
-      </w:pPr>
-    </w:lvl>
-    <w:lvl w:ilvl="8">
-      <w:start w:val="1"/>
-      <w:numFmt w:val="decimal"/>
-      <w:lvlText w:val="%9."/>
-      <w:lvlJc w:val="left"/>
-      <w:pPr>
-        <w:tabs>
-          <w:tab w:val="num" w:pos="3600"/>
-        </w:tabs>
-        <w:ind w:left="3600" w:hanging="360"/>
-      </w:pPr>
-    </w:lvl>
-  </w:abstractNum>
-  <w:abstractNum w:abstractNumId="14">
-    <w:lvl w:ilvl="0">
-      <w:start w:val="1"/>
-      <w:numFmt w:val="bullet"/>
-      <w:lvlText w:val="–"/>
-      <w:lvlJc w:val="left"/>
-      <w:pPr>
-        <w:tabs>
-          <w:tab w:val="num" w:pos="720"/>
-        </w:tabs>
-        <w:ind w:left="720" w:hanging="360"/>
-      </w:pPr>
-      <w:rPr>
-        <w:rFonts w:ascii="Arial" w:hAnsi="Arial" w:cs="Arial" w:hint="default"/>
-        <w:b w:val="false"/>
-        <w:sz w:val="20"/>
-      </w:rPr>
-    </w:lvl>
-    <w:lvl w:ilvl="1">
-      <w:start w:val="1"/>
-      <w:numFmt w:val="lowerLetter"/>
-      <w:lvlText w:val="%2)"/>
-      <w:lvlJc w:val="left"/>
-      <w:pPr>
-        <w:tabs>
-          <w:tab w:val="num" w:pos="0"/>
-        </w:tabs>
-        <w:ind w:left="1080" w:hanging="360"/>
-      </w:pPr>
-      <w:rPr>
-        <w:rFonts w:ascii="Arial" w:hAnsi="Arial" w:cs="Arial"/>
-      </w:rPr>
-    </w:lvl>
-    <w:lvl w:ilvl="2">
-      <w:start w:val="1"/>
-      <w:numFmt w:val="lowerRoman"/>
-      <w:lvlText w:val="%3."/>
-      <w:lvlJc w:val="left"/>
-      <w:pPr>
-        <w:tabs>
-          <w:tab w:val="num" w:pos="0"/>
-        </w:tabs>
-        <w:ind w:left="1440" w:hanging="360"/>
-      </w:pPr>
-      <w:rPr>
-        <w:rFonts w:ascii="Arial" w:hAnsi="Arial" w:cs="Arial"/>
-      </w:rPr>
-    </w:lvl>
-    <w:lvl w:ilvl="3">
-      <w:start w:val="1"/>
-      <w:numFmt w:val="decimal"/>
-      <w:lvlText w:val="%4."/>
-      <w:lvlJc w:val="left"/>
-      <w:pPr>
-        <w:tabs>
-          <w:tab w:val="num" w:pos="1800"/>
-        </w:tabs>
-        <w:ind w:left="1800" w:hanging="360"/>
-      </w:pPr>
-    </w:lvl>
-    <w:lvl w:ilvl="4">
-      <w:start w:val="1"/>
-      <w:numFmt w:val="decimal"/>
-      <w:lvlText w:val="%5."/>
-      <w:lvlJc w:val="left"/>
-      <w:pPr>
-        <w:tabs>
-          <w:tab w:val="num" w:pos="2160"/>
-        </w:tabs>
-        <w:ind w:left="2160" w:hanging="360"/>
-      </w:pPr>
-    </w:lvl>
-    <w:lvl w:ilvl="5">
-      <w:start w:val="1"/>
-      <w:numFmt w:val="decimal"/>
-      <w:lvlText w:val="%6."/>
-      <w:lvlJc w:val="left"/>
-      <w:pPr>
-        <w:tabs>
-          <w:tab w:val="num" w:pos="2520"/>
-        </w:tabs>
-        <w:ind w:left="2520" w:hanging="360"/>
-      </w:pPr>
-    </w:lvl>
-    <w:lvl w:ilvl="6">
-      <w:start w:val="1"/>
-      <w:numFmt w:val="decimal"/>
-      <w:lvlText w:val="%7."/>
-      <w:lvlJc w:val="left"/>
-      <w:pPr>
-        <w:tabs>
-          <w:tab w:val="num" w:pos="2880"/>
-        </w:tabs>
-        <w:ind w:left="2880" w:hanging="360"/>
-      </w:pPr>
-    </w:lvl>
-    <w:lvl w:ilvl="7">
-      <w:start w:val="1"/>
-      <w:numFmt w:val="decimal"/>
-      <w:lvlText w:val="%8."/>
-      <w:lvlJc w:val="left"/>
-      <w:pPr>
-        <w:tabs>
-          <w:tab w:val="num" w:pos="3240"/>
-        </w:tabs>
-        <w:ind w:left="3240" w:hanging="360"/>
-      </w:pPr>
-    </w:lvl>
-    <w:lvl w:ilvl="8">
-      <w:start w:val="1"/>
-      <w:numFmt w:val="decimal"/>
-      <w:lvlText w:val="%9."/>
-      <w:lvlJc w:val="left"/>
-      <w:pPr>
-        <w:tabs>
-          <w:tab w:val="num" w:pos="3600"/>
-        </w:tabs>
-        <w:ind w:left="3600" w:hanging="360"/>
-      </w:pPr>
-    </w:lvl>
-  </w:abstractNum>
-  <w:abstractNum w:abstractNumId="15">
-    <w:lvl w:ilvl="0">
-      <w:start w:val="1"/>
-      <w:numFmt w:val="bullet"/>
-      <w:lvlText w:val="–"/>
-      <w:lvlJc w:val="left"/>
-      <w:pPr>
-        <w:tabs>
-          <w:tab w:val="num" w:pos="720"/>
-        </w:tabs>
-        <w:ind w:left="720" w:hanging="360"/>
-      </w:pPr>
-      <w:rPr>
-        <w:rFonts w:ascii="Arial" w:hAnsi="Arial" w:cs="Arial" w:hint="default"/>
-        <w:b w:val="false"/>
-        <w:sz w:val="20"/>
-      </w:rPr>
-    </w:lvl>
-    <w:lvl w:ilvl="1">
-      <w:start w:val="1"/>
-      <w:numFmt w:val="lowerLetter"/>
-      <w:lvlText w:val="%2)"/>
-      <w:lvlJc w:val="left"/>
-      <w:pPr>
-        <w:tabs>
-          <w:tab w:val="num" w:pos="0"/>
-        </w:tabs>
-        <w:ind w:left="1080" w:hanging="360"/>
-      </w:pPr>
-      <w:rPr>
-        <w:rFonts w:ascii="Arial" w:hAnsi="Arial" w:cs="Arial"/>
-      </w:rPr>
-    </w:lvl>
-    <w:lvl w:ilvl="2">
-      <w:start w:val="1"/>
-      <w:numFmt w:val="lowerRoman"/>
-      <w:lvlText w:val="%3."/>
-      <w:lvlJc w:val="left"/>
-      <w:pPr>
-        <w:tabs>
-          <w:tab w:val="num" w:pos="0"/>
-        </w:tabs>
-        <w:ind w:left="1440" w:hanging="360"/>
-      </w:pPr>
-      <w:rPr>
-        <w:rFonts w:ascii="Arial" w:hAnsi="Arial" w:cs="Arial"/>
-      </w:rPr>
-    </w:lvl>
-    <w:lvl w:ilvl="3">
-      <w:start w:val="1"/>
-      <w:numFmt w:val="decimal"/>
-      <w:lvlText w:val="%4."/>
-      <w:lvlJc w:val="left"/>
-      <w:pPr>
-        <w:tabs>
-          <w:tab w:val="num" w:pos="1800"/>
-        </w:tabs>
-        <w:ind w:left="1800" w:hanging="360"/>
-      </w:pPr>
-    </w:lvl>
-    <w:lvl w:ilvl="4">
-      <w:start w:val="1"/>
-      <w:numFmt w:val="decimal"/>
-      <w:lvlText w:val="%5."/>
-      <w:lvlJc w:val="left"/>
-      <w:pPr>
-        <w:tabs>
-          <w:tab w:val="num" w:pos="2160"/>
-        </w:tabs>
-        <w:ind w:left="2160" w:hanging="360"/>
-      </w:pPr>
-    </w:lvl>
-    <w:lvl w:ilvl="5">
-      <w:start w:val="1"/>
-      <w:numFmt w:val="decimal"/>
-      <w:lvlText w:val="%6."/>
-      <w:lvlJc w:val="left"/>
-      <w:pPr>
-        <w:tabs>
-          <w:tab w:val="num" w:pos="2520"/>
-        </w:tabs>
-        <w:ind w:left="2520" w:hanging="360"/>
-      </w:pPr>
-    </w:lvl>
-    <w:lvl w:ilvl="6">
-      <w:start w:val="1"/>
-      <w:numFmt w:val="decimal"/>
-      <w:lvlText w:val="%7."/>
-      <w:lvlJc w:val="left"/>
-      <w:pPr>
-        <w:tabs>
-          <w:tab w:val="num" w:pos="2880"/>
-        </w:tabs>
-        <w:ind w:left="2880" w:hanging="360"/>
-      </w:pPr>
-    </w:lvl>
-    <w:lvl w:ilvl="7">
-      <w:start w:val="1"/>
-      <w:numFmt w:val="decimal"/>
-      <w:lvlText w:val="%8."/>
-      <w:lvlJc w:val="left"/>
-      <w:pPr>
-        <w:tabs>
-          <w:tab w:val="num" w:pos="3240"/>
-        </w:tabs>
-        <w:ind w:left="3240" w:hanging="360"/>
-      </w:pPr>
-    </w:lvl>
-    <w:lvl w:ilvl="8">
-      <w:start w:val="1"/>
-      <w:numFmt w:val="decimal"/>
-      <w:lvlText w:val="%9."/>
-      <w:lvlJc w:val="left"/>
-      <w:pPr>
-        <w:tabs>
-          <w:tab w:val="num" w:pos="3600"/>
-        </w:tabs>
-        <w:ind w:left="3600" w:hanging="360"/>
-      </w:pPr>
-    </w:lvl>
-  </w:abstractNum>
-  <w:abstractNum w:abstractNumId="16">
     <w:lvl w:ilvl="0">
       <w:start w:val="1"/>
       <w:numFmt w:val="none"/>
@@ -21655,420 +20321,6 @@
   </w:num>
   <w:num w:numId="5">
     <w:abstractNumId w:val="5"/>
-  </w:num>
-  <w:num w:numId="6">
-    <w:abstractNumId w:val="6"/>
-  </w:num>
-  <w:num w:numId="7">
-    <w:abstractNumId w:val="7"/>
-  </w:num>
-  <w:num w:numId="8">
-    <w:abstractNumId w:val="8"/>
-  </w:num>
-  <w:num w:numId="9">
-    <w:abstractNumId w:val="9"/>
-  </w:num>
-  <w:num w:numId="10">
-    <w:abstractNumId w:val="10"/>
-  </w:num>
-  <w:num w:numId="11">
-    <w:abstractNumId w:val="11"/>
-  </w:num>
-  <w:num w:numId="12">
-    <w:abstractNumId w:val="12"/>
-  </w:num>
-  <w:num w:numId="13">
-    <w:abstractNumId w:val="13"/>
-  </w:num>
-  <w:num w:numId="14">
-    <w:abstractNumId w:val="14"/>
-  </w:num>
-  <w:num w:numId="15">
-    <w:abstractNumId w:val="15"/>
-  </w:num>
-  <w:num w:numId="16">
-    <w:abstractNumId w:val="16"/>
-  </w:num>
-  <w:num w:numId="17">
-    <w:abstractNumId w:val="4"/>
-    <w:lvlOverride w:ilvl="0">
-      <w:startOverride w:val="1"/>
-    </w:lvlOverride>
-  </w:num>
-  <w:num w:numId="18">
-    <w:abstractNumId w:val="4"/>
-    <w:lvlOverride w:ilvl="0">
-      <w:startOverride w:val="1"/>
-    </w:lvlOverride>
-  </w:num>
-  <w:num w:numId="19">
-    <w:abstractNumId w:val="4"/>
-    <w:lvlOverride w:ilvl="0">
-      <w:startOverride w:val="1"/>
-    </w:lvlOverride>
-  </w:num>
-  <w:num w:numId="20">
-    <w:abstractNumId w:val="7"/>
-    <w:lvlOverride w:ilvl="0">
-      <w:startOverride w:val="1"/>
-    </w:lvlOverride>
-  </w:num>
-  <w:num w:numId="21">
-    <w:abstractNumId w:val="4"/>
-    <w:lvlOverride w:ilvl="0">
-      <w:startOverride w:val="1"/>
-    </w:lvlOverride>
-  </w:num>
-  <w:num w:numId="22">
-    <w:abstractNumId w:val="4"/>
-    <w:lvlOverride w:ilvl="0">
-      <w:startOverride w:val="1"/>
-    </w:lvlOverride>
-  </w:num>
-  <w:num w:numId="23">
-    <w:abstractNumId w:val="4"/>
-    <w:lvlOverride w:ilvl="0">
-      <w:startOverride w:val="1"/>
-    </w:lvlOverride>
-  </w:num>
-  <w:num w:numId="24">
-    <w:abstractNumId w:val="4"/>
-    <w:lvlOverride w:ilvl="0">
-      <w:startOverride w:val="1"/>
-    </w:lvlOverride>
-  </w:num>
-  <w:num w:numId="25">
-    <w:abstractNumId w:val="13"/>
-    <w:lvlOverride w:ilvl="0">
-      <w:startOverride w:val="1"/>
-      <w:lvl w:ilvl="0">
-        <w:start w:val="1"/>
-        <w:numFmt w:val="bullet"/>
-        <w:lvlText w:val="–"/>
-        <w:lvlJc w:val="left"/>
-        <w:pPr>
-          <w:tabs>
-            <w:tab w:val="num" w:pos="720"/>
-          </w:tabs>
-          <w:ind w:left="720" w:hanging="360"/>
-        </w:pPr>
-        <w:rPr>
-          <w:rFonts w:ascii="Arial" w:hAnsi="Arial" w:cs="Arial" w:hint="default"/>
-          <w:b w:val="false"/>
-          <w:sz w:val="20"/>
-        </w:rPr>
-      </w:lvl>
-    </w:lvlOverride>
-  </w:num>
-  <w:num w:numId="26">
-    <w:abstractNumId w:val="13"/>
-    <w:lvlOverride w:ilvl="0">
-      <w:lvl w:ilvl="0">
-        <w:start w:val="1"/>
-        <w:numFmt w:val="bullet"/>
-        <w:lvlText w:val="–"/>
-        <w:lvlJc w:val="left"/>
-        <w:pPr>
-          <w:tabs>
-            <w:tab w:val="num" w:pos="720"/>
-          </w:tabs>
-          <w:ind w:left="720" w:hanging="360"/>
-        </w:pPr>
-        <w:rPr>
-          <w:rFonts w:ascii="Arial" w:hAnsi="Arial" w:cs="Arial" w:hint="default"/>
-          <w:b w:val="false"/>
-          <w:sz w:val="20"/>
-        </w:rPr>
-      </w:lvl>
-    </w:lvlOverride>
-  </w:num>
-  <w:num w:numId="27">
-    <w:abstractNumId w:val="13"/>
-    <w:lvlOverride w:ilvl="0">
-      <w:lvl w:ilvl="0">
-        <w:start w:val="1"/>
-        <w:numFmt w:val="bullet"/>
-        <w:lvlText w:val="–"/>
-        <w:lvlJc w:val="left"/>
-        <w:pPr>
-          <w:tabs>
-            <w:tab w:val="num" w:pos="720"/>
-          </w:tabs>
-          <w:ind w:left="720" w:hanging="360"/>
-        </w:pPr>
-        <w:rPr>
-          <w:rFonts w:ascii="Arial" w:hAnsi="Arial" w:cs="Arial" w:hint="default"/>
-          <w:b w:val="false"/>
-          <w:sz w:val="20"/>
-        </w:rPr>
-      </w:lvl>
-    </w:lvlOverride>
-  </w:num>
-  <w:num w:numId="28">
-    <w:abstractNumId w:val="13"/>
-    <w:lvlOverride w:ilvl="0">
-      <w:lvl w:ilvl="0">
-        <w:start w:val="1"/>
-        <w:numFmt w:val="bullet"/>
-        <w:lvlText w:val="–"/>
-        <w:lvlJc w:val="left"/>
-        <w:pPr>
-          <w:tabs>
-            <w:tab w:val="num" w:pos="720"/>
-          </w:tabs>
-          <w:ind w:left="720" w:hanging="360"/>
-        </w:pPr>
-        <w:rPr>
-          <w:rFonts w:ascii="Arial" w:hAnsi="Arial" w:cs="Arial" w:hint="default"/>
-          <w:b w:val="false"/>
-          <w:sz w:val="20"/>
-        </w:rPr>
-      </w:lvl>
-    </w:lvlOverride>
-  </w:num>
-  <w:num w:numId="29">
-    <w:abstractNumId w:val="13"/>
-    <w:lvlOverride w:ilvl="0">
-      <w:lvl w:ilvl="0">
-        <w:start w:val="1"/>
-        <w:numFmt w:val="bullet"/>
-        <w:lvlText w:val="–"/>
-        <w:lvlJc w:val="left"/>
-        <w:pPr>
-          <w:tabs>
-            <w:tab w:val="num" w:pos="720"/>
-          </w:tabs>
-          <w:ind w:left="720" w:hanging="360"/>
-        </w:pPr>
-        <w:rPr>
-          <w:rFonts w:ascii="Arial" w:hAnsi="Arial" w:cs="Arial" w:hint="default"/>
-          <w:b w:val="false"/>
-          <w:sz w:val="20"/>
-        </w:rPr>
-      </w:lvl>
-    </w:lvlOverride>
-  </w:num>
-  <w:num w:numId="30">
-    <w:abstractNumId w:val="13"/>
-    <w:lvlOverride w:ilvl="0">
-      <w:startOverride w:val="1"/>
-      <w:lvl w:ilvl="0">
-        <w:start w:val="1"/>
-        <w:numFmt w:val="bullet"/>
-        <w:lvlText w:val="–"/>
-        <w:lvlJc w:val="left"/>
-        <w:pPr>
-          <w:tabs>
-            <w:tab w:val="num" w:pos="720"/>
-          </w:tabs>
-          <w:ind w:left="720" w:hanging="360"/>
-        </w:pPr>
-        <w:rPr>
-          <w:rFonts w:ascii="Arial" w:hAnsi="Arial" w:cs="Arial" w:hint="default"/>
-          <w:b w:val="false"/>
-          <w:sz w:val="20"/>
-        </w:rPr>
-      </w:lvl>
-    </w:lvlOverride>
-  </w:num>
-  <w:num w:numId="31">
-    <w:abstractNumId w:val="13"/>
-    <w:lvlOverride w:ilvl="0">
-      <w:lvl w:ilvl="0">
-        <w:start w:val="1"/>
-        <w:numFmt w:val="bullet"/>
-        <w:lvlText w:val="–"/>
-        <w:lvlJc w:val="left"/>
-        <w:pPr>
-          <w:tabs>
-            <w:tab w:val="num" w:pos="720"/>
-          </w:tabs>
-          <w:ind w:left="720" w:hanging="360"/>
-        </w:pPr>
-        <w:rPr>
-          <w:rFonts w:ascii="Arial" w:hAnsi="Arial" w:cs="Arial" w:hint="default"/>
-          <w:b w:val="false"/>
-          <w:sz w:val="20"/>
-        </w:rPr>
-      </w:lvl>
-    </w:lvlOverride>
-  </w:num>
-  <w:num w:numId="32">
-    <w:abstractNumId w:val="13"/>
-    <w:lvlOverride w:ilvl="0">
-      <w:lvl w:ilvl="0">
-        <w:start w:val="1"/>
-        <w:numFmt w:val="bullet"/>
-        <w:lvlText w:val="–"/>
-        <w:lvlJc w:val="left"/>
-        <w:pPr>
-          <w:tabs>
-            <w:tab w:val="num" w:pos="720"/>
-          </w:tabs>
-          <w:ind w:left="720" w:hanging="360"/>
-        </w:pPr>
-        <w:rPr>
-          <w:rFonts w:ascii="Arial" w:hAnsi="Arial" w:cs="Arial" w:hint="default"/>
-          <w:b w:val="false"/>
-          <w:sz w:val="20"/>
-        </w:rPr>
-      </w:lvl>
-    </w:lvlOverride>
-  </w:num>
-  <w:num w:numId="33">
-    <w:abstractNumId w:val="13"/>
-    <w:lvlOverride w:ilvl="0">
-      <w:lvl w:ilvl="0">
-        <w:start w:val="1"/>
-        <w:numFmt w:val="bullet"/>
-        <w:lvlText w:val="–"/>
-        <w:lvlJc w:val="left"/>
-        <w:pPr>
-          <w:tabs>
-            <w:tab w:val="num" w:pos="720"/>
-          </w:tabs>
-          <w:ind w:left="720" w:hanging="360"/>
-        </w:pPr>
-        <w:rPr>
-          <w:rFonts w:ascii="Arial" w:hAnsi="Arial" w:cs="Arial" w:hint="default"/>
-          <w:b w:val="false"/>
-          <w:sz w:val="20"/>
-        </w:rPr>
-      </w:lvl>
-    </w:lvlOverride>
-  </w:num>
-  <w:num w:numId="34">
-    <w:abstractNumId w:val="13"/>
-    <w:lvlOverride w:ilvl="0">
-      <w:lvl w:ilvl="0">
-        <w:start w:val="1"/>
-        <w:numFmt w:val="bullet"/>
-        <w:lvlText w:val="–"/>
-        <w:lvlJc w:val="left"/>
-        <w:pPr>
-          <w:tabs>
-            <w:tab w:val="num" w:pos="720"/>
-          </w:tabs>
-          <w:ind w:left="720" w:hanging="360"/>
-        </w:pPr>
-        <w:rPr>
-          <w:rFonts w:ascii="Arial" w:hAnsi="Arial" w:cs="Arial" w:hint="default"/>
-          <w:b w:val="false"/>
-          <w:sz w:val="20"/>
-        </w:rPr>
-      </w:lvl>
-    </w:lvlOverride>
-  </w:num>
-  <w:num w:numId="35">
-    <w:abstractNumId w:val="13"/>
-    <w:lvlOverride w:ilvl="0">
-      <w:startOverride w:val="1"/>
-      <w:lvl w:ilvl="0">
-        <w:start w:val="1"/>
-        <w:numFmt w:val="bullet"/>
-        <w:lvlText w:val="–"/>
-        <w:lvlJc w:val="left"/>
-        <w:pPr>
-          <w:tabs>
-            <w:tab w:val="num" w:pos="720"/>
-          </w:tabs>
-          <w:ind w:left="720" w:hanging="360"/>
-        </w:pPr>
-        <w:rPr>
-          <w:rFonts w:ascii="Arial" w:hAnsi="Arial" w:cs="Arial" w:hint="default"/>
-          <w:b w:val="false"/>
-          <w:sz w:val="20"/>
-        </w:rPr>
-      </w:lvl>
-    </w:lvlOverride>
-  </w:num>
-  <w:num w:numId="36">
-    <w:abstractNumId w:val="13"/>
-    <w:lvlOverride w:ilvl="0">
-      <w:lvl w:ilvl="0">
-        <w:start w:val="1"/>
-        <w:numFmt w:val="bullet"/>
-        <w:lvlText w:val="–"/>
-        <w:lvlJc w:val="left"/>
-        <w:pPr>
-          <w:tabs>
-            <w:tab w:val="num" w:pos="720"/>
-          </w:tabs>
-          <w:ind w:left="720" w:hanging="360"/>
-        </w:pPr>
-        <w:rPr>
-          <w:rFonts w:ascii="Arial" w:hAnsi="Arial" w:cs="Arial" w:hint="default"/>
-          <w:b w:val="false"/>
-          <w:sz w:val="20"/>
-        </w:rPr>
-      </w:lvl>
-    </w:lvlOverride>
-  </w:num>
-  <w:num w:numId="37">
-    <w:abstractNumId w:val="13"/>
-    <w:lvlOverride w:ilvl="0">
-      <w:lvl w:ilvl="0">
-        <w:start w:val="1"/>
-        <w:numFmt w:val="bullet"/>
-        <w:lvlText w:val="–"/>
-        <w:lvlJc w:val="left"/>
-        <w:pPr>
-          <w:tabs>
-            <w:tab w:val="num" w:pos="720"/>
-          </w:tabs>
-          <w:ind w:left="720" w:hanging="360"/>
-        </w:pPr>
-        <w:rPr>
-          <w:rFonts w:ascii="Arial" w:hAnsi="Arial" w:cs="Arial" w:hint="default"/>
-          <w:b w:val="false"/>
-          <w:sz w:val="20"/>
-        </w:rPr>
-      </w:lvl>
-    </w:lvlOverride>
-  </w:num>
-  <w:num w:numId="38">
-    <w:abstractNumId w:val="13"/>
-    <w:lvlOverride w:ilvl="0">
-      <w:lvl w:ilvl="0">
-        <w:start w:val="1"/>
-        <w:numFmt w:val="bullet"/>
-        <w:lvlText w:val="–"/>
-        <w:lvlJc w:val="left"/>
-        <w:pPr>
-          <w:tabs>
-            <w:tab w:val="num" w:pos="720"/>
-          </w:tabs>
-          <w:ind w:left="720" w:hanging="360"/>
-        </w:pPr>
-        <w:rPr>
-          <w:rFonts w:ascii="Arial" w:hAnsi="Arial" w:cs="Arial" w:hint="default"/>
-          <w:b w:val="false"/>
-          <w:sz w:val="20"/>
-        </w:rPr>
-      </w:lvl>
-    </w:lvlOverride>
-  </w:num>
-  <w:num w:numId="39">
-    <w:abstractNumId w:val="13"/>
-    <w:lvlOverride w:ilvl="0">
-      <w:lvl w:ilvl="0">
-        <w:start w:val="1"/>
-        <w:numFmt w:val="bullet"/>
-        <w:lvlText w:val="–"/>
-        <w:lvlJc w:val="left"/>
-        <w:pPr>
-          <w:tabs>
-            <w:tab w:val="num" w:pos="720"/>
-          </w:tabs>
-          <w:ind w:left="720" w:hanging="360"/>
-        </w:pPr>
-        <w:rPr>
-          <w:rFonts w:ascii="Arial" w:hAnsi="Arial" w:cs="Arial" w:hint="default"/>
-          <w:b w:val="false"/>
-          <w:sz w:val="20"/>
-        </w:rPr>
-      </w:lvl>
-    </w:lvlOverride>
   </w:num>
 </w:numbering>
 </file>
@@ -22835,6 +21087,9 @@
   <w:style w:type="numbering" w:styleId="Articles">
     <w:name w:val="Articles"/>
   </w:style>
+  <w:style w:type="numbering" w:styleId="Dashes">
+    <w:name w:val="Dashes"/>
+  </w:style>
 </w:styles>
 </file>
 

--- a/packages/document-engine/templates/fire/1.7_fire_decision_instructions.docx
+++ b/packages/document-engine/templates/fire/1.7_fire_decision_instructions.docx
@@ -105,55 +105,55 @@
           <w:szCs w:val="20"/>
           <w:lang w:val="ro-RO"/>
         </w:rPr>
-        <w:t>În baza prevederilor Legii 307/2006 – Art. 19 alin. (1) lit. g) și Art. 22 și ale OMAI 163/2007 – Art. 17 lit. b), Art. 23 lit. c) și Art. 33 – 35, {{client.representativeName}}, în calitate de {{client.representativeRole}} în cadrul</w:t>
-      </w:r>
-      <w:r>
-        <w:rPr>
-          <w:rFonts w:eastAsia="Arial" w:cs="Arial" w:ascii="Arial" w:hAnsi="Arial"/>
-          <w:color w:val="auto"/>
-          <w:spacing w:val="0"/>
-          <w:w w:val="100"/>
-          <w:sz w:val="20"/>
-          <w:szCs w:val="20"/>
-          <w:lang w:val="ro-RO"/>
-        </w:rPr>
-        <w:t xml:space="preserve"> {{client.legalName}}, î</w:t>
-      </w:r>
-      <w:r>
-        <w:rPr>
-          <w:rFonts w:eastAsia="Arial" w:cs="Arial" w:ascii="Arial" w:hAnsi="Arial"/>
-          <w:color w:val="auto"/>
-          <w:spacing w:val="0"/>
-          <w:w w:val="100"/>
-          <w:sz w:val="20"/>
-          <w:szCs w:val="20"/>
-          <w:lang w:val="ro-RO"/>
-        </w:rPr>
-        <w:t>ncepând cu data</w:t>
-      </w:r>
-      <w:r>
-        <w:rPr>
-          <w:rFonts w:eastAsia="Arial" w:cs="Arial" w:ascii="Arial" w:hAnsi="Arial"/>
-          <w:color w:val="auto"/>
-          <w:spacing w:val="0"/>
-          <w:w w:val="100"/>
-          <w:sz w:val="20"/>
-          <w:szCs w:val="20"/>
-          <w:lang w:val="ro-RO"/>
-        </w:rPr>
-        <w:t xml:space="preserve"> de {{issueDa</w:t>
-      </w:r>
-      <w:r>
-        <w:rPr>
-          <w:rFonts w:eastAsia="Arial" w:cs="Arial" w:ascii="Arial" w:hAnsi="Arial"/>
-          <w:color w:val="auto"/>
-          <w:spacing w:val="0"/>
-          <w:w w:val="100"/>
-          <w:sz w:val="20"/>
-          <w:szCs w:val="20"/>
-          <w:lang w:val="ro-RO"/>
-        </w:rPr>
-        <w:t>te}},</w:t>
+        <w:t>În baza prevederilor Legii 307/2006 – art. 19 alin. (1) lit. g) și art. 22 și ale OMAI 163/2007 – art. 17 lit. b), art. 23 lit. c) și art. 33–35, {{client.representativeName}}, în calitate de {{fire.representativeRoleRunOn}} în cadru</w:t>
+      </w:r>
+      <w:r>
+        <w:rPr>
+          <w:rFonts w:eastAsia="Arial" w:cs="Arial" w:ascii="Arial" w:hAnsi="Arial"/>
+          <w:color w:val="auto"/>
+          <w:spacing w:val="0"/>
+          <w:w w:val="100"/>
+          <w:sz w:val="20"/>
+          <w:szCs w:val="20"/>
+          <w:lang w:val="ro-RO"/>
+        </w:rPr>
+        <w:t xml:space="preserve">l {{client.legalName}}, </w:t>
+      </w:r>
+      <w:r>
+        <w:rPr>
+          <w:rFonts w:eastAsia="Arial" w:cs="Arial" w:ascii="Arial" w:hAnsi="Arial"/>
+          <w:color w:val="auto"/>
+          <w:spacing w:val="0"/>
+          <w:w w:val="100"/>
+          <w:sz w:val="20"/>
+          <w:szCs w:val="20"/>
+          <w:lang w:val="ro-RO"/>
+        </w:rPr>
+        <w:t>începând cu dat</w:t>
+      </w:r>
+      <w:r>
+        <w:rPr>
+          <w:rFonts w:eastAsia="Arial" w:cs="Arial" w:ascii="Arial" w:hAnsi="Arial"/>
+          <w:color w:val="auto"/>
+          <w:spacing w:val="0"/>
+          <w:w w:val="100"/>
+          <w:sz w:val="20"/>
+          <w:szCs w:val="20"/>
+          <w:lang w:val="ro-RO"/>
+        </w:rPr>
+        <w:t>a de {{issueD</w:t>
+      </w:r>
+      <w:r>
+        <w:rPr>
+          <w:rFonts w:eastAsia="Arial" w:cs="Arial" w:ascii="Arial" w:hAnsi="Arial"/>
+          <w:color w:val="auto"/>
+          <w:spacing w:val="0"/>
+          <w:w w:val="100"/>
+          <w:sz w:val="20"/>
+          <w:szCs w:val="20"/>
+          <w:lang w:val="ro-RO"/>
+        </w:rPr>
+        <w:t>ate}},</w:t>
       </w:r>
     </w:p>
     <w:p>
@@ -397,7 +397,7 @@
           <w:lang w:val="ro-RO"/>
         </w:rPr>
         <w:tab/>
-        <w:t>{{name}} ({{activity}});</w:t>
+        <w:t>{{name}} ({{activityRunOn}});</w:t>
       </w:r>
     </w:p>
     <w:p>
@@ -927,7 +927,7 @@
           <w:lang w:val="ro-RO"/>
         </w:rPr>
         <w:tab/>
-        <w:t>{{name}}, având funcția de {{jobTitle}}, pentru {{#workplaceName}}locul de muncă {{workplaceName}}{{/workplaceName}}{{^workplaceName}}toate locurile de muncă{{/workplaceName}};</w:t>
+        <w:t>{{name}}, având funcția de {{jobTitleRunOn}}, pentru {{#workplaceName}}locul de muncă {{workplaceName}}{{/workplaceName}}{{^workplaceName}}fiecare loc de muncă{{/workplaceName}};</w:t>
       </w:r>
     </w:p>
     <w:p>
@@ -1007,7 +1007,7 @@
           <w:szCs w:val="20"/>
           <w:lang w:val="ro-RO"/>
         </w:rPr>
-        <w:t>Instrucțiunile de apărare împotriva incendiilor se verifică de {{fireSafetyTechnician.name}}, cadru tehnic cu atribuții în domeniul apărării împotriva incendiilor, reprezentant al {{provider.legalName}}, și se aprobă de {{client.representativeName}}, în calitate de {{client.representativeRole}}.</w:t>
+        <w:t>Instrucțiunile de apărare împotriva incendiilor se verifică de {{fireSafetyTechnician.name}}, cadru tehnic cu atribuții în domeniul apărării împotriva incendiilor, reprezentant al {{provider.legalName}}, și se aprobă de {{client.representativeName}}, în calitate de {{fire.representativeRoleRunOn}}.</w:t>
       </w:r>
     </w:p>
     <w:p>
@@ -1287,7 +1287,7 @@
           <w:szCs w:val="20"/>
           <w:lang w:val="ro-RO"/>
         </w:rPr>
-        <w:t>(Preluare din Legea 307/2006 – Art. 22) Fiecare salariat are, la locul de muncă, următoarele obligații principale:</w:t>
+        <w:t>(Preluare din Legea 307/2006 – art. 22) Fiecare salariat are, la locul de muncă, următoarele obligații principale:</w:t>
       </w:r>
     </w:p>
     <w:p>
@@ -1752,7 +1752,7 @@
           <w:szCs w:val="20"/>
           <w:lang w:val="ro-RO"/>
         </w:rPr>
-        <w:t>Pe baza prezentei decizii, fiecare șef al locului de muncă nominalizat în prezenta decizie are obligația ca, în decurs de 30 de zile de la comunicare, să supună verificării cadrului tehnic cu atribuții de apărare împotriva incendiilor instrucțiunile de apărare împotriva incendiilor și sarcinile ce revin personalului la locul de muncă pe care îl conduce, din anexa prezentei decizii.</w:t>
+        <w:t>Fiecare șef de loc de muncă nominalizat în prezenta decizie are obligația ca, în termen de 30 de zile de la comunicare, să supună verificării cadrului tehnic cu atribuții de apărare împotriva incendiilor instrucțiunile de apărare împotriva incendiilor și sarcinile ce revin personalului de la locul de muncă pe care îl conduce, cuprinse în anexa la prezenta decizie.</w:t>
       </w:r>
     </w:p>
     <w:p>
@@ -1882,7 +1882,7 @@
           <w:szCs w:val="20"/>
           <w:lang w:val="ro-RO"/>
         </w:rPr>
-        <w:t>PROCES VERBAL DE LUARE LA CUNOȘTINȚĂ</w:t>
+        <w:t>PROCES-VERBAL DE LUARE DE CUNOȘTINȚĂ</w:t>
       </w:r>
     </w:p>
     <w:p>
@@ -1963,19 +1963,19 @@
           <w:szCs w:val="20"/>
           <w:lang w:val="ro-RO"/>
         </w:rPr>
-        <w:t>, nr. {{fire.dec</w:t>
-      </w:r>
-      <w:r>
-        <w:rPr>
-          <w:rFonts w:eastAsia="Arial" w:cs="Arial" w:ascii="Arial" w:hAnsi="Arial"/>
-          <w:color w:val="auto"/>
-          <w:spacing w:val="0"/>
-          <w:w w:val="100"/>
-          <w:sz w:val="20"/>
-          <w:szCs w:val="20"/>
-          <w:lang w:val="ro-RO"/>
-        </w:rPr>
-        <w:t>isionNumbers.instructions}} din {{issueDate}}.</w:t>
+        <w:t xml:space="preserve"> nr. {{fire.deci</w:t>
+      </w:r>
+      <w:r>
+        <w:rPr>
+          <w:rFonts w:eastAsia="Arial" w:cs="Arial" w:ascii="Arial" w:hAnsi="Arial"/>
+          <w:color w:val="auto"/>
+          <w:spacing w:val="0"/>
+          <w:w w:val="100"/>
+          <w:sz w:val="20"/>
+          <w:szCs w:val="20"/>
+          <w:lang w:val="ro-RO"/>
+        </w:rPr>
+        <w:t>sionNumbers.instructions}} din {{issueDate}}.</w:t>
       </w:r>
     </w:p>
     <w:tbl>
@@ -2040,7 +2040,7 @@
                 <w:szCs w:val="20"/>
                 <w:lang w:val="ro-RO"/>
               </w:rPr>
-              <w:t>Nr. Crt.</w:t>
+              <w:t>Nr. crt.</w:t>
             </w:r>
           </w:p>
         </w:tc>
@@ -2947,7 +2947,7 @@
           <w:szCs w:val="20"/>
           <w:lang w:val="ro-RO"/>
         </w:rPr>
-        <w:t>Locul de muncă: {{name}}, {{activity}}</w:t>
+        <w:t>Locul de muncă: {{name}} ({{activityRunOn}})</w:t>
       </w:r>
     </w:p>
     <w:p>
@@ -3040,7 +3040,7 @@
           <w:szCs w:val="20"/>
           <w:lang w:val="ro-RO"/>
         </w:rPr>
-        <w:t>(Preluare din Legea 307/2006 – Art. 19 alin. (1)) Administratorul sau conducătorul instituției, după caz, are următoarele obligații principale:</w:t>
+        <w:t>(Preluare din Legea 307/2006 – art. 19 alin. (1)) Administratorul sau conducătorul instituției, după caz, are următoarele obligații principale:</w:t>
       </w:r>
     </w:p>
     <w:p>
@@ -5273,7 +5273,7 @@
           <w:szCs w:val="20"/>
           <w:lang w:val="ro-RO"/>
         </w:rPr>
-        <w:t>Pentru îndeplinirea atribuțiilor, conform OMAI 163/2007 – Art. 6, administratorul stabilește persoane sau încheie contracte de prestări servicii cu persoane fizice sau juridice atestate conform legii.</w:t>
+        <w:t>Pentru îndeplinirea atribuțiilor, conform OMAI 163/2007 – art. 6, administratorul desemnează persoane sau încheie contracte de prestări servicii cu persoane fizice sau juridice atestate conform legii.</w:t>
       </w:r>
     </w:p>
     <w:p>
@@ -6352,7 +6352,7 @@
           <w:lang w:val="ro-RO"/>
         </w:rPr>
         <w:tab/>
-        <w:t>ce execută fiecare angajat în caz de alarmă;</w:t>
+        <w:t>stabilirea sarcinilor fiecărui angajat în caz de alarmă;</w:t>
       </w:r>
     </w:p>
     <w:p>
@@ -7463,7 +7463,7 @@
           <w:lang w:val="ro-RO"/>
         </w:rPr>
         <w:tab/>
-        <w:t>menținerea deblocată a căilor de acces ale autospecialelor;</w:t>
+        <w:t>menținerea în stare deblocată a căilor de acces ale autospecialelor;</w:t>
       </w:r>
     </w:p>
     <w:p>
@@ -7510,7 +7510,7 @@
           <w:lang w:val="ro-RO"/>
         </w:rPr>
         <w:tab/>
-        <w:t>menținerea deblocată a accesului la instalațiile și mijloacele de stingere și intervenție;</w:t>
+        <w:t>menținerea în stare deblocată a accesului la instalațiile și mijloacele de stingere și intervenție;</w:t>
       </w:r>
     </w:p>
     <w:p>
@@ -7557,7 +7557,7 @@
           <w:lang w:val="ro-RO"/>
         </w:rPr>
         <w:tab/>
-        <w:t>anunțarea, cu 30 de zile înaintea datei de expirare, a mijloacelor de primă intervenție;</w:t>
+        <w:t>anunțarea expirării termenului de valabilitate a mijloacelor de primă intervenție, cu 30 de zile înainte;</w:t>
       </w:r>
     </w:p>
     <w:p>
@@ -8981,7 +8981,7 @@
           <w:szCs w:val="20"/>
           <w:lang w:val="ro-RO"/>
         </w:rPr>
-        <w:t>(Preluare din Legea 307/2006 – Art. 21) Utilizatorul are următoarele obligații principale:</w:t>
+        <w:t>(Preluare din Legea 307/2006 – art. 21) Utilizatorul are următoarele obligații principale:</w:t>
       </w:r>
     </w:p>
     <w:p>
@@ -9231,7 +9231,7 @@
           <w:szCs w:val="20"/>
           <w:lang w:val="ro-RO"/>
         </w:rPr>
-        <w:t>(Preluare din Legea 307/2006 – Art. 22) Fiecare salariat are, la locul de muncă, următoarele obligații principale:</w:t>
+        <w:t>(Preluare din Legea 307/2006 – art. 22) Fiecare salariat are, la locul de muncă, următoarele obligații principale:</w:t>
       </w:r>
     </w:p>
     <w:p>
@@ -9871,7 +9871,7 @@
                 <w:szCs w:val="20"/>
                 <w:lang w:val="ro-RO"/>
               </w:rPr>
-              <w:t>2. Evacuarea în siguranță</w:t>
+              <w:t>2. Evacuați-vă în siguranță</w:t>
             </w:r>
           </w:p>
         </w:tc>
@@ -10115,7 +10115,7 @@
           <w:szCs w:val="20"/>
           <w:lang w:val="ro-RO"/>
         </w:rPr>
-        <w:t>Informarea pompierilor: pompierii sunt întâmpinați de administrator (reprezentantul acestuia), care îi informează cu privire la:</w:t>
+        <w:t>Informarea pompierilor: pompierii sunt întâmpinați de administrator (sau de reprezentantul acestuia), care îi informează cu privire la:</w:t>
       </w:r>
     </w:p>
     <w:p>
@@ -11773,7 +11773,7 @@
           <w:lang w:val="ro-RO"/>
         </w:rPr>
         <w:tab/>
-        <w:t>unde sunt amplasate stingătoarele (locația exactă de amplasare);</w:t>
+        <w:t>unde sunt amplasate stingătoarele (locul exact);</w:t>
       </w:r>
     </w:p>
     <w:p>
@@ -11882,7 +11882,7 @@
           <w:szCs w:val="20"/>
           <w:lang w:val="ro-RO"/>
         </w:rPr>
-        <w:t>Conform OMAI 163/2007 – Art. 33 alin. (2) lit. d), riscul de incendiu la locul de muncă este determinat de:</w:t>
+        <w:t>Conform OMAI 163/2007 – art. 33 alin. (2) lit. d), riscul de incendiu la locul de muncă este determinat de:</w:t>
       </w:r>
     </w:p>
     <w:p>
@@ -11929,7 +11929,7 @@
           <w:lang w:val="ro-RO"/>
         </w:rPr>
         <w:tab/>
-        <w:t>materialele combustibile și inflamabile – {{combustibleMaterials}}</w:t>
+        <w:t>materialele combustibile și inflamabile – {{combustibleMaterials}};</w:t>
       </w:r>
     </w:p>
     <w:p>
@@ -11976,7 +11976,7 @@
           <w:lang w:val="ro-RO"/>
         </w:rPr>
         <w:tab/>
-        <w:t>sursele de aprindere posibile – {{ignitionSources}}</w:t>
+        <w:t>sursele de aprindere posibile – {{ignitionSources}};</w:t>
       </w:r>
     </w:p>
     <w:p>
@@ -12023,7 +12023,7 @@
           <w:lang w:val="ro-RO"/>
         </w:rPr>
         <w:tab/>
-        <w:t>echipamentele și mijloacele de lucru – {{fireRiskEquipment}}</w:t>
+        <w:t>echipamentele și mijloacele de lucru – {{fireRiskEquipment}}.</w:t>
       </w:r>
     </w:p>
     <w:p>
@@ -12085,7 +12085,7 @@
           <w:szCs w:val="20"/>
           <w:lang w:val="ro-RO"/>
         </w:rPr>
-        <w:t>Măsuri specifice locului de muncă: {{specificMeasures}}</w:t>
+        <w:t>Măsuri specifice locului de muncă: {{specificMeasuresRunOn}}</w:t>
       </w:r>
     </w:p>
     <w:p>
@@ -12225,7 +12225,7 @@
           <w:lang w:val="ro-RO"/>
         </w:rPr>
         <w:tab/>
-        <w:t>fără să aibă protecțiile, izolările sau separațiile necesare, precum și legarea la pământ și la nulul de protecție;</w:t>
+        <w:t>fără să aibă protecțiile, izolările sau separațiile necesare, precum și legătura la pământ și la nulul de protecție;</w:t>
       </w:r>
     </w:p>
     <w:p>
@@ -14143,7 +14143,7 @@
           <w:szCs w:val="20"/>
           <w:lang w:val="ro-RO"/>
         </w:rPr>
-        <w:t>Pe timpul transportului, manipulării și depozitării produselor sau substanțelor combustibile, se va ține seama de proprietățile fizico-chimice și de compatibilitatea acestora cu substanțele de stingere, astfel încât la contactul dintre ele să nu se producă ori să se propage incendiul.</w:t>
+        <w:t>Pe timpul transportului, manipulării și depozitării produselor sau substanțelor combustibile, se va ține seama de proprietățile fizico-chimice și de compatibilitatea acestora cu substanțele de stingere, astfel încât la contactul dintre ele să nu se producă ori să nu se propage incendiul.</w:t>
       </w:r>
     </w:p>
     <w:p>
@@ -14299,7 +14299,7 @@
           <w:lang w:val="ro-RO"/>
         </w:rPr>
         <w:tab/>
-        <w:t>în inventarul autovehiculului trebuie să se găsească stingătorul, iar în cazul autovehiculelor care transportă încărcături ușor inflamabile sau periculoase, câte două stingătoare, precum și ladă sau sac cu nisip, o pătură groasă și o lopată pentru împrăștierea nisipului;</w:t>
+        <w:t>în inventarul autovehiculului trebuie să se găsească stingătorul, iar în cazul autovehiculelor care transportă încărcături ușor inflamabile sau periculoase, câte două stingătoare, precum și o ladă sau un sac cu nisip, o pătură groasă și o lopată pentru împrăștierea nisipului;</w:t>
       </w:r>
     </w:p>
     <w:p>
@@ -14393,7 +14393,7 @@
           <w:lang w:val="ro-RO"/>
         </w:rPr>
         <w:tab/>
-        <w:t>se interzice folosirea flăcării deschise sau a altor surse de foc pentru pornirea motorului, iluminarea la remedierea sau alimentarea cu combustibil efectuate pe timpul nopții;</w:t>
+        <w:t>se interzice folosirea flăcării deschise sau a altor surse de foc pentru pornirea motorului ori pentru iluminare la remedierea defecțiunilor sau la alimentarea cu combustibil, efectuate pe timpul nopții;</w:t>
       </w:r>
     </w:p>
     <w:p>
@@ -15113,7 +15113,7 @@
           <w:lang w:val="ro-RO"/>
         </w:rPr>
         <w:tab/>
-        <w:t>căile de evacuare se mențin permanent curate și libere de mărfuri sau obstacole;</w:t>
+        <w:t>menținerea căilor de evacuare permanent curate și libere de mărfuri sau obstacole;</w:t>
       </w:r>
     </w:p>
     <w:p>
@@ -15160,7 +15160,7 @@
           <w:lang w:val="ro-RO"/>
         </w:rPr>
         <w:tab/>
-        <w:t>se numesc persoane care să asigure supravegherea pe timpul evacuării, precum și îndrumarea evacuării persoanelor și a bunurilor în caz de incendiu.</w:t>
+        <w:t>numirea persoanelor care asigură supravegherea pe timpul evacuării, precum și îndrumarea evacuării persoanelor și a bunurilor în caz de incendiu.</w:t>
       </w:r>
     </w:p>
     <w:p>
@@ -15582,7 +15582,7 @@
           <w:lang w:val="ro-RO"/>
         </w:rPr>
         <w:tab/>
-        <w:t>desfaceți capacul dozei de unde se ramifică circuitul care arde și introduceți sub presiune conținutul stingătorului pe tubul de protecție a conductelor;</w:t>
+        <w:t>desfaceți capacul dozei de unde se ramifică circuitul care arde și introduceți sub presiune conținutul stingătorului în tubul de protecție a conductoarelor;</w:t>
       </w:r>
     </w:p>
     <w:p>
@@ -15629,7 +15629,7 @@
           <w:lang w:val="ro-RO"/>
         </w:rPr>
         <w:tab/>
-        <w:t>după stingere, este interzisă repunerea instalației sub tensiune până când circuitele nu sunt verificate și remediate de către electricieni autorizați.</w:t>
+        <w:t>după stingere, este interzisă repunerea instalației sub tensiune înainte ca circuitele să fie verificate și remediate de către electricieni autorizați.</w:t>
       </w:r>
     </w:p>
     <w:p>
@@ -15801,7 +15801,7 @@
           <w:lang w:val="ro-RO"/>
         </w:rPr>
         <w:tab/>
-        <w:t>în lipsa stingătoarelor, flăcările ce au cuprins tapițeria, cauciucurile sau instalația electrică pot fi stinse cu apă, sifon, noroi, pământ, zăpadă, prin acoperire cu prelate, pături, haine și chiar prin smulgere, când benzina scursă nu s-a aprins; dacă arderea are loc în apropierea rezervorului de benzină sau motorină, acoperiți-l cu cârpe ude pentru a nu se încălzi;</w:t>
+        <w:t>în lipsa stingătoarelor, flăcările ce au cuprins tapițeria, cauciucurile sau instalația electrică pot fi stinse cu apă, sifon, noroi, pământ, zăpadă, prin acoperire cu prelate, pături, haine și chiar prin smulgerea materialelor aprinse, când benzina scursă nu s-a aprins; dacă arderea are loc în apropierea rezervorului de benzină sau motorină, acoperiți-l cu cârpe ude pentru a nu se încălzi;</w:t>
       </w:r>
     </w:p>
     <w:p>
@@ -15926,7 +15926,7 @@
           <w:lang w:val="ro-RO"/>
         </w:rPr>
         <w:tab/>
-        <w:t>odată localizată încăperea cu incendiu, pătrunderea în interior se face pe căile de acces, iar când ușile și ferestrele sunt blocate, pătrundeți prin deschiderea forțată a acestora;</w:t>
+        <w:t>odată localizată încăperea cu incendiu, pătrunderea în interior se face pe căile de acces, iar când ușile și ferestrele sunt blocate, prin deschiderea forțată a acestora;</w:t>
       </w:r>
     </w:p>
     <w:p>
@@ -15973,7 +15973,7 @@
           <w:lang w:val="ro-RO"/>
         </w:rPr>
         <w:tab/>
-        <w:t>dacă încăperile sunt puternic încălzite și inundate de fum, folosiți echipamentul de protecție aferent sau, în lipsa acestuia, aplicați-vă pe față, în dreptul gurii și nasului, o batistă umedă și mergeți aplecat, deoarece concentrația fumului este mai mică și temperatura mai scăzută la nivelul pardoselii;</w:t>
+        <w:t>dacă încăperile sunt puternic încălzite și inundate de fum, folosiți echipamentul de protecție aferent sau, în lipsa acestuia, aplicați-vă pe față, în dreptul gurii și al nasului, o batistă umedă și mergeți aplecat, deoarece concentrația fumului este mai mică și temperatura mai scăzută la nivelul pardoselii;</w:t>
       </w:r>
     </w:p>
     <w:p>
@@ -16020,7 +16020,7 @@
           <w:lang w:val="ro-RO"/>
         </w:rPr>
         <w:tab/>
-        <w:t>deschideți ferestrele pentru evacuarea fumului și căutați copiii în firide, sub obstacole (ei se ascund de frică), iar pe adulți îi veți căuta la uși, la ferestre și în încăperile necuprinse de flăcări.</w:t>
+        <w:t>deschideți ferestrele pentru evacuarea fumului și căutați copiii în firide, sub obstacole (ei se ascund de frică), iar adulții, la uși, la ferestre și în încăperile necuprinse de flăcări.</w:t>
       </w:r>
     </w:p>
     <w:p>
@@ -16057,7 +16057,7 @@
     <w:p>
       <w:pPr>
         <w:pStyle w:val="Normal"/>
-        <w:keepNext/>
+        <w:keepNext w:val="false"/>
         <w:pageBreakBefore w:val="false"/>
         <w:widowControl/>
         <w:numPr>
@@ -16082,7 +16082,7 @@
           <w:szCs w:val="20"/>
           <w:lang w:val="ro-RO"/>
         </w:rPr>
-        <w:t>Primul ajutor se acordă neîntârziat, până la sosirea echipajului de urgență, care trebuie chemat prin 112 din primul moment, astfel:</w:t>
+        <w:t>Primul ajutor se acordă neîntârziat, până la sosirea echipajului de urgență, care trebuie chemat prin 112 din primul moment.</w:t>
       </w:r>
     </w:p>
     <w:p>
@@ -16131,6 +16131,194 @@
           <w:numId w:val="4"/>
         </w:numPr>
         <w:spacing w:before="0" w:after="40"/>
+        <w:jc w:val="left"/>
+        <w:rPr>
+          <w:rFonts w:ascii="Arial" w:hAnsi="Arial" w:cs="Arial"/>
+          <w:sz w:val="20"/>
+          <w:szCs w:val="20"/>
+          <w:lang w:val="ro-RO"/>
+        </w:rPr>
+      </w:pPr>
+      <w:r>
+        <w:rPr>
+          <w:rFonts w:eastAsia="Arial" w:cs="Arial" w:ascii="Arial" w:hAnsi="Arial"/>
+          <w:b w:val="false"/>
+          <w:color w:val="auto"/>
+          <w:spacing w:val="0"/>
+          <w:w w:val="100"/>
+          <w:sz w:val="20"/>
+          <w:szCs w:val="20"/>
+          <w:lang w:val="ro-RO"/>
+        </w:rPr>
+        <w:t>evaluarea situației: ce s-a întâmplat, câte victime sunt și dacă mai există un pericol pentru victimă, pentru salvator sau pentru alte persoane;</w:t>
+      </w:r>
+    </w:p>
+    <w:p>
+      <w:pPr>
+        <w:pStyle w:val="Normal"/>
+        <w:widowControl/>
+        <w:numPr>
+          <w:ilvl w:val="0"/>
+          <w:numId w:val="4"/>
+        </w:numPr>
+        <w:spacing w:before="0" w:after="40"/>
+        <w:jc w:val="left"/>
+        <w:rPr>
+          <w:rFonts w:ascii="Arial" w:hAnsi="Arial" w:cs="Arial"/>
+          <w:sz w:val="20"/>
+          <w:szCs w:val="20"/>
+          <w:lang w:val="ro-RO"/>
+        </w:rPr>
+      </w:pPr>
+      <w:r>
+        <w:rPr>
+          <w:rFonts w:eastAsia="Arial" w:cs="Arial" w:ascii="Arial" w:hAnsi="Arial"/>
+          <w:b w:val="false"/>
+          <w:color w:val="auto"/>
+          <w:spacing w:val="0"/>
+          <w:w w:val="100"/>
+          <w:sz w:val="20"/>
+          <w:szCs w:val="20"/>
+          <w:lang w:val="ro-RO"/>
+        </w:rPr>
+        <w:t>protejarea: salvatorul înlătură pericolul fără să se expună (oprește curentul electric sau utilajul, semnalizează zona, aerisește încăperea) sau, numai dacă pericolul nu poate fi înlăturat, scoate victima din zona periculoasă;</w:t>
+      </w:r>
+    </w:p>
+    <w:p>
+      <w:pPr>
+        <w:pStyle w:val="Normal"/>
+        <w:widowControl/>
+        <w:numPr>
+          <w:ilvl w:val="0"/>
+          <w:numId w:val="4"/>
+        </w:numPr>
+        <w:spacing w:before="0" w:after="40"/>
+        <w:jc w:val="left"/>
+        <w:rPr>
+          <w:rFonts w:ascii="Arial" w:hAnsi="Arial" w:cs="Arial"/>
+          <w:sz w:val="20"/>
+          <w:szCs w:val="20"/>
+          <w:lang w:val="ro-RO"/>
+        </w:rPr>
+      </w:pPr>
+      <w:r>
+        <w:rPr>
+          <w:rFonts w:eastAsia="Arial" w:cs="Arial" w:ascii="Arial" w:hAnsi="Arial"/>
+          <w:b w:val="false"/>
+          <w:color w:val="auto"/>
+          <w:spacing w:val="0"/>
+          <w:w w:val="100"/>
+          <w:sz w:val="20"/>
+          <w:szCs w:val="20"/>
+          <w:lang w:val="ro-RO"/>
+        </w:rPr>
+        <w:t>examinarea victimei: dacă răspunde, dacă respiră normal, dacă sângerează abundent;</w:t>
+      </w:r>
+    </w:p>
+    <w:p>
+      <w:pPr>
+        <w:pStyle w:val="Normal"/>
+        <w:widowControl/>
+        <w:numPr>
+          <w:ilvl w:val="0"/>
+          <w:numId w:val="4"/>
+        </w:numPr>
+        <w:spacing w:before="0" w:after="40"/>
+        <w:jc w:val="left"/>
+        <w:rPr>
+          <w:rFonts w:ascii="Arial" w:hAnsi="Arial" w:cs="Arial"/>
+          <w:sz w:val="20"/>
+          <w:szCs w:val="20"/>
+          <w:lang w:val="ro-RO"/>
+        </w:rPr>
+      </w:pPr>
+      <w:r>
+        <w:rPr>
+          <w:rFonts w:eastAsia="Arial" w:cs="Arial" w:ascii="Arial" w:hAnsi="Arial"/>
+          <w:b w:val="false"/>
+          <w:color w:val="auto"/>
+          <w:spacing w:val="0"/>
+          <w:w w:val="100"/>
+          <w:sz w:val="20"/>
+          <w:szCs w:val="20"/>
+          <w:lang w:val="ro-RO"/>
+        </w:rPr>
+        <w:t>alertarea: apelarea numărului unic de urgență 112 și anunțarea lucrătorului desemnat să acorde primul ajutor și a conducătorului locului de muncă;</w:t>
+      </w:r>
+    </w:p>
+    <w:p>
+      <w:pPr>
+        <w:pStyle w:val="Normal"/>
+        <w:widowControl/>
+        <w:numPr>
+          <w:ilvl w:val="0"/>
+          <w:numId w:val="4"/>
+        </w:numPr>
+        <w:spacing w:before="0" w:after="120"/>
+        <w:jc w:val="left"/>
+        <w:rPr>
+          <w:rFonts w:ascii="Arial" w:hAnsi="Arial" w:cs="Arial"/>
+          <w:sz w:val="20"/>
+          <w:szCs w:val="20"/>
+          <w:lang w:val="ro-RO"/>
+        </w:rPr>
+      </w:pPr>
+      <w:r>
+        <w:rPr>
+          <w:rFonts w:eastAsia="Arial" w:cs="Arial" w:ascii="Arial" w:hAnsi="Arial"/>
+          <w:b w:val="false"/>
+          <w:color w:val="auto"/>
+          <w:spacing w:val="0"/>
+          <w:w w:val="100"/>
+          <w:sz w:val="20"/>
+          <w:szCs w:val="20"/>
+          <w:lang w:val="ro-RO"/>
+        </w:rPr>
+        <w:t>acordarea primului ajutor potrivit stării victimei și supravegherea ei până la preluarea de către echipajul de urgență.</w:t>
+      </w:r>
+    </w:p>
+    <w:p>
+      <w:pPr>
+        <w:pStyle w:val="Normal"/>
+        <w:widowControl/>
+        <w:numPr>
+          <w:ilvl w:val="0"/>
+          <w:numId w:val="0"/>
+        </w:numPr>
+        <w:spacing w:before="0" w:after="120"/>
+        <w:ind w:hanging="0" w:left="0"/>
+        <w:jc w:val="left"/>
+        <w:rPr>
+          <w:rFonts w:ascii="Arial" w:hAnsi="Arial" w:eastAsia="Arial" w:cs="Arial"/>
+          <w:b w:val="false"/>
+          <w:color w:val="auto"/>
+          <w:spacing w:val="0"/>
+          <w:w w:val="100"/>
+          <w:sz w:val="20"/>
+          <w:szCs w:val="20"/>
+          <w:lang w:val="ro-RO"/>
+        </w:rPr>
+      </w:pPr>
+      <w:r>
+        <w:rPr>
+          <w:rFonts w:eastAsia="Arial" w:cs="Arial" w:ascii="Arial" w:hAnsi="Arial"/>
+          <w:b w:val="false"/>
+          <w:color w:val="auto"/>
+          <w:spacing w:val="0"/>
+          <w:w w:val="100"/>
+          <w:sz w:val="20"/>
+          <w:szCs w:val="20"/>
+          <w:lang w:val="ro-RO"/>
+        </w:rPr>
+        <w:t>Salvatorul nu trebuie să devină a doua victimă. Nu intră într-o încăpere cu fum sau gaze, într-un spațiu închis (rezervor, cămin, groapă, siloz), în apă sau într-o zonă cu pericol de prăbușire fără echipament de protecție și fără pregătire pentru aceasta; în aceste situații sună la 112 și așteaptă echipele specializate.</w:t>
+      </w:r>
+    </w:p>
+    <w:p>
+      <w:pPr>
+        <w:pStyle w:val="Normal"/>
+        <w:widowControl/>
+        <w:spacing w:before="0" w:after="120"/>
+        <w:ind w:hanging="0"/>
         <w:jc w:val="left"/>
         <w:rPr>
           <w:rFonts w:ascii="Arial" w:hAnsi="Arial" w:cs="Arial"/>
@@ -16150,7 +16338,44 @@
           <w:szCs w:val="20"/>
           <w:lang w:val="ro-RO"/>
         </w:rPr>
-        <w:t>evaluarea situației: ce s-a întâmplat, câte victime sunt și dacă mai există un pericol pentru victimă, pentru salvator sau pentru alte persoane;</w:t>
+        <w:t>Pentru a se proteja de sânge și de alte lichide ale corpului, salvatorul folosește mănușile din trusa de prim ajutor și se spală pe mâini după intervenție. Își păstrează calmul, acționează repede, dar fără grabă inutilă, și liniștește victima.</w:t>
+      </w:r>
+    </w:p>
+    <w:p>
+      <w:pPr>
+        <w:pStyle w:val="Normal"/>
+        <w:keepNext/>
+        <w:widowControl/>
+        <w:numPr>
+          <w:ilvl w:val="0"/>
+          <w:numId w:val="0"/>
+        </w:numPr>
+        <w:spacing w:before="0" w:after="60"/>
+        <w:ind w:hanging="0" w:left="0"/>
+        <w:jc w:val="left"/>
+        <w:rPr>
+          <w:rFonts w:ascii="Arial" w:hAnsi="Arial" w:eastAsia="Arial" w:cs="Arial"/>
+          <w:b w:val="false"/>
+          <w:color w:val="auto"/>
+          <w:spacing w:val="0"/>
+          <w:w w:val="100"/>
+          <w:sz w:val="20"/>
+          <w:szCs w:val="20"/>
+          <w:lang w:val="ro-RO"/>
+        </w:rPr>
+      </w:pPr>
+      <w:r>
+        <w:rPr>
+          <w:rFonts w:eastAsia="Arial" w:cs="Arial" w:ascii="Arial" w:hAnsi="Arial"/>
+          <w:b w:val="false"/>
+          <w:color w:val="auto"/>
+          <w:spacing w:val="0"/>
+          <w:w w:val="100"/>
+          <w:sz w:val="20"/>
+          <w:szCs w:val="20"/>
+          <w:lang w:val="ro-RO"/>
+        </w:rPr>
+        <w:t>La apelul 112 se comunică:</w:t>
       </w:r>
     </w:p>
     <w:p>
@@ -16162,6 +16387,158 @@
           <w:numId w:val="4"/>
         </w:numPr>
         <w:spacing w:before="0" w:after="40"/>
+        <w:jc w:val="left"/>
+        <w:rPr>
+          <w:rFonts w:ascii="Arial" w:hAnsi="Arial" w:cs="Arial"/>
+          <w:sz w:val="20"/>
+          <w:szCs w:val="20"/>
+          <w:lang w:val="ro-RO"/>
+        </w:rPr>
+      </w:pPr>
+      <w:r>
+        <w:rPr>
+          <w:rFonts w:eastAsia="Arial" w:cs="Arial" w:ascii="Arial" w:hAnsi="Arial"/>
+          <w:b w:val="false"/>
+          <w:color w:val="auto"/>
+          <w:spacing w:val="0"/>
+          <w:w w:val="100"/>
+          <w:sz w:val="20"/>
+          <w:szCs w:val="20"/>
+          <w:lang w:val="ro-RO"/>
+        </w:rPr>
+        <w:t>locul exact al accidentului (adresa, clădirea, etajul, reperele și intrarea pe care o vor folosi echipajele);</w:t>
+      </w:r>
+    </w:p>
+    <w:p>
+      <w:pPr>
+        <w:pStyle w:val="Normal"/>
+        <w:widowControl/>
+        <w:numPr>
+          <w:ilvl w:val="0"/>
+          <w:numId w:val="4"/>
+        </w:numPr>
+        <w:spacing w:before="0" w:after="40"/>
+        <w:jc w:val="left"/>
+        <w:rPr>
+          <w:rFonts w:ascii="Arial" w:hAnsi="Arial" w:cs="Arial"/>
+          <w:sz w:val="20"/>
+          <w:szCs w:val="20"/>
+          <w:lang w:val="ro-RO"/>
+        </w:rPr>
+      </w:pPr>
+      <w:r>
+        <w:rPr>
+          <w:rFonts w:eastAsia="Arial" w:cs="Arial" w:ascii="Arial" w:hAnsi="Arial"/>
+          <w:b w:val="false"/>
+          <w:color w:val="auto"/>
+          <w:spacing w:val="0"/>
+          <w:w w:val="100"/>
+          <w:sz w:val="20"/>
+          <w:szCs w:val="20"/>
+          <w:lang w:val="ro-RO"/>
+        </w:rPr>
+        <w:t>ce s-a întâmplat (cădere, electrocutare, arsură, intoxicație, îmbolnăvire bruscă);</w:t>
+      </w:r>
+    </w:p>
+    <w:p>
+      <w:pPr>
+        <w:pStyle w:val="Normal"/>
+        <w:widowControl/>
+        <w:numPr>
+          <w:ilvl w:val="0"/>
+          <w:numId w:val="4"/>
+        </w:numPr>
+        <w:spacing w:before="0" w:after="40"/>
+        <w:jc w:val="left"/>
+        <w:rPr>
+          <w:rFonts w:ascii="Arial" w:hAnsi="Arial" w:cs="Arial"/>
+          <w:sz w:val="20"/>
+          <w:szCs w:val="20"/>
+          <w:lang w:val="ro-RO"/>
+        </w:rPr>
+      </w:pPr>
+      <w:r>
+        <w:rPr>
+          <w:rFonts w:eastAsia="Arial" w:cs="Arial" w:ascii="Arial" w:hAnsi="Arial"/>
+          <w:b w:val="false"/>
+          <w:color w:val="auto"/>
+          <w:spacing w:val="0"/>
+          <w:w w:val="100"/>
+          <w:sz w:val="20"/>
+          <w:szCs w:val="20"/>
+          <w:lang w:val="ro-RO"/>
+        </w:rPr>
+        <w:t>numărul victimelor și starea lor (dacă răspund, dacă respiră, dacă sângerează);</w:t>
+      </w:r>
+    </w:p>
+    <w:p>
+      <w:pPr>
+        <w:pStyle w:val="Normal"/>
+        <w:widowControl/>
+        <w:numPr>
+          <w:ilvl w:val="0"/>
+          <w:numId w:val="4"/>
+        </w:numPr>
+        <w:spacing w:before="0" w:after="40"/>
+        <w:jc w:val="left"/>
+        <w:rPr>
+          <w:rFonts w:ascii="Arial" w:hAnsi="Arial" w:cs="Arial"/>
+          <w:sz w:val="20"/>
+          <w:szCs w:val="20"/>
+          <w:lang w:val="ro-RO"/>
+        </w:rPr>
+      </w:pPr>
+      <w:r>
+        <w:rPr>
+          <w:rFonts w:eastAsia="Arial" w:cs="Arial" w:ascii="Arial" w:hAnsi="Arial"/>
+          <w:b w:val="false"/>
+          <w:color w:val="auto"/>
+          <w:spacing w:val="0"/>
+          <w:w w:val="100"/>
+          <w:sz w:val="20"/>
+          <w:szCs w:val="20"/>
+          <w:lang w:val="ro-RO"/>
+        </w:rPr>
+        <w:t>pericolele care persistă (incendiu, gaz, curent electric, substanțe chimice);</w:t>
+      </w:r>
+    </w:p>
+    <w:p>
+      <w:pPr>
+        <w:pStyle w:val="Normal"/>
+        <w:widowControl/>
+        <w:numPr>
+          <w:ilvl w:val="0"/>
+          <w:numId w:val="4"/>
+        </w:numPr>
+        <w:spacing w:before="0" w:after="120"/>
+        <w:jc w:val="left"/>
+        <w:rPr>
+          <w:rFonts w:ascii="Arial" w:hAnsi="Arial" w:cs="Arial"/>
+          <w:sz w:val="20"/>
+          <w:szCs w:val="20"/>
+          <w:lang w:val="ro-RO"/>
+        </w:rPr>
+      </w:pPr>
+      <w:r>
+        <w:rPr>
+          <w:rFonts w:eastAsia="Arial" w:cs="Arial" w:ascii="Arial" w:hAnsi="Arial"/>
+          <w:b w:val="false"/>
+          <w:color w:val="auto"/>
+          <w:spacing w:val="0"/>
+          <w:w w:val="100"/>
+          <w:sz w:val="20"/>
+          <w:szCs w:val="20"/>
+          <w:lang w:val="ro-RO"/>
+        </w:rPr>
+        <w:t>numărul de telefon de la care se sună.</w:t>
+      </w:r>
+    </w:p>
+    <w:p>
+      <w:pPr>
+        <w:pStyle w:val="Normal"/>
+        <w:widowControl/>
+        <w:spacing w:before="0" w:after="120"/>
+        <w:ind w:hanging="0"/>
         <w:jc w:val="left"/>
         <w:rPr>
           <w:rFonts w:ascii="Arial" w:hAnsi="Arial" w:cs="Arial"/>
@@ -16181,7 +16558,44 @@
           <w:szCs w:val="20"/>
           <w:lang w:val="ro-RO"/>
         </w:rPr>
-        <w:t>protejarea: salvatorul înlătură pericolul fără să se expună (oprește curentul electric sau utilajul, semnalizează zona, aerisește încăperea) sau, numai dacă pericolul nu poate fi înlăturat, scoate victima din zona periculoasă;</w:t>
+        <w:t>Salvatorul nu închide primul, răspunde la întrebările dispecerului și îi urmează indicațiile. Activează difuzorul telefonului, ca să aibă mâinile libere. Dacă sunt mai multe persoane, una sună la 112, alta aduce trusa de prim ajutor și defibrilatorul, dacă există, iar alta întâmpină echipajul la intrare.</w:t>
+      </w:r>
+    </w:p>
+    <w:p>
+      <w:pPr>
+        <w:pStyle w:val="Normal"/>
+        <w:keepNext/>
+        <w:widowControl/>
+        <w:numPr>
+          <w:ilvl w:val="0"/>
+          <w:numId w:val="0"/>
+        </w:numPr>
+        <w:spacing w:before="0" w:after="60"/>
+        <w:ind w:hanging="0" w:left="0"/>
+        <w:jc w:val="left"/>
+        <w:rPr>
+          <w:rFonts w:ascii="Arial" w:hAnsi="Arial" w:eastAsia="Arial" w:cs="Arial"/>
+          <w:b w:val="false"/>
+          <w:color w:val="auto"/>
+          <w:spacing w:val="0"/>
+          <w:w w:val="100"/>
+          <w:sz w:val="20"/>
+          <w:szCs w:val="20"/>
+          <w:lang w:val="ro-RO"/>
+        </w:rPr>
+      </w:pPr>
+      <w:r>
+        <w:rPr>
+          <w:rFonts w:eastAsia="Arial" w:cs="Arial" w:ascii="Arial" w:hAnsi="Arial"/>
+          <w:b w:val="false"/>
+          <w:color w:val="auto"/>
+          <w:spacing w:val="0"/>
+          <w:w w:val="100"/>
+          <w:sz w:val="20"/>
+          <w:szCs w:val="20"/>
+          <w:lang w:val="ro-RO"/>
+        </w:rPr>
+        <w:t>Examinarea victimei se face rapid, în această ordine:</w:t>
       </w:r>
     </w:p>
     <w:p>
@@ -16193,6 +16607,288 @@
           <w:numId w:val="4"/>
         </w:numPr>
         <w:spacing w:before="0" w:after="40"/>
+        <w:jc w:val="left"/>
+        <w:rPr>
+          <w:rFonts w:ascii="Arial" w:hAnsi="Arial" w:cs="Arial"/>
+          <w:sz w:val="20"/>
+          <w:szCs w:val="20"/>
+          <w:lang w:val="ro-RO"/>
+        </w:rPr>
+      </w:pPr>
+      <w:r>
+        <w:rPr>
+          <w:rFonts w:eastAsia="Arial" w:cs="Arial" w:ascii="Arial" w:hAnsi="Arial"/>
+          <w:b w:val="false"/>
+          <w:color w:val="auto"/>
+          <w:spacing w:val="0"/>
+          <w:w w:val="100"/>
+          <w:sz w:val="20"/>
+          <w:szCs w:val="20"/>
+          <w:lang w:val="ro-RO"/>
+        </w:rPr>
+        <w:t>starea de conștiență: salvatorul scutură ușor victima de umeri și o întreabă tare „Mă auziți? Ce s-a întâmplat?”; dacă victima nu răspunde, cere ajutor și sună imediat la 112;</w:t>
+      </w:r>
+    </w:p>
+    <w:p>
+      <w:pPr>
+        <w:pStyle w:val="Normal"/>
+        <w:widowControl/>
+        <w:numPr>
+          <w:ilvl w:val="0"/>
+          <w:numId w:val="4"/>
+        </w:numPr>
+        <w:spacing w:before="0" w:after="40"/>
+        <w:jc w:val="left"/>
+        <w:rPr>
+          <w:rFonts w:ascii="Arial" w:hAnsi="Arial" w:cs="Arial"/>
+          <w:sz w:val="20"/>
+          <w:szCs w:val="20"/>
+          <w:lang w:val="ro-RO"/>
+        </w:rPr>
+      </w:pPr>
+      <w:r>
+        <w:rPr>
+          <w:rFonts w:eastAsia="Arial" w:cs="Arial" w:ascii="Arial" w:hAnsi="Arial"/>
+          <w:b w:val="false"/>
+          <w:color w:val="auto"/>
+          <w:spacing w:val="0"/>
+          <w:w w:val="100"/>
+          <w:sz w:val="20"/>
+          <w:szCs w:val="20"/>
+          <w:lang w:val="ro-RO"/>
+        </w:rPr>
+        <w:t>sângerarea abundentă: dacă victima sângerează abundent, sângerarea se oprește imediat prin apăsare directă pe rană;</w:t>
+      </w:r>
+    </w:p>
+    <w:p>
+      <w:pPr>
+        <w:pStyle w:val="Normal"/>
+        <w:widowControl/>
+        <w:numPr>
+          <w:ilvl w:val="0"/>
+          <w:numId w:val="4"/>
+        </w:numPr>
+        <w:spacing w:before="0" w:after="40"/>
+        <w:jc w:val="left"/>
+        <w:rPr>
+          <w:rFonts w:ascii="Arial" w:hAnsi="Arial" w:cs="Arial"/>
+          <w:sz w:val="20"/>
+          <w:szCs w:val="20"/>
+          <w:lang w:val="ro-RO"/>
+        </w:rPr>
+      </w:pPr>
+      <w:r>
+        <w:rPr>
+          <w:rFonts w:eastAsia="Arial" w:cs="Arial" w:ascii="Arial" w:hAnsi="Arial"/>
+          <w:b w:val="false"/>
+          <w:color w:val="auto"/>
+          <w:spacing w:val="0"/>
+          <w:w w:val="100"/>
+          <w:sz w:val="20"/>
+          <w:szCs w:val="20"/>
+          <w:lang w:val="ro-RO"/>
+        </w:rPr>
+        <w:t>căile respiratorii: la victima care nu răspunde, salvatorul pune o mână pe frunte și vârfurile degetelor celeilalte mâini sub bărbie și înclină ușor capul pe spate, ridicând bărbia;</w:t>
+      </w:r>
+    </w:p>
+    <w:p>
+      <w:pPr>
+        <w:pStyle w:val="Normal"/>
+        <w:widowControl/>
+        <w:numPr>
+          <w:ilvl w:val="0"/>
+          <w:numId w:val="4"/>
+        </w:numPr>
+        <w:spacing w:before="0" w:after="40"/>
+        <w:jc w:val="left"/>
+        <w:rPr>
+          <w:rFonts w:ascii="Arial" w:hAnsi="Arial" w:cs="Arial"/>
+          <w:sz w:val="20"/>
+          <w:szCs w:val="20"/>
+          <w:lang w:val="ro-RO"/>
+        </w:rPr>
+      </w:pPr>
+      <w:r>
+        <w:rPr>
+          <w:rFonts w:eastAsia="Arial" w:cs="Arial" w:ascii="Arial" w:hAnsi="Arial"/>
+          <w:b w:val="false"/>
+          <w:color w:val="auto"/>
+          <w:spacing w:val="0"/>
+          <w:w w:val="100"/>
+          <w:sz w:val="20"/>
+          <w:szCs w:val="20"/>
+          <w:lang w:val="ro-RO"/>
+        </w:rPr>
+        <w:t>respirația: salvatorul privește, ascultă și simte, timp de cel mult 10 secunde, dacă victima respiră normal; respirația rară, zgomotoasă, sub formă de gâfâieli sau suspine (respirația agonică) nu este o respirație normală;</w:t>
+      </w:r>
+    </w:p>
+    <w:p>
+      <w:pPr>
+        <w:pStyle w:val="Normal"/>
+        <w:widowControl/>
+        <w:numPr>
+          <w:ilvl w:val="0"/>
+          <w:numId w:val="4"/>
+        </w:numPr>
+        <w:spacing w:before="0" w:after="120"/>
+        <w:jc w:val="left"/>
+        <w:rPr>
+          <w:rFonts w:ascii="Arial" w:hAnsi="Arial" w:cs="Arial"/>
+          <w:sz w:val="20"/>
+          <w:szCs w:val="20"/>
+          <w:lang w:val="ro-RO"/>
+        </w:rPr>
+      </w:pPr>
+      <w:r>
+        <w:rPr>
+          <w:rFonts w:eastAsia="Arial" w:cs="Arial" w:ascii="Arial" w:hAnsi="Arial"/>
+          <w:b w:val="false"/>
+          <w:color w:val="auto"/>
+          <w:spacing w:val="0"/>
+          <w:w w:val="100"/>
+          <w:sz w:val="20"/>
+          <w:szCs w:val="20"/>
+          <w:lang w:val="ro-RO"/>
+        </w:rPr>
+        <w:t>restul corpului: la victima care respiră normal se caută alte leziuni (cap, gât, torace, abdomen, bazin, membre), fără a o mișca inutil.</w:t>
+      </w:r>
+    </w:p>
+    <w:p>
+      <w:pPr>
+        <w:pStyle w:val="Normal"/>
+        <w:keepNext/>
+        <w:widowControl/>
+        <w:numPr>
+          <w:ilvl w:val="0"/>
+          <w:numId w:val="0"/>
+        </w:numPr>
+        <w:spacing w:before="0" w:after="60"/>
+        <w:ind w:hanging="0" w:left="0"/>
+        <w:jc w:val="left"/>
+        <w:rPr>
+          <w:rFonts w:ascii="Arial" w:hAnsi="Arial" w:eastAsia="Arial" w:cs="Arial"/>
+          <w:b w:val="false"/>
+          <w:color w:val="auto"/>
+          <w:spacing w:val="0"/>
+          <w:w w:val="100"/>
+          <w:sz w:val="20"/>
+          <w:szCs w:val="20"/>
+          <w:lang w:val="ro-RO"/>
+        </w:rPr>
+      </w:pPr>
+      <w:r>
+        <w:rPr>
+          <w:rFonts w:eastAsia="Arial" w:cs="Arial" w:ascii="Arial" w:hAnsi="Arial"/>
+          <w:b w:val="false"/>
+          <w:color w:val="auto"/>
+          <w:spacing w:val="0"/>
+          <w:w w:val="100"/>
+          <w:sz w:val="20"/>
+          <w:szCs w:val="20"/>
+          <w:lang w:val="ro-RO"/>
+        </w:rPr>
+        <w:t>În funcție de rezultatul examinării:</w:t>
+      </w:r>
+    </w:p>
+    <w:p>
+      <w:pPr>
+        <w:pStyle w:val="Normal"/>
+        <w:widowControl/>
+        <w:numPr>
+          <w:ilvl w:val="0"/>
+          <w:numId w:val="4"/>
+        </w:numPr>
+        <w:spacing w:before="0" w:after="40"/>
+        <w:jc w:val="left"/>
+        <w:rPr>
+          <w:rFonts w:ascii="Arial" w:hAnsi="Arial" w:cs="Arial"/>
+          <w:sz w:val="20"/>
+          <w:szCs w:val="20"/>
+          <w:lang w:val="ro-RO"/>
+        </w:rPr>
+      </w:pPr>
+      <w:r>
+        <w:rPr>
+          <w:rFonts w:eastAsia="Arial" w:cs="Arial" w:ascii="Arial" w:hAnsi="Arial"/>
+          <w:b w:val="false"/>
+          <w:color w:val="auto"/>
+          <w:spacing w:val="0"/>
+          <w:w w:val="100"/>
+          <w:sz w:val="20"/>
+          <w:szCs w:val="20"/>
+          <w:lang w:val="ro-RO"/>
+        </w:rPr>
+        <w:t>dacă victima răspunde, este lăsată în poziția în care a fost găsită, dacă acolo nu este în pericol; salvatorul află ce s-a întâmplat și ce o doare, acordă ajutorul necesar, o supraveghează și sună la 112 dacă starea ei o cere;</w:t>
+      </w:r>
+    </w:p>
+    <w:p>
+      <w:pPr>
+        <w:pStyle w:val="Normal"/>
+        <w:widowControl/>
+        <w:numPr>
+          <w:ilvl w:val="0"/>
+          <w:numId w:val="4"/>
+        </w:numPr>
+        <w:spacing w:before="0" w:after="40"/>
+        <w:jc w:val="left"/>
+        <w:rPr>
+          <w:rFonts w:ascii="Arial" w:hAnsi="Arial" w:cs="Arial"/>
+          <w:sz w:val="20"/>
+          <w:szCs w:val="20"/>
+          <w:lang w:val="ro-RO"/>
+        </w:rPr>
+      </w:pPr>
+      <w:r>
+        <w:rPr>
+          <w:rFonts w:eastAsia="Arial" w:cs="Arial" w:ascii="Arial" w:hAnsi="Arial"/>
+          <w:b w:val="false"/>
+          <w:color w:val="auto"/>
+          <w:spacing w:val="0"/>
+          <w:w w:val="100"/>
+          <w:sz w:val="20"/>
+          <w:szCs w:val="20"/>
+          <w:lang w:val="ro-RO"/>
+        </w:rPr>
+        <w:t>dacă victima nu răspunde, dar respiră normal, este așezată în poziția laterală de siguranță, cu excepția cazului în care se suspectează o leziune a coloanei, și i se supraveghează continuu respirația;</w:t>
+      </w:r>
+    </w:p>
+    <w:p>
+      <w:pPr>
+        <w:pStyle w:val="Normal"/>
+        <w:widowControl/>
+        <w:numPr>
+          <w:ilvl w:val="0"/>
+          <w:numId w:val="4"/>
+        </w:numPr>
+        <w:spacing w:before="0" w:after="120"/>
+        <w:jc w:val="left"/>
+        <w:rPr>
+          <w:rFonts w:ascii="Arial" w:hAnsi="Arial" w:cs="Arial"/>
+          <w:sz w:val="20"/>
+          <w:szCs w:val="20"/>
+          <w:lang w:val="ro-RO"/>
+        </w:rPr>
+      </w:pPr>
+      <w:r>
+        <w:rPr>
+          <w:rFonts w:eastAsia="Arial" w:cs="Arial" w:ascii="Arial" w:hAnsi="Arial"/>
+          <w:b w:val="false"/>
+          <w:color w:val="auto"/>
+          <w:spacing w:val="0"/>
+          <w:w w:val="100"/>
+          <w:sz w:val="20"/>
+          <w:szCs w:val="20"/>
+          <w:lang w:val="ro-RO"/>
+        </w:rPr>
+        <w:t>dacă victima nu răspunde și nu respiră normal, se consideră că este în stop cardiac: se începe imediat resuscitarea cardio-pulmonară și se aduce defibrilatorul, dacă există.</w:t>
+      </w:r>
+    </w:p>
+    <w:p>
+      <w:pPr>
+        <w:pStyle w:val="Normal"/>
+        <w:widowControl/>
+        <w:spacing w:before="0" w:after="120"/>
+        <w:ind w:hanging="0"/>
         <w:jc w:val="left"/>
         <w:rPr>
           <w:rFonts w:ascii="Arial" w:hAnsi="Arial" w:cs="Arial"/>
@@ -16212,7 +16908,44 @@
           <w:szCs w:val="20"/>
           <w:lang w:val="ro-RO"/>
         </w:rPr>
-        <w:t>examinarea victimei: dacă răspunde, dacă respiră normal, dacă sângerează abundent;</w:t>
+        <w:t>În caz de îndoială, salvatorul presupune că victima este în stop cardiac și începe resuscitarea.</w:t>
+      </w:r>
+    </w:p>
+    <w:p>
+      <w:pPr>
+        <w:pStyle w:val="Normal"/>
+        <w:keepNext/>
+        <w:widowControl/>
+        <w:numPr>
+          <w:ilvl w:val="0"/>
+          <w:numId w:val="0"/>
+        </w:numPr>
+        <w:spacing w:before="0" w:after="60"/>
+        <w:ind w:hanging="0" w:left="0"/>
+        <w:jc w:val="left"/>
+        <w:rPr>
+          <w:rFonts w:ascii="Arial" w:hAnsi="Arial" w:eastAsia="Arial" w:cs="Arial"/>
+          <w:b w:val="false"/>
+          <w:color w:val="auto"/>
+          <w:spacing w:val="0"/>
+          <w:w w:val="100"/>
+          <w:sz w:val="20"/>
+          <w:szCs w:val="20"/>
+          <w:lang w:val="ro-RO"/>
+        </w:rPr>
+      </w:pPr>
+      <w:r>
+        <w:rPr>
+          <w:rFonts w:eastAsia="Arial" w:cs="Arial" w:ascii="Arial" w:hAnsi="Arial"/>
+          <w:b w:val="false"/>
+          <w:color w:val="auto"/>
+          <w:spacing w:val="0"/>
+          <w:w w:val="100"/>
+          <w:sz w:val="20"/>
+          <w:szCs w:val="20"/>
+          <w:lang w:val="ro-RO"/>
+        </w:rPr>
+        <w:t>Poziția laterală de siguranță menține libere căile respiratorii ale unei victime care nu răspunde, dar respiră normal, și permite scurgerea din gură a vărsăturilor sau a sângelui. Se execută astfel:</w:t>
       </w:r>
     </w:p>
     <w:p>
@@ -16224,6 +16957,220 @@
           <w:numId w:val="4"/>
         </w:numPr>
         <w:spacing w:before="0" w:after="40"/>
+        <w:jc w:val="left"/>
+        <w:rPr>
+          <w:rFonts w:ascii="Arial" w:hAnsi="Arial" w:cs="Arial"/>
+          <w:sz w:val="20"/>
+          <w:szCs w:val="20"/>
+          <w:lang w:val="ro-RO"/>
+        </w:rPr>
+      </w:pPr>
+      <w:r>
+        <w:rPr>
+          <w:rFonts w:eastAsia="Arial" w:cs="Arial" w:ascii="Arial" w:hAnsi="Arial"/>
+          <w:b w:val="false"/>
+          <w:color w:val="auto"/>
+          <w:spacing w:val="0"/>
+          <w:w w:val="100"/>
+          <w:sz w:val="20"/>
+          <w:szCs w:val="20"/>
+          <w:lang w:val="ro-RO"/>
+        </w:rPr>
+        <w:t>salvatorul îngenunchează lângă victima culcată pe spate, cu ambele picioare întinse;</w:t>
+      </w:r>
+    </w:p>
+    <w:p>
+      <w:pPr>
+        <w:pStyle w:val="Normal"/>
+        <w:widowControl/>
+        <w:numPr>
+          <w:ilvl w:val="0"/>
+          <w:numId w:val="4"/>
+        </w:numPr>
+        <w:spacing w:before="0" w:after="40"/>
+        <w:jc w:val="left"/>
+        <w:rPr>
+          <w:rFonts w:ascii="Arial" w:hAnsi="Arial" w:cs="Arial"/>
+          <w:sz w:val="20"/>
+          <w:szCs w:val="20"/>
+          <w:lang w:val="ro-RO"/>
+        </w:rPr>
+      </w:pPr>
+      <w:r>
+        <w:rPr>
+          <w:rFonts w:eastAsia="Arial" w:cs="Arial" w:ascii="Arial" w:hAnsi="Arial"/>
+          <w:b w:val="false"/>
+          <w:color w:val="auto"/>
+          <w:spacing w:val="0"/>
+          <w:w w:val="100"/>
+          <w:sz w:val="20"/>
+          <w:szCs w:val="20"/>
+          <w:lang w:val="ro-RO"/>
+        </w:rPr>
+        <w:t>așază brațul victimei dinspre el în unghi drept față de corp, cu palma în sus;</w:t>
+      </w:r>
+    </w:p>
+    <w:p>
+      <w:pPr>
+        <w:pStyle w:val="Normal"/>
+        <w:widowControl/>
+        <w:numPr>
+          <w:ilvl w:val="0"/>
+          <w:numId w:val="4"/>
+        </w:numPr>
+        <w:spacing w:before="0" w:after="40"/>
+        <w:jc w:val="left"/>
+        <w:rPr>
+          <w:rFonts w:ascii="Arial" w:hAnsi="Arial" w:cs="Arial"/>
+          <w:sz w:val="20"/>
+          <w:szCs w:val="20"/>
+          <w:lang w:val="ro-RO"/>
+        </w:rPr>
+      </w:pPr>
+      <w:r>
+        <w:rPr>
+          <w:rFonts w:eastAsia="Arial" w:cs="Arial" w:ascii="Arial" w:hAnsi="Arial"/>
+          <w:b w:val="false"/>
+          <w:color w:val="auto"/>
+          <w:spacing w:val="0"/>
+          <w:w w:val="100"/>
+          <w:sz w:val="20"/>
+          <w:szCs w:val="20"/>
+          <w:lang w:val="ro-RO"/>
+        </w:rPr>
+        <w:t>aduce celălalt braț al victimei peste piept și ține dosul palmei acesteia lipit de obrazul dinspre el;</w:t>
+      </w:r>
+    </w:p>
+    <w:p>
+      <w:pPr>
+        <w:pStyle w:val="Normal"/>
+        <w:widowControl/>
+        <w:numPr>
+          <w:ilvl w:val="0"/>
+          <w:numId w:val="4"/>
+        </w:numPr>
+        <w:spacing w:before="0" w:after="40"/>
+        <w:jc w:val="left"/>
+        <w:rPr>
+          <w:rFonts w:ascii="Arial" w:hAnsi="Arial" w:cs="Arial"/>
+          <w:sz w:val="20"/>
+          <w:szCs w:val="20"/>
+          <w:lang w:val="ro-RO"/>
+        </w:rPr>
+      </w:pPr>
+      <w:r>
+        <w:rPr>
+          <w:rFonts w:eastAsia="Arial" w:cs="Arial" w:ascii="Arial" w:hAnsi="Arial"/>
+          <w:b w:val="false"/>
+          <w:color w:val="auto"/>
+          <w:spacing w:val="0"/>
+          <w:w w:val="100"/>
+          <w:sz w:val="20"/>
+          <w:szCs w:val="20"/>
+          <w:lang w:val="ro-RO"/>
+        </w:rPr>
+        <w:t>cu cealaltă mână, apucă piciorul victimei dinspre partea opusă chiar deasupra genunchiului și îl îndoaie, cu talpa pe sol;</w:t>
+      </w:r>
+    </w:p>
+    <w:p>
+      <w:pPr>
+        <w:pStyle w:val="Normal"/>
+        <w:widowControl/>
+        <w:numPr>
+          <w:ilvl w:val="0"/>
+          <w:numId w:val="4"/>
+        </w:numPr>
+        <w:spacing w:before="0" w:after="40"/>
+        <w:jc w:val="left"/>
+        <w:rPr>
+          <w:rFonts w:ascii="Arial" w:hAnsi="Arial" w:cs="Arial"/>
+          <w:sz w:val="20"/>
+          <w:szCs w:val="20"/>
+          <w:lang w:val="ro-RO"/>
+        </w:rPr>
+      </w:pPr>
+      <w:r>
+        <w:rPr>
+          <w:rFonts w:eastAsia="Arial" w:cs="Arial" w:ascii="Arial" w:hAnsi="Arial"/>
+          <w:b w:val="false"/>
+          <w:color w:val="auto"/>
+          <w:spacing w:val="0"/>
+          <w:w w:val="100"/>
+          <w:sz w:val="20"/>
+          <w:szCs w:val="20"/>
+          <w:lang w:val="ro-RO"/>
+        </w:rPr>
+        <w:t>ținând mâna victimei lipită de obraz, trage de genunchiul îndoit și rostogolește victima spre el, pe o parte;</w:t>
+      </w:r>
+    </w:p>
+    <w:p>
+      <w:pPr>
+        <w:pStyle w:val="Normal"/>
+        <w:widowControl/>
+        <w:numPr>
+          <w:ilvl w:val="0"/>
+          <w:numId w:val="4"/>
+        </w:numPr>
+        <w:spacing w:before="0" w:after="40"/>
+        <w:jc w:val="left"/>
+        <w:rPr>
+          <w:rFonts w:ascii="Arial" w:hAnsi="Arial" w:cs="Arial"/>
+          <w:sz w:val="20"/>
+          <w:szCs w:val="20"/>
+          <w:lang w:val="ro-RO"/>
+        </w:rPr>
+      </w:pPr>
+      <w:r>
+        <w:rPr>
+          <w:rFonts w:eastAsia="Arial" w:cs="Arial" w:ascii="Arial" w:hAnsi="Arial"/>
+          <w:b w:val="false"/>
+          <w:color w:val="auto"/>
+          <w:spacing w:val="0"/>
+          <w:w w:val="100"/>
+          <w:sz w:val="20"/>
+          <w:szCs w:val="20"/>
+          <w:lang w:val="ro-RO"/>
+        </w:rPr>
+        <w:t>așază piciorul de deasupra cu șoldul și genunchiul îndoite în unghi drept;</w:t>
+      </w:r>
+    </w:p>
+    <w:p>
+      <w:pPr>
+        <w:pStyle w:val="Normal"/>
+        <w:widowControl/>
+        <w:numPr>
+          <w:ilvl w:val="0"/>
+          <w:numId w:val="4"/>
+        </w:numPr>
+        <w:spacing w:before="0" w:after="120"/>
+        <w:jc w:val="left"/>
+        <w:rPr>
+          <w:rFonts w:ascii="Arial" w:hAnsi="Arial" w:cs="Arial"/>
+          <w:sz w:val="20"/>
+          <w:szCs w:val="20"/>
+          <w:lang w:val="ro-RO"/>
+        </w:rPr>
+      </w:pPr>
+      <w:r>
+        <w:rPr>
+          <w:rFonts w:eastAsia="Arial" w:cs="Arial" w:ascii="Arial" w:hAnsi="Arial"/>
+          <w:b w:val="false"/>
+          <w:color w:val="auto"/>
+          <w:spacing w:val="0"/>
+          <w:w w:val="100"/>
+          <w:sz w:val="20"/>
+          <w:szCs w:val="20"/>
+          <w:lang w:val="ro-RO"/>
+        </w:rPr>
+        <w:t>înclină ușor capul pe spate, ca respirația să rămână liberă, cu fața ușor în jos, și potrivește mâna de sub obraz dacă este nevoie.</w:t>
+      </w:r>
+    </w:p>
+    <w:p>
+      <w:pPr>
+        <w:pStyle w:val="Normal"/>
+        <w:widowControl/>
+        <w:spacing w:before="0" w:after="120"/>
+        <w:ind w:hanging="0"/>
         <w:jc w:val="left"/>
         <w:rPr>
           <w:rFonts w:ascii="Arial" w:hAnsi="Arial" w:cs="Arial"/>
@@ -16243,18 +17190,15 @@
           <w:szCs w:val="20"/>
           <w:lang w:val="ro-RO"/>
         </w:rPr>
-        <w:t>alertarea: apelarea numărului unic de urgență 112 și anunțarea lucrătorului desemnat să acorde primul ajutor și a conducătorului locului de muncă;</w:t>
-      </w:r>
-    </w:p>
-    <w:p>
-      <w:pPr>
-        <w:pStyle w:val="Normal"/>
-        <w:widowControl/>
-        <w:numPr>
-          <w:ilvl w:val="0"/>
-          <w:numId w:val="4"/>
-        </w:numPr>
+        <w:t>Victima se acoperă și i se verifică regulat respirația. Dacă nu mai respiră normal, este întoarsă pe spate și se începe resuscitarea. Victima nu se lasă singură decât dacă este absolut necesar.</w:t>
+      </w:r>
+    </w:p>
+    <w:p>
+      <w:pPr>
+        <w:pStyle w:val="Normal"/>
+        <w:widowControl/>
         <w:spacing w:before="0" w:after="120"/>
+        <w:ind w:hanging="0"/>
         <w:jc w:val="left"/>
         <w:rPr>
           <w:rFonts w:ascii="Arial" w:hAnsi="Arial" w:cs="Arial"/>
@@ -16274,7 +17218,7 @@
           <w:szCs w:val="20"/>
           <w:lang w:val="ro-RO"/>
         </w:rPr>
-        <w:t>acordarea primului ajutor potrivit stării victimei și supravegherea ei până la preluarea de către echipajul de urgență.</w:t>
+        <w:t>Victima cu respirație agonică și victima cu suspiciune de leziune a coloanei (cădere de la înălțime, lovire puternică) nu se așază în această poziție. Victima cu suspiciune de leziune a coloanei se întoarce pe o parte numai dacă vomită sau dacă respirația nu poate fi menținută liberă altfel, cu ajutorul altor persoane, ținând capul, gâtul și trunchiul în același ax.</w:t>
       </w:r>
     </w:p>
     <w:p>
@@ -16310,7 +17254,484 @@
           <w:szCs w:val="20"/>
           <w:lang w:val="ro-RO"/>
         </w:rPr>
-        <w:t>Salvatorul nu trebuie să devină a doua victimă. Nu intră într-o încăpere cu fum sau gaze, într-un spațiu închis (rezervor, cămin, groapă, siloz), în apă sau într-o zonă cu pericol de prăbușire fără echipament de protecție și fără pregătire pentru aceasta; în aceste situații sună la 112 și așteaptă echipele specializate.</w:t>
+        <w:t>Stopul cardiac înseamnă că inima nu mai pompează sânge. Victima nu răspunde și nu respiră normal; în primele momente poate avea scurte mișcări asemănătoare unei crize convulsive sau respirații agonice. Fără resuscitare, creierul suferă leziuni după câteva minute, iar fiecare minut de întârziere a defibrilării scade șansele de supraviețuire cu aproximativ 10%. De aceea, resuscitarea începe imediat, fără a aștepta ambulanța.</w:t>
+      </w:r>
+    </w:p>
+    <w:p>
+      <w:pPr>
+        <w:pStyle w:val="Normal"/>
+        <w:keepNext/>
+        <w:widowControl/>
+        <w:numPr>
+          <w:ilvl w:val="0"/>
+          <w:numId w:val="0"/>
+        </w:numPr>
+        <w:spacing w:before="0" w:after="60"/>
+        <w:ind w:hanging="0" w:left="0"/>
+        <w:jc w:val="left"/>
+        <w:rPr>
+          <w:rFonts w:ascii="Arial" w:hAnsi="Arial" w:eastAsia="Arial" w:cs="Arial"/>
+          <w:b w:val="false"/>
+          <w:color w:val="auto"/>
+          <w:spacing w:val="0"/>
+          <w:w w:val="100"/>
+          <w:sz w:val="20"/>
+          <w:szCs w:val="20"/>
+          <w:lang w:val="ro-RO"/>
+        </w:rPr>
+      </w:pPr>
+      <w:r>
+        <w:rPr>
+          <w:rFonts w:eastAsia="Arial" w:cs="Arial" w:ascii="Arial" w:hAnsi="Arial"/>
+          <w:b w:val="false"/>
+          <w:color w:val="auto"/>
+          <w:spacing w:val="0"/>
+          <w:w w:val="100"/>
+          <w:sz w:val="20"/>
+          <w:szCs w:val="20"/>
+          <w:lang w:val="ro-RO"/>
+        </w:rPr>
+        <w:t>Compresiile toracice se execută astfel:</w:t>
+      </w:r>
+    </w:p>
+    <w:p>
+      <w:pPr>
+        <w:pStyle w:val="Normal"/>
+        <w:widowControl/>
+        <w:numPr>
+          <w:ilvl w:val="0"/>
+          <w:numId w:val="4"/>
+        </w:numPr>
+        <w:spacing w:before="0" w:after="40"/>
+        <w:jc w:val="left"/>
+        <w:rPr>
+          <w:rFonts w:ascii="Arial" w:hAnsi="Arial" w:cs="Arial"/>
+          <w:sz w:val="20"/>
+          <w:szCs w:val="20"/>
+          <w:lang w:val="ro-RO"/>
+        </w:rPr>
+      </w:pPr>
+      <w:r>
+        <w:rPr>
+          <w:rFonts w:eastAsia="Arial" w:cs="Arial" w:ascii="Arial" w:hAnsi="Arial"/>
+          <w:b w:val="false"/>
+          <w:color w:val="auto"/>
+          <w:spacing w:val="0"/>
+          <w:w w:val="100"/>
+          <w:sz w:val="20"/>
+          <w:szCs w:val="20"/>
+          <w:lang w:val="ro-RO"/>
+        </w:rPr>
+        <w:t>victima este culcată pe spate, pe o suprafață tare; dacă se află într-un pat, resuscitarea începe acolo, cu apăsări mai puternice, fără a pierde timp cu mutarea ei;</w:t>
+      </w:r>
+    </w:p>
+    <w:p>
+      <w:pPr>
+        <w:pStyle w:val="Normal"/>
+        <w:widowControl/>
+        <w:numPr>
+          <w:ilvl w:val="0"/>
+          <w:numId w:val="4"/>
+        </w:numPr>
+        <w:spacing w:before="0" w:after="40"/>
+        <w:jc w:val="left"/>
+        <w:rPr>
+          <w:rFonts w:ascii="Arial" w:hAnsi="Arial" w:cs="Arial"/>
+          <w:sz w:val="20"/>
+          <w:szCs w:val="20"/>
+          <w:lang w:val="ro-RO"/>
+        </w:rPr>
+      </w:pPr>
+      <w:r>
+        <w:rPr>
+          <w:rFonts w:eastAsia="Arial" w:cs="Arial" w:ascii="Arial" w:hAnsi="Arial"/>
+          <w:b w:val="false"/>
+          <w:color w:val="auto"/>
+          <w:spacing w:val="0"/>
+          <w:w w:val="100"/>
+          <w:sz w:val="20"/>
+          <w:szCs w:val="20"/>
+          <w:lang w:val="ro-RO"/>
+        </w:rPr>
+        <w:t>salvatorul descoperă pieptul victimei dacă hainele îl împiedică să găsească locul corect;</w:t>
+      </w:r>
+    </w:p>
+    <w:p>
+      <w:pPr>
+        <w:pStyle w:val="Normal"/>
+        <w:widowControl/>
+        <w:numPr>
+          <w:ilvl w:val="0"/>
+          <w:numId w:val="4"/>
+        </w:numPr>
+        <w:spacing w:before="0" w:after="40"/>
+        <w:jc w:val="left"/>
+        <w:rPr>
+          <w:rFonts w:ascii="Arial" w:hAnsi="Arial" w:cs="Arial"/>
+          <w:sz w:val="20"/>
+          <w:szCs w:val="20"/>
+          <w:lang w:val="ro-RO"/>
+        </w:rPr>
+      </w:pPr>
+      <w:r>
+        <w:rPr>
+          <w:rFonts w:eastAsia="Arial" w:cs="Arial" w:ascii="Arial" w:hAnsi="Arial"/>
+          <w:b w:val="false"/>
+          <w:color w:val="auto"/>
+          <w:spacing w:val="0"/>
+          <w:w w:val="100"/>
+          <w:sz w:val="20"/>
+          <w:szCs w:val="20"/>
+          <w:lang w:val="ro-RO"/>
+        </w:rPr>
+        <w:t>îngenunchează lângă victimă și așază podul unei palme pe jumătatea de jos a sternului („în centrul pieptului”), iar cealaltă palmă peste prima, cu degetele încleștate și ridicate de pe coaste;</w:t>
+      </w:r>
+    </w:p>
+    <w:p>
+      <w:pPr>
+        <w:pStyle w:val="Normal"/>
+        <w:widowControl/>
+        <w:numPr>
+          <w:ilvl w:val="0"/>
+          <w:numId w:val="4"/>
+        </w:numPr>
+        <w:spacing w:before="0" w:after="40"/>
+        <w:jc w:val="left"/>
+        <w:rPr>
+          <w:rFonts w:ascii="Arial" w:hAnsi="Arial" w:cs="Arial"/>
+          <w:sz w:val="20"/>
+          <w:szCs w:val="20"/>
+          <w:lang w:val="ro-RO"/>
+        </w:rPr>
+      </w:pPr>
+      <w:r>
+        <w:rPr>
+          <w:rFonts w:eastAsia="Arial" w:cs="Arial" w:ascii="Arial" w:hAnsi="Arial"/>
+          <w:b w:val="false"/>
+          <w:color w:val="auto"/>
+          <w:spacing w:val="0"/>
+          <w:w w:val="100"/>
+          <w:sz w:val="20"/>
+          <w:szCs w:val="20"/>
+          <w:lang w:val="ro-RO"/>
+        </w:rPr>
+        <w:t>ține brațele întinse, cu umerii vertical deasupra pieptului victimei;</w:t>
+      </w:r>
+    </w:p>
+    <w:p>
+      <w:pPr>
+        <w:pStyle w:val="Normal"/>
+        <w:widowControl/>
+        <w:numPr>
+          <w:ilvl w:val="0"/>
+          <w:numId w:val="4"/>
+        </w:numPr>
+        <w:spacing w:before="0" w:after="40"/>
+        <w:jc w:val="left"/>
+        <w:rPr>
+          <w:rFonts w:ascii="Arial" w:hAnsi="Arial" w:cs="Arial"/>
+          <w:sz w:val="20"/>
+          <w:szCs w:val="20"/>
+          <w:lang w:val="ro-RO"/>
+        </w:rPr>
+      </w:pPr>
+      <w:r>
+        <w:rPr>
+          <w:rFonts w:eastAsia="Arial" w:cs="Arial" w:ascii="Arial" w:hAnsi="Arial"/>
+          <w:b w:val="false"/>
+          <w:color w:val="auto"/>
+          <w:spacing w:val="0"/>
+          <w:w w:val="100"/>
+          <w:sz w:val="20"/>
+          <w:szCs w:val="20"/>
+          <w:lang w:val="ro-RO"/>
+        </w:rPr>
+        <w:t>apasă pieptul în jos cu cel puțin 5 cm, dar nu mai mult de 6 cm;</w:t>
+      </w:r>
+    </w:p>
+    <w:p>
+      <w:pPr>
+        <w:pStyle w:val="Normal"/>
+        <w:widowControl/>
+        <w:numPr>
+          <w:ilvl w:val="0"/>
+          <w:numId w:val="4"/>
+        </w:numPr>
+        <w:spacing w:before="0" w:after="40"/>
+        <w:jc w:val="left"/>
+        <w:rPr>
+          <w:rFonts w:ascii="Arial" w:hAnsi="Arial" w:cs="Arial"/>
+          <w:sz w:val="20"/>
+          <w:szCs w:val="20"/>
+          <w:lang w:val="ro-RO"/>
+        </w:rPr>
+      </w:pPr>
+      <w:r>
+        <w:rPr>
+          <w:rFonts w:eastAsia="Arial" w:cs="Arial" w:ascii="Arial" w:hAnsi="Arial"/>
+          <w:b w:val="false"/>
+          <w:color w:val="auto"/>
+          <w:spacing w:val="0"/>
+          <w:w w:val="100"/>
+          <w:sz w:val="20"/>
+          <w:szCs w:val="20"/>
+          <w:lang w:val="ro-RO"/>
+        </w:rPr>
+        <w:t>menține un ritm de 100–120 de compresii pe minut;</w:t>
+      </w:r>
+    </w:p>
+    <w:p>
+      <w:pPr>
+        <w:pStyle w:val="Normal"/>
+        <w:widowControl/>
+        <w:numPr>
+          <w:ilvl w:val="0"/>
+          <w:numId w:val="4"/>
+        </w:numPr>
+        <w:spacing w:before="0" w:after="40"/>
+        <w:jc w:val="left"/>
+        <w:rPr>
+          <w:rFonts w:ascii="Arial" w:hAnsi="Arial" w:cs="Arial"/>
+          <w:sz w:val="20"/>
+          <w:szCs w:val="20"/>
+          <w:lang w:val="ro-RO"/>
+        </w:rPr>
+      </w:pPr>
+      <w:r>
+        <w:rPr>
+          <w:rFonts w:eastAsia="Arial" w:cs="Arial" w:ascii="Arial" w:hAnsi="Arial"/>
+          <w:b w:val="false"/>
+          <w:color w:val="auto"/>
+          <w:spacing w:val="0"/>
+          <w:w w:val="100"/>
+          <w:sz w:val="20"/>
+          <w:szCs w:val="20"/>
+          <w:lang w:val="ro-RO"/>
+        </w:rPr>
+        <w:t>după fiecare compresie lasă pieptul să revină complet, fără să se sprijine pe el și fără să ridice mâinile;</w:t>
+      </w:r>
+    </w:p>
+    <w:p>
+      <w:pPr>
+        <w:pStyle w:val="Normal"/>
+        <w:widowControl/>
+        <w:numPr>
+          <w:ilvl w:val="0"/>
+          <w:numId w:val="4"/>
+        </w:numPr>
+        <w:spacing w:before="0" w:after="120"/>
+        <w:jc w:val="left"/>
+        <w:rPr>
+          <w:rFonts w:ascii="Arial" w:hAnsi="Arial" w:cs="Arial"/>
+          <w:sz w:val="20"/>
+          <w:szCs w:val="20"/>
+          <w:lang w:val="ro-RO"/>
+        </w:rPr>
+      </w:pPr>
+      <w:r>
+        <w:rPr>
+          <w:rFonts w:eastAsia="Arial" w:cs="Arial" w:ascii="Arial" w:hAnsi="Arial"/>
+          <w:b w:val="false"/>
+          <w:color w:val="auto"/>
+          <w:spacing w:val="0"/>
+          <w:w w:val="100"/>
+          <w:sz w:val="20"/>
+          <w:szCs w:val="20"/>
+          <w:lang w:val="ro-RO"/>
+        </w:rPr>
+        <w:t>reduce la minimum pauzele dintre compresii.</w:t>
+      </w:r>
+    </w:p>
+    <w:p>
+      <w:pPr>
+        <w:pStyle w:val="Normal"/>
+        <w:keepNext/>
+        <w:widowControl/>
+        <w:numPr>
+          <w:ilvl w:val="0"/>
+          <w:numId w:val="0"/>
+        </w:numPr>
+        <w:spacing w:before="0" w:after="60"/>
+        <w:ind w:hanging="0" w:left="0"/>
+        <w:jc w:val="left"/>
+        <w:rPr>
+          <w:rFonts w:ascii="Arial" w:hAnsi="Arial" w:eastAsia="Arial" w:cs="Arial"/>
+          <w:b w:val="false"/>
+          <w:color w:val="auto"/>
+          <w:spacing w:val="0"/>
+          <w:w w:val="100"/>
+          <w:sz w:val="20"/>
+          <w:szCs w:val="20"/>
+          <w:lang w:val="ro-RO"/>
+        </w:rPr>
+      </w:pPr>
+      <w:r>
+        <w:rPr>
+          <w:rFonts w:eastAsia="Arial" w:cs="Arial" w:ascii="Arial" w:hAnsi="Arial"/>
+          <w:b w:val="false"/>
+          <w:color w:val="auto"/>
+          <w:spacing w:val="0"/>
+          <w:w w:val="100"/>
+          <w:sz w:val="20"/>
+          <w:szCs w:val="20"/>
+          <w:lang w:val="ro-RO"/>
+        </w:rPr>
+        <w:t>Salvatorul instruit care poate și dorește să facă ventilații alternează 30 de compresii cu 2 ventilații (30:2):</w:t>
+      </w:r>
+    </w:p>
+    <w:p>
+      <w:pPr>
+        <w:pStyle w:val="Normal"/>
+        <w:widowControl/>
+        <w:numPr>
+          <w:ilvl w:val="0"/>
+          <w:numId w:val="4"/>
+        </w:numPr>
+        <w:spacing w:before="0" w:after="40"/>
+        <w:jc w:val="left"/>
+        <w:rPr>
+          <w:rFonts w:ascii="Arial" w:hAnsi="Arial" w:cs="Arial"/>
+          <w:sz w:val="20"/>
+          <w:szCs w:val="20"/>
+          <w:lang w:val="ro-RO"/>
+        </w:rPr>
+      </w:pPr>
+      <w:r>
+        <w:rPr>
+          <w:rFonts w:eastAsia="Arial" w:cs="Arial" w:ascii="Arial" w:hAnsi="Arial"/>
+          <w:b w:val="false"/>
+          <w:color w:val="auto"/>
+          <w:spacing w:val="0"/>
+          <w:w w:val="100"/>
+          <w:sz w:val="20"/>
+          <w:szCs w:val="20"/>
+          <w:lang w:val="ro-RO"/>
+        </w:rPr>
+        <w:t>deschide căile respiratorii prin înclinarea capului pe spate și ridicarea bărbiei;</w:t>
+      </w:r>
+    </w:p>
+    <w:p>
+      <w:pPr>
+        <w:pStyle w:val="Normal"/>
+        <w:widowControl/>
+        <w:numPr>
+          <w:ilvl w:val="0"/>
+          <w:numId w:val="4"/>
+        </w:numPr>
+        <w:spacing w:before="0" w:after="40"/>
+        <w:jc w:val="left"/>
+        <w:rPr>
+          <w:rFonts w:ascii="Arial" w:hAnsi="Arial" w:cs="Arial"/>
+          <w:sz w:val="20"/>
+          <w:szCs w:val="20"/>
+          <w:lang w:val="ro-RO"/>
+        </w:rPr>
+      </w:pPr>
+      <w:r>
+        <w:rPr>
+          <w:rFonts w:eastAsia="Arial" w:cs="Arial" w:ascii="Arial" w:hAnsi="Arial"/>
+          <w:b w:val="false"/>
+          <w:color w:val="auto"/>
+          <w:spacing w:val="0"/>
+          <w:w w:val="100"/>
+          <w:sz w:val="20"/>
+          <w:szCs w:val="20"/>
+          <w:lang w:val="ro-RO"/>
+        </w:rPr>
+        <w:t>închide nasul victimei cu degetul mare și arătătorul mâinii de pe frunte;</w:t>
+      </w:r>
+    </w:p>
+    <w:p>
+      <w:pPr>
+        <w:pStyle w:val="Normal"/>
+        <w:widowControl/>
+        <w:numPr>
+          <w:ilvl w:val="0"/>
+          <w:numId w:val="4"/>
+        </w:numPr>
+        <w:spacing w:before="0" w:after="40"/>
+        <w:jc w:val="left"/>
+        <w:rPr>
+          <w:rFonts w:ascii="Arial" w:hAnsi="Arial" w:cs="Arial"/>
+          <w:sz w:val="20"/>
+          <w:szCs w:val="20"/>
+          <w:lang w:val="ro-RO"/>
+        </w:rPr>
+      </w:pPr>
+      <w:r>
+        <w:rPr>
+          <w:rFonts w:eastAsia="Arial" w:cs="Arial" w:ascii="Arial" w:hAnsi="Arial"/>
+          <w:b w:val="false"/>
+          <w:color w:val="auto"/>
+          <w:spacing w:val="0"/>
+          <w:w w:val="100"/>
+          <w:sz w:val="20"/>
+          <w:szCs w:val="20"/>
+          <w:lang w:val="ro-RO"/>
+        </w:rPr>
+        <w:t>după o inspirație normală, își lipește buzele în jurul gurii victimei, folosind, dacă există, dispozitivul de respirație gură la gură din trusa de prim ajutor, și suflă constant, aproximativ o secundă, cât să vadă pieptul ridicându-se;</w:t>
+      </w:r>
+    </w:p>
+    <w:p>
+      <w:pPr>
+        <w:pStyle w:val="Normal"/>
+        <w:widowControl/>
+        <w:numPr>
+          <w:ilvl w:val="0"/>
+          <w:numId w:val="4"/>
+        </w:numPr>
+        <w:spacing w:before="0" w:after="40"/>
+        <w:jc w:val="left"/>
+        <w:rPr>
+          <w:rFonts w:ascii="Arial" w:hAnsi="Arial" w:cs="Arial"/>
+          <w:sz w:val="20"/>
+          <w:szCs w:val="20"/>
+          <w:lang w:val="ro-RO"/>
+        </w:rPr>
+      </w:pPr>
+      <w:r>
+        <w:rPr>
+          <w:rFonts w:eastAsia="Arial" w:cs="Arial" w:ascii="Arial" w:hAnsi="Arial"/>
+          <w:b w:val="false"/>
+          <w:color w:val="auto"/>
+          <w:spacing w:val="0"/>
+          <w:w w:val="100"/>
+          <w:sz w:val="20"/>
+          <w:szCs w:val="20"/>
+          <w:lang w:val="ro-RO"/>
+        </w:rPr>
+        <w:t>lasă pieptul să coboare și repetă o dată;</w:t>
+      </w:r>
+    </w:p>
+    <w:p>
+      <w:pPr>
+        <w:pStyle w:val="Normal"/>
+        <w:widowControl/>
+        <w:numPr>
+          <w:ilvl w:val="0"/>
+          <w:numId w:val="4"/>
+        </w:numPr>
+        <w:spacing w:before="0" w:after="120"/>
+        <w:jc w:val="left"/>
+        <w:rPr>
+          <w:rFonts w:ascii="Arial" w:hAnsi="Arial" w:cs="Arial"/>
+          <w:sz w:val="20"/>
+          <w:szCs w:val="20"/>
+          <w:lang w:val="ro-RO"/>
+        </w:rPr>
+      </w:pPr>
+      <w:r>
+        <w:rPr>
+          <w:rFonts w:eastAsia="Arial" w:cs="Arial" w:ascii="Arial" w:hAnsi="Arial"/>
+          <w:b w:val="false"/>
+          <w:color w:val="auto"/>
+          <w:spacing w:val="0"/>
+          <w:w w:val="100"/>
+          <w:sz w:val="20"/>
+          <w:szCs w:val="20"/>
+          <w:lang w:val="ro-RO"/>
+        </w:rPr>
+        <w:t>reia imediat cele 30 de compresii.</w:t>
       </w:r>
     </w:p>
     <w:p>
@@ -16338,19 +17759,18 @@
           <w:szCs w:val="20"/>
           <w:lang w:val="ro-RO"/>
         </w:rPr>
-        <w:t>Pentru a se proteja de sânge și de alte lichide ale corpului, salvatorul folosește mănușile din trusa de prim ajutor și se spală pe mâini după intervenție. Își păstrează calmul, acționează repede, dar fără grabă inutilă, și liniștește victima.</w:t>
-      </w:r>
-    </w:p>
-    <w:p>
-      <w:pPr>
-        <w:pStyle w:val="Normal"/>
-        <w:keepNext/>
-        <w:widowControl/>
-        <w:numPr>
-          <w:ilvl w:val="0"/>
-          <w:numId w:val="0"/>
-        </w:numPr>
-        <w:spacing w:before="0" w:after="60"/>
+        <w:t>Se insuflă doar cât aer este necesar ca pieptul să se ridice. Dacă după două încercări pieptul nu se ridică, salvatorul reia compresiile și are în vedere o posibilă obstrucție a căilor respiratorii cu un corp străin.</w:t>
+      </w:r>
+    </w:p>
+    <w:p>
+      <w:pPr>
+        <w:pStyle w:val="Normal"/>
+        <w:widowControl/>
+        <w:numPr>
+          <w:ilvl w:val="0"/>
+          <w:numId w:val="0"/>
+        </w:numPr>
+        <w:spacing w:before="0" w:after="120"/>
         <w:ind w:hanging="0" w:left="0"/>
         <w:jc w:val="left"/>
         <w:rPr>
@@ -16375,18 +17795,15 @@
           <w:szCs w:val="20"/>
           <w:lang w:val="ro-RO"/>
         </w:rPr>
-        <w:t>La apelul 112 se comunică:</w:t>
-      </w:r>
-    </w:p>
-    <w:p>
-      <w:pPr>
-        <w:pStyle w:val="Normal"/>
-        <w:widowControl/>
-        <w:numPr>
-          <w:ilvl w:val="0"/>
-          <w:numId w:val="4"/>
-        </w:numPr>
-        <w:spacing w:before="0" w:after="40"/>
+        <w:t>Salvatorul care nu a fost instruit să facă ventilații sau care nu dorește să le facă execută compresii toracice continue, fără întrerupere, cu un ritm de 100–120 pe minut. Dispecerul 112 poate ghida resuscitarea prin telefon.</w:t>
+      </w:r>
+    </w:p>
+    <w:p>
+      <w:pPr>
+        <w:pStyle w:val="Normal"/>
+        <w:widowControl/>
+        <w:spacing w:before="0" w:after="120"/>
+        <w:ind w:hanging="0"/>
         <w:jc w:val="left"/>
         <w:rPr>
           <w:rFonts w:ascii="Arial" w:hAnsi="Arial" w:cs="Arial"/>
@@ -16406,18 +17823,15 @@
           <w:szCs w:val="20"/>
           <w:lang w:val="ro-RO"/>
         </w:rPr>
-        <w:t>locul exact al accidentului (adresa, clădirea, etajul, reperele și intrarea pe care o vor folosi echipajele);</w:t>
-      </w:r>
-    </w:p>
-    <w:p>
-      <w:pPr>
-        <w:pStyle w:val="Normal"/>
-        <w:widowControl/>
-        <w:numPr>
-          <w:ilvl w:val="0"/>
-          <w:numId w:val="4"/>
-        </w:numPr>
-        <w:spacing w:before="0" w:after="40"/>
+        <w:t>Dacă sunt mai mulți salvatori, aceștia se schimbă la compresii aproximativ la fiecare 2 minute, cu o pauză cât mai scurtă, pentru ca oboseala să nu scadă calitatea compresiilor.</w:t>
+      </w:r>
+    </w:p>
+    <w:p>
+      <w:pPr>
+        <w:pStyle w:val="Normal"/>
+        <w:widowControl/>
+        <w:spacing w:before="0" w:after="120"/>
+        <w:ind w:hanging="0"/>
         <w:jc w:val="left"/>
         <w:rPr>
           <w:rFonts w:ascii="Arial" w:hAnsi="Arial" w:cs="Arial"/>
@@ -16437,7 +17851,44 @@
           <w:szCs w:val="20"/>
           <w:lang w:val="ro-RO"/>
         </w:rPr>
-        <w:t>ce s-a întâmplat (cădere, electrocutare, arsură, intoxicație, îmbolnăvire bruscă);</w:t>
+        <w:t>Resuscitarea continuă până când victima își revine (se mișcă, deschide ochii, respiră normal), până când echipajul de urgență preia victima sau până când salvatorul este epuizat. Victima care își revine se așază în poziția laterală de siguranță și se supraveghează.</w:t>
+      </w:r>
+    </w:p>
+    <w:p>
+      <w:pPr>
+        <w:pStyle w:val="Normal"/>
+        <w:keepNext/>
+        <w:widowControl/>
+        <w:numPr>
+          <w:ilvl w:val="0"/>
+          <w:numId w:val="0"/>
+        </w:numPr>
+        <w:spacing w:before="0" w:after="60"/>
+        <w:ind w:hanging="0" w:left="0"/>
+        <w:jc w:val="left"/>
+        <w:rPr>
+          <w:rFonts w:ascii="Arial" w:hAnsi="Arial" w:eastAsia="Arial" w:cs="Arial"/>
+          <w:b w:val="false"/>
+          <w:color w:val="auto"/>
+          <w:spacing w:val="0"/>
+          <w:w w:val="100"/>
+          <w:sz w:val="20"/>
+          <w:szCs w:val="20"/>
+          <w:lang w:val="ro-RO"/>
+        </w:rPr>
+      </w:pPr>
+      <w:r>
+        <w:rPr>
+          <w:rFonts w:eastAsia="Arial" w:cs="Arial" w:ascii="Arial" w:hAnsi="Arial"/>
+          <w:b w:val="false"/>
+          <w:color w:val="auto"/>
+          <w:spacing w:val="0"/>
+          <w:w w:val="100"/>
+          <w:sz w:val="20"/>
+          <w:szCs w:val="20"/>
+          <w:lang w:val="ro-RO"/>
+        </w:rPr>
+        <w:t>Defibrilatorul automat extern (DEA) poate fi folosit de orice persoană, chiar fără instruire: aparatul analizează singur ritmul inimii, dă instrucțiuni vocale și nu administrează șoc dacă acesta nu este necesar. Se folosește astfel:</w:t>
       </w:r>
     </w:p>
     <w:p>
@@ -16449,6 +17900,158 @@
           <w:numId w:val="4"/>
         </w:numPr>
         <w:spacing w:before="0" w:after="40"/>
+        <w:jc w:val="left"/>
+        <w:rPr>
+          <w:rFonts w:ascii="Arial" w:hAnsi="Arial" w:cs="Arial"/>
+          <w:sz w:val="20"/>
+          <w:szCs w:val="20"/>
+          <w:lang w:val="ro-RO"/>
+        </w:rPr>
+      </w:pPr>
+      <w:r>
+        <w:rPr>
+          <w:rFonts w:eastAsia="Arial" w:cs="Arial" w:ascii="Arial" w:hAnsi="Arial"/>
+          <w:b w:val="false"/>
+          <w:color w:val="auto"/>
+          <w:spacing w:val="0"/>
+          <w:w w:val="100"/>
+          <w:sz w:val="20"/>
+          <w:szCs w:val="20"/>
+          <w:lang w:val="ro-RO"/>
+        </w:rPr>
+        <w:t>imediat ce DEA este adus, se pornește și i se urmează instrucțiunile; dacă sunt doi salvatori, unul continuă compresiile cât timp celălalt lipește electrozii;</w:t>
+      </w:r>
+    </w:p>
+    <w:p>
+      <w:pPr>
+        <w:pStyle w:val="Normal"/>
+        <w:widowControl/>
+        <w:numPr>
+          <w:ilvl w:val="0"/>
+          <w:numId w:val="4"/>
+        </w:numPr>
+        <w:spacing w:before="0" w:after="40"/>
+        <w:jc w:val="left"/>
+        <w:rPr>
+          <w:rFonts w:ascii="Arial" w:hAnsi="Arial" w:cs="Arial"/>
+          <w:sz w:val="20"/>
+          <w:szCs w:val="20"/>
+          <w:lang w:val="ro-RO"/>
+        </w:rPr>
+      </w:pPr>
+      <w:r>
+        <w:rPr>
+          <w:rFonts w:eastAsia="Arial" w:cs="Arial" w:ascii="Arial" w:hAnsi="Arial"/>
+          <w:b w:val="false"/>
+          <w:color w:val="auto"/>
+          <w:spacing w:val="0"/>
+          <w:w w:val="100"/>
+          <w:sz w:val="20"/>
+          <w:szCs w:val="20"/>
+          <w:lang w:val="ro-RO"/>
+        </w:rPr>
+        <w:t>electrozii se lipesc pe pieptul gol și uscat al victimei, ca în desenul de pe ei: unul sub clavicula dreaptă, lângă stern, celălalt pe partea stângă a pieptului, sub axilă;</w:t>
+      </w:r>
+    </w:p>
+    <w:p>
+      <w:pPr>
+        <w:pStyle w:val="Normal"/>
+        <w:widowControl/>
+        <w:numPr>
+          <w:ilvl w:val="0"/>
+          <w:numId w:val="4"/>
+        </w:numPr>
+        <w:spacing w:before="0" w:after="40"/>
+        <w:jc w:val="left"/>
+        <w:rPr>
+          <w:rFonts w:ascii="Arial" w:hAnsi="Arial" w:cs="Arial"/>
+          <w:sz w:val="20"/>
+          <w:szCs w:val="20"/>
+          <w:lang w:val="ro-RO"/>
+        </w:rPr>
+      </w:pPr>
+      <w:r>
+        <w:rPr>
+          <w:rFonts w:eastAsia="Arial" w:cs="Arial" w:ascii="Arial" w:hAnsi="Arial"/>
+          <w:b w:val="false"/>
+          <w:color w:val="auto"/>
+          <w:spacing w:val="0"/>
+          <w:w w:val="100"/>
+          <w:sz w:val="20"/>
+          <w:szCs w:val="20"/>
+          <w:lang w:val="ro-RO"/>
+        </w:rPr>
+        <w:t>cât timp aparatul analizează ritmul și când administrează șocul, nimeni nu atinge victima;</w:t>
+      </w:r>
+    </w:p>
+    <w:p>
+      <w:pPr>
+        <w:pStyle w:val="Normal"/>
+        <w:widowControl/>
+        <w:numPr>
+          <w:ilvl w:val="0"/>
+          <w:numId w:val="4"/>
+        </w:numPr>
+        <w:spacing w:before="0" w:after="40"/>
+        <w:jc w:val="left"/>
+        <w:rPr>
+          <w:rFonts w:ascii="Arial" w:hAnsi="Arial" w:cs="Arial"/>
+          <w:sz w:val="20"/>
+          <w:szCs w:val="20"/>
+          <w:lang w:val="ro-RO"/>
+        </w:rPr>
+      </w:pPr>
+      <w:r>
+        <w:rPr>
+          <w:rFonts w:eastAsia="Arial" w:cs="Arial" w:ascii="Arial" w:hAnsi="Arial"/>
+          <w:b w:val="false"/>
+          <w:color w:val="auto"/>
+          <w:spacing w:val="0"/>
+          <w:w w:val="100"/>
+          <w:sz w:val="20"/>
+          <w:szCs w:val="20"/>
+          <w:lang w:val="ro-RO"/>
+        </w:rPr>
+        <w:t>după șoc, sau dacă șocul nu este indicat, compresiile se reiau imediat, iar instrucțiunile aparatului se urmează în continuare (de regulă, aparatul reanalizează ritmul la 2 minute);</w:t>
+      </w:r>
+    </w:p>
+    <w:p>
+      <w:pPr>
+        <w:pStyle w:val="Normal"/>
+        <w:widowControl/>
+        <w:numPr>
+          <w:ilvl w:val="0"/>
+          <w:numId w:val="4"/>
+        </w:numPr>
+        <w:spacing w:before="0" w:after="120"/>
+        <w:jc w:val="left"/>
+        <w:rPr>
+          <w:rFonts w:ascii="Arial" w:hAnsi="Arial" w:cs="Arial"/>
+          <w:sz w:val="20"/>
+          <w:szCs w:val="20"/>
+          <w:lang w:val="ro-RO"/>
+        </w:rPr>
+      </w:pPr>
+      <w:r>
+        <w:rPr>
+          <w:rFonts w:eastAsia="Arial" w:cs="Arial" w:ascii="Arial" w:hAnsi="Arial"/>
+          <w:b w:val="false"/>
+          <w:color w:val="auto"/>
+          <w:spacing w:val="0"/>
+          <w:w w:val="100"/>
+          <w:sz w:val="20"/>
+          <w:szCs w:val="20"/>
+          <w:lang w:val="ro-RO"/>
+        </w:rPr>
+        <w:t>aparatul nu se oprește și electrozii nu se dezlipesc până la sosirea echipajului de urgență.</w:t>
+      </w:r>
+    </w:p>
+    <w:p>
+      <w:pPr>
+        <w:pStyle w:val="Normal"/>
+        <w:widowControl/>
+        <w:spacing w:before="0" w:after="120"/>
+        <w:ind w:hanging="0"/>
         <w:jc w:val="left"/>
         <w:rPr>
           <w:rFonts w:ascii="Arial" w:hAnsi="Arial" w:cs="Arial"/>
@@ -16459,16 +18062,55 @@
       </w:pPr>
       <w:r>
         <w:rPr>
-          <w:rFonts w:eastAsia="Arial" w:cs="Arial" w:ascii="Arial" w:hAnsi="Arial"/>
-          <w:b w:val="false"/>
-          <w:color w:val="auto"/>
-          <w:spacing w:val="0"/>
-          <w:w w:val="100"/>
-          <w:sz w:val="20"/>
-          <w:szCs w:val="20"/>
-          <w:lang w:val="ro-RO"/>
-        </w:rPr>
-        <w:t>numărul victimelor și starea lor (dacă răspund, dacă respiră, dacă sângerează);</w:t>
+          <w:rStyle w:val="text1"/>
+          <w:rFonts w:eastAsia="Arial" w:cs="Arial" w:ascii="Arial" w:hAnsi="Arial"/>
+          <w:b w:val="false"/>
+          <w:i w:val="false"/>
+          <w:color w:val="auto"/>
+          <w:spacing w:val="0"/>
+          <w:w w:val="100"/>
+          <w:sz w:val="20"/>
+          <w:szCs w:val="20"/>
+          <w:lang w:val="ro-RO"/>
+        </w:rPr>
+        <w:t>Lucrătorii trebuie să știe unde se află cel mai apropiat defibrilator, la locul de muncă sau în clădirile din apropiere.</w:t>
+      </w:r>
+    </w:p>
+    <w:p>
+      <w:pPr>
+        <w:pStyle w:val="Normal"/>
+        <w:keepNext/>
+        <w:widowControl/>
+        <w:numPr>
+          <w:ilvl w:val="0"/>
+          <w:numId w:val="0"/>
+        </w:numPr>
+        <w:spacing w:before="0" w:after="60"/>
+        <w:ind w:hanging="0" w:left="0"/>
+        <w:jc w:val="left"/>
+        <w:rPr>
+          <w:rFonts w:ascii="Arial" w:hAnsi="Arial" w:eastAsia="Arial" w:cs="Arial"/>
+          <w:b w:val="false"/>
+          <w:color w:val="auto"/>
+          <w:spacing w:val="0"/>
+          <w:w w:val="100"/>
+          <w:sz w:val="20"/>
+          <w:szCs w:val="20"/>
+          <w:lang w:val="ro-RO"/>
+        </w:rPr>
+      </w:pPr>
+      <w:r>
+        <w:rPr>
+          <w:rFonts w:eastAsia="Arial" w:cs="Arial" w:ascii="Arial" w:hAnsi="Arial"/>
+          <w:b w:val="false"/>
+          <w:color w:val="auto"/>
+          <w:spacing w:val="0"/>
+          <w:w w:val="100"/>
+          <w:sz w:val="20"/>
+          <w:szCs w:val="20"/>
+          <w:lang w:val="ro-RO"/>
+        </w:rPr>
+        <w:t>La arsurile produse de flacără, de lichide sau obiecte fierbinți ori de abur:</w:t>
       </w:r>
     </w:p>
     <w:p>
@@ -16480,6 +18122,158 @@
           <w:numId w:val="4"/>
         </w:numPr>
         <w:spacing w:before="0" w:after="40"/>
+        <w:jc w:val="left"/>
+        <w:rPr>
+          <w:rFonts w:ascii="Arial" w:hAnsi="Arial" w:cs="Arial"/>
+          <w:sz w:val="20"/>
+          <w:szCs w:val="20"/>
+          <w:lang w:val="ro-RO"/>
+        </w:rPr>
+      </w:pPr>
+      <w:r>
+        <w:rPr>
+          <w:rFonts w:eastAsia="Arial" w:cs="Arial" w:ascii="Arial" w:hAnsi="Arial"/>
+          <w:b w:val="false"/>
+          <w:color w:val="auto"/>
+          <w:spacing w:val="0"/>
+          <w:w w:val="100"/>
+          <w:sz w:val="20"/>
+          <w:szCs w:val="20"/>
+          <w:lang w:val="ro-RO"/>
+        </w:rPr>
+        <w:t>se oprește arderea: hainele aprinse se sting prin acoperire cu o pătură, o haină sau o pătură ignifugă ori prin rostogolirea victimei pe sol; victima nu trebuie să alerge;</w:t>
+      </w:r>
+    </w:p>
+    <w:p>
+      <w:pPr>
+        <w:pStyle w:val="Normal"/>
+        <w:widowControl/>
+        <w:numPr>
+          <w:ilvl w:val="0"/>
+          <w:numId w:val="4"/>
+        </w:numPr>
+        <w:spacing w:before="0" w:after="40"/>
+        <w:jc w:val="left"/>
+        <w:rPr>
+          <w:rFonts w:ascii="Arial" w:hAnsi="Arial" w:cs="Arial"/>
+          <w:sz w:val="20"/>
+          <w:szCs w:val="20"/>
+          <w:lang w:val="ro-RO"/>
+        </w:rPr>
+      </w:pPr>
+      <w:r>
+        <w:rPr>
+          <w:rFonts w:eastAsia="Arial" w:cs="Arial" w:ascii="Arial" w:hAnsi="Arial"/>
+          <w:b w:val="false"/>
+          <w:color w:val="auto"/>
+          <w:spacing w:val="0"/>
+          <w:w w:val="100"/>
+          <w:sz w:val="20"/>
+          <w:szCs w:val="20"/>
+          <w:lang w:val="ro-RO"/>
+        </w:rPr>
+        <w:t>arsura se răcește imediat cu apă curentă rece sau răcoroasă (nu cu gheață), cel puțin 20 de minute;</w:t>
+      </w:r>
+    </w:p>
+    <w:p>
+      <w:pPr>
+        <w:pStyle w:val="Normal"/>
+        <w:widowControl/>
+        <w:numPr>
+          <w:ilvl w:val="0"/>
+          <w:numId w:val="4"/>
+        </w:numPr>
+        <w:spacing w:before="0" w:after="40"/>
+        <w:jc w:val="left"/>
+        <w:rPr>
+          <w:rFonts w:ascii="Arial" w:hAnsi="Arial" w:cs="Arial"/>
+          <w:sz w:val="20"/>
+          <w:szCs w:val="20"/>
+          <w:lang w:val="ro-RO"/>
+        </w:rPr>
+      </w:pPr>
+      <w:r>
+        <w:rPr>
+          <w:rFonts w:eastAsia="Arial" w:cs="Arial" w:ascii="Arial" w:hAnsi="Arial"/>
+          <w:b w:val="false"/>
+          <w:color w:val="auto"/>
+          <w:spacing w:val="0"/>
+          <w:w w:val="100"/>
+          <w:sz w:val="20"/>
+          <w:szCs w:val="20"/>
+          <w:lang w:val="ro-RO"/>
+        </w:rPr>
+        <w:t>în timpul răcirii, inelele, ceasul, brățările și hainele din zona arsă se scot cu grijă, înainte să apară umflarea; hainele lipite de piele nu se smulg;</w:t>
+      </w:r>
+    </w:p>
+    <w:p>
+      <w:pPr>
+        <w:pStyle w:val="Normal"/>
+        <w:widowControl/>
+        <w:numPr>
+          <w:ilvl w:val="0"/>
+          <w:numId w:val="4"/>
+        </w:numPr>
+        <w:spacing w:before="0" w:after="40"/>
+        <w:jc w:val="left"/>
+        <w:rPr>
+          <w:rFonts w:ascii="Arial" w:hAnsi="Arial" w:cs="Arial"/>
+          <w:sz w:val="20"/>
+          <w:szCs w:val="20"/>
+          <w:lang w:val="ro-RO"/>
+        </w:rPr>
+      </w:pPr>
+      <w:r>
+        <w:rPr>
+          <w:rFonts w:eastAsia="Arial" w:cs="Arial" w:ascii="Arial" w:hAnsi="Arial"/>
+          <w:b w:val="false"/>
+          <w:color w:val="auto"/>
+          <w:spacing w:val="0"/>
+          <w:w w:val="100"/>
+          <w:sz w:val="20"/>
+          <w:szCs w:val="20"/>
+          <w:lang w:val="ro-RO"/>
+        </w:rPr>
+        <w:t>după răcire, arsura se acoperă lejer cu o compresă sterilă sau cu folie alimentară curată, fără a o strânge;</w:t>
+      </w:r>
+    </w:p>
+    <w:p>
+      <w:pPr>
+        <w:pStyle w:val="Normal"/>
+        <w:widowControl/>
+        <w:numPr>
+          <w:ilvl w:val="0"/>
+          <w:numId w:val="4"/>
+        </w:numPr>
+        <w:spacing w:before="0" w:after="120"/>
+        <w:jc w:val="left"/>
+        <w:rPr>
+          <w:rFonts w:ascii="Arial" w:hAnsi="Arial" w:cs="Arial"/>
+          <w:sz w:val="20"/>
+          <w:szCs w:val="20"/>
+          <w:lang w:val="ro-RO"/>
+        </w:rPr>
+      </w:pPr>
+      <w:r>
+        <w:rPr>
+          <w:rFonts w:eastAsia="Arial" w:cs="Arial" w:ascii="Arial" w:hAnsi="Arial"/>
+          <w:b w:val="false"/>
+          <w:color w:val="auto"/>
+          <w:spacing w:val="0"/>
+          <w:w w:val="100"/>
+          <w:sz w:val="20"/>
+          <w:szCs w:val="20"/>
+          <w:lang w:val="ro-RO"/>
+        </w:rPr>
+        <w:t>restul corpului se ține la cald; la arsurile întinse, răcirea se face cu atenție, pentru a nu produce hipotermie.</w:t>
+      </w:r>
+    </w:p>
+    <w:p>
+      <w:pPr>
+        <w:pStyle w:val="Normal"/>
+        <w:widowControl/>
+        <w:spacing w:before="0" w:after="120"/>
+        <w:ind w:hanging="0"/>
         <w:jc w:val="left"/>
         <w:rPr>
           <w:rFonts w:ascii="Arial" w:hAnsi="Arial" w:cs="Arial"/>
@@ -16499,18 +18293,15 @@
           <w:szCs w:val="20"/>
           <w:lang w:val="ro-RO"/>
         </w:rPr>
-        <w:t>pericolele care persistă (incendiu, gaz, curent electric, substanțe chimice);</w:t>
-      </w:r>
-    </w:p>
-    <w:p>
-      <w:pPr>
-        <w:pStyle w:val="Normal"/>
-        <w:widowControl/>
-        <w:numPr>
-          <w:ilvl w:val="0"/>
-          <w:numId w:val="4"/>
-        </w:numPr>
+        <w:t>Pe arsură nu se pun gheață, creme, unguente, ulei, pastă de dinți, făină sau alte remedii, iar bășicile nu se sparg.</w:t>
+      </w:r>
+    </w:p>
+    <w:p>
+      <w:pPr>
+        <w:pStyle w:val="Normal"/>
+        <w:widowControl/>
         <w:spacing w:before="0" w:after="120"/>
+        <w:ind w:hanging="0"/>
         <w:jc w:val="left"/>
         <w:rPr>
           <w:rFonts w:ascii="Arial" w:hAnsi="Arial" w:cs="Arial"/>
@@ -16521,16 +18312,404 @@
       </w:pPr>
       <w:r>
         <w:rPr>
-          <w:rFonts w:eastAsia="Arial" w:cs="Arial" w:ascii="Arial" w:hAnsi="Arial"/>
-          <w:b w:val="false"/>
-          <w:color w:val="auto"/>
-          <w:spacing w:val="0"/>
-          <w:w w:val="100"/>
-          <w:sz w:val="20"/>
-          <w:szCs w:val="20"/>
-          <w:lang w:val="ro-RO"/>
-        </w:rPr>
-        <w:t>numărul de telefon de la care se sună.</w:t>
+          <w:rStyle w:val="text1"/>
+          <w:rFonts w:eastAsia="Arial" w:cs="Arial" w:ascii="Arial" w:hAnsi="Arial"/>
+          <w:b w:val="false"/>
+          <w:i w:val="false"/>
+          <w:color w:val="auto"/>
+          <w:spacing w:val="0"/>
+          <w:w w:val="100"/>
+          <w:sz w:val="20"/>
+          <w:szCs w:val="20"/>
+          <w:lang w:val="ro-RO"/>
+        </w:rPr>
+        <w:t>Se sună la 112 sau victima este dusă la medic dacă arsura este mai mare decât palma victimei, dacă este profundă (pielea albă, cenușie, tare ca un carton sau carbonizată), dacă afectează fața, gâtul, mâinile, picioarele, articulațiile sau zona genitală, dacă este produsă de curent electric sau de substanțe chimice ori dacă victima a inhalat fum (tuse, voce răgușită, funingine în jurul gurii și al nasului).</w:t>
+      </w:r>
+    </w:p>
+    <w:p>
+      <w:pPr>
+        <w:pStyle w:val="Normal"/>
+        <w:keepNext/>
+        <w:widowControl/>
+        <w:numPr>
+          <w:ilvl w:val="0"/>
+          <w:numId w:val="0"/>
+        </w:numPr>
+        <w:spacing w:before="0" w:after="60"/>
+        <w:ind w:hanging="0" w:left="0"/>
+        <w:jc w:val="left"/>
+        <w:rPr>
+          <w:rFonts w:ascii="Arial" w:hAnsi="Arial" w:eastAsia="Arial" w:cs="Arial"/>
+          <w:b w:val="false"/>
+          <w:color w:val="auto"/>
+          <w:spacing w:val="0"/>
+          <w:w w:val="100"/>
+          <w:sz w:val="20"/>
+          <w:szCs w:val="20"/>
+          <w:lang w:val="ro-RO"/>
+        </w:rPr>
+      </w:pPr>
+      <w:r>
+        <w:rPr>
+          <w:rFonts w:eastAsia="Arial" w:cs="Arial" w:ascii="Arial" w:hAnsi="Arial"/>
+          <w:b w:val="false"/>
+          <w:color w:val="auto"/>
+          <w:spacing w:val="0"/>
+          <w:w w:val="100"/>
+          <w:sz w:val="20"/>
+          <w:szCs w:val="20"/>
+          <w:lang w:val="ro-RO"/>
+        </w:rPr>
+        <w:t>Intoxicația cu gaze sau vapori (monoxid de carbon de la arderi incomplete, gaze de eșapament, gaze de fermentație, vapori de solvenți) ori lipsa oxigenului se suspectează atunci când una sau mai multe persoane din aceeași încăpere acuză durere de cap, amețeală, greață, slăbiciune sau confuzie ori își pierd cunoștința. Monoxidul de carbon nu are miros. Primul ajutor:</w:t>
+      </w:r>
+    </w:p>
+    <w:p>
+      <w:pPr>
+        <w:pStyle w:val="Normal"/>
+        <w:widowControl/>
+        <w:numPr>
+          <w:ilvl w:val="0"/>
+          <w:numId w:val="4"/>
+        </w:numPr>
+        <w:spacing w:before="0" w:after="40"/>
+        <w:jc w:val="left"/>
+        <w:rPr>
+          <w:rFonts w:ascii="Arial" w:hAnsi="Arial" w:cs="Arial"/>
+          <w:sz w:val="20"/>
+          <w:szCs w:val="20"/>
+          <w:lang w:val="ro-RO"/>
+        </w:rPr>
+      </w:pPr>
+      <w:r>
+        <w:rPr>
+          <w:rFonts w:eastAsia="Arial" w:cs="Arial" w:ascii="Arial" w:hAnsi="Arial"/>
+          <w:b w:val="false"/>
+          <w:color w:val="auto"/>
+          <w:spacing w:val="0"/>
+          <w:w w:val="100"/>
+          <w:sz w:val="20"/>
+          <w:szCs w:val="20"/>
+          <w:lang w:val="ro-RO"/>
+        </w:rPr>
+        <w:t>salvatorul nu intră într-o încăpere sau într-un spațiu închis cu gaz sau lipsit de aer, fără aparat de respirat și fără să fie asigurat de o altă persoană; sună la 112;</w:t>
+      </w:r>
+    </w:p>
+    <w:p>
+      <w:pPr>
+        <w:pStyle w:val="Normal"/>
+        <w:widowControl/>
+        <w:numPr>
+          <w:ilvl w:val="0"/>
+          <w:numId w:val="4"/>
+        </w:numPr>
+        <w:spacing w:before="0" w:after="40"/>
+        <w:jc w:val="left"/>
+        <w:rPr>
+          <w:rFonts w:ascii="Arial" w:hAnsi="Arial" w:cs="Arial"/>
+          <w:sz w:val="20"/>
+          <w:szCs w:val="20"/>
+          <w:lang w:val="ro-RO"/>
+        </w:rPr>
+      </w:pPr>
+      <w:r>
+        <w:rPr>
+          <w:rFonts w:eastAsia="Arial" w:cs="Arial" w:ascii="Arial" w:hAnsi="Arial"/>
+          <w:b w:val="false"/>
+          <w:color w:val="auto"/>
+          <w:spacing w:val="0"/>
+          <w:w w:val="100"/>
+          <w:sz w:val="20"/>
+          <w:szCs w:val="20"/>
+          <w:lang w:val="ro-RO"/>
+        </w:rPr>
+        <w:t>dacă poate face acest lucru fără risc, deschide ușile și ferestrele și oprește sursa de gaz;</w:t>
+      </w:r>
+    </w:p>
+    <w:p>
+      <w:pPr>
+        <w:pStyle w:val="Normal"/>
+        <w:widowControl/>
+        <w:numPr>
+          <w:ilvl w:val="0"/>
+          <w:numId w:val="4"/>
+        </w:numPr>
+        <w:spacing w:before="0" w:after="40"/>
+        <w:jc w:val="left"/>
+        <w:rPr>
+          <w:rFonts w:ascii="Arial" w:hAnsi="Arial" w:cs="Arial"/>
+          <w:sz w:val="20"/>
+          <w:szCs w:val="20"/>
+          <w:lang w:val="ro-RO"/>
+        </w:rPr>
+      </w:pPr>
+      <w:r>
+        <w:rPr>
+          <w:rFonts w:eastAsia="Arial" w:cs="Arial" w:ascii="Arial" w:hAnsi="Arial"/>
+          <w:b w:val="false"/>
+          <w:color w:val="auto"/>
+          <w:spacing w:val="0"/>
+          <w:w w:val="100"/>
+          <w:sz w:val="20"/>
+          <w:szCs w:val="20"/>
+          <w:lang w:val="ro-RO"/>
+        </w:rPr>
+        <w:t>dacă simte miros de gaz combustibil (gaz natural, GPL), nu aprinde și nu stinge luminile, nu acționează întrerupătoare sau aparate electrice, nu folosește flacără deschisă și nu folosește telefonul în zona cu gaz; sună la 112 dintr-un loc sigur;</w:t>
+      </w:r>
+    </w:p>
+    <w:p>
+      <w:pPr>
+        <w:pStyle w:val="Normal"/>
+        <w:widowControl/>
+        <w:numPr>
+          <w:ilvl w:val="0"/>
+          <w:numId w:val="4"/>
+        </w:numPr>
+        <w:spacing w:before="0" w:after="40"/>
+        <w:jc w:val="left"/>
+        <w:rPr>
+          <w:rFonts w:ascii="Arial" w:hAnsi="Arial" w:cs="Arial"/>
+          <w:sz w:val="20"/>
+          <w:szCs w:val="20"/>
+          <w:lang w:val="ro-RO"/>
+        </w:rPr>
+      </w:pPr>
+      <w:r>
+        <w:rPr>
+          <w:rFonts w:eastAsia="Arial" w:cs="Arial" w:ascii="Arial" w:hAnsi="Arial"/>
+          <w:b w:val="false"/>
+          <w:color w:val="auto"/>
+          <w:spacing w:val="0"/>
+          <w:w w:val="100"/>
+          <w:sz w:val="20"/>
+          <w:szCs w:val="20"/>
+          <w:lang w:val="ro-RO"/>
+        </w:rPr>
+        <w:t>victima scoasă la aer curat se examinează: dacă nu răspunde, dar respiră normal, este așezată în poziția laterală de siguranță; dacă nu respiră normal, se începe resuscitarea;</w:t>
+      </w:r>
+    </w:p>
+    <w:p>
+      <w:pPr>
+        <w:pStyle w:val="Normal"/>
+        <w:widowControl/>
+        <w:numPr>
+          <w:ilvl w:val="0"/>
+          <w:numId w:val="4"/>
+        </w:numPr>
+        <w:spacing w:before="0" w:after="120"/>
+        <w:jc w:val="left"/>
+        <w:rPr>
+          <w:rFonts w:ascii="Arial" w:hAnsi="Arial" w:cs="Arial"/>
+          <w:sz w:val="20"/>
+          <w:szCs w:val="20"/>
+          <w:lang w:val="ro-RO"/>
+        </w:rPr>
+      </w:pPr>
+      <w:r>
+        <w:rPr>
+          <w:rStyle w:val="text1"/>
+          <w:rFonts w:eastAsia="Arial" w:cs="Arial" w:ascii="Arial" w:hAnsi="Arial"/>
+          <w:b w:val="false"/>
+          <w:i w:val="false"/>
+          <w:color w:val="auto"/>
+          <w:spacing w:val="0"/>
+          <w:w w:val="100"/>
+          <w:sz w:val="20"/>
+          <w:szCs w:val="20"/>
+          <w:lang w:val="ro-RO"/>
+        </w:rPr>
+        <w:t>orice persoană intoxicată cu gaze merge la medic, chiar dacă pare să-și fi revenit.</w:t>
+      </w:r>
+    </w:p>
+    <w:p>
+      <w:pPr>
+        <w:pStyle w:val="Normal"/>
+        <w:keepNext/>
+        <w:widowControl/>
+        <w:numPr>
+          <w:ilvl w:val="0"/>
+          <w:numId w:val="0"/>
+        </w:numPr>
+        <w:spacing w:before="0" w:after="60"/>
+        <w:ind w:hanging="0" w:left="0"/>
+        <w:jc w:val="left"/>
+        <w:rPr>
+          <w:rFonts w:ascii="Arial" w:hAnsi="Arial" w:eastAsia="Arial" w:cs="Arial"/>
+          <w:b w:val="false"/>
+          <w:color w:val="auto"/>
+          <w:spacing w:val="0"/>
+          <w:w w:val="100"/>
+          <w:sz w:val="20"/>
+          <w:szCs w:val="20"/>
+          <w:lang w:val="ro-RO"/>
+        </w:rPr>
+      </w:pPr>
+      <w:r>
+        <w:rPr>
+          <w:rFonts w:eastAsia="Arial" w:cs="Arial" w:ascii="Arial" w:hAnsi="Arial"/>
+          <w:b w:val="false"/>
+          <w:color w:val="auto"/>
+          <w:spacing w:val="0"/>
+          <w:w w:val="100"/>
+          <w:sz w:val="20"/>
+          <w:szCs w:val="20"/>
+          <w:lang w:val="ro-RO"/>
+        </w:rPr>
+        <w:t>La electrocutare, salvatorul nu atinge victima cât timp aceasta este în contact cu sursa de curent:</w:t>
+      </w:r>
+    </w:p>
+    <w:p>
+      <w:pPr>
+        <w:pStyle w:val="Normal"/>
+        <w:widowControl/>
+        <w:numPr>
+          <w:ilvl w:val="0"/>
+          <w:numId w:val="4"/>
+        </w:numPr>
+        <w:spacing w:before="0" w:after="40"/>
+        <w:jc w:val="left"/>
+        <w:rPr>
+          <w:rFonts w:ascii="Arial" w:hAnsi="Arial" w:cs="Arial"/>
+          <w:sz w:val="20"/>
+          <w:szCs w:val="20"/>
+          <w:lang w:val="ro-RO"/>
+        </w:rPr>
+      </w:pPr>
+      <w:r>
+        <w:rPr>
+          <w:rFonts w:eastAsia="Arial" w:cs="Arial" w:ascii="Arial" w:hAnsi="Arial"/>
+          <w:b w:val="false"/>
+          <w:color w:val="auto"/>
+          <w:spacing w:val="0"/>
+          <w:w w:val="100"/>
+          <w:sz w:val="20"/>
+          <w:szCs w:val="20"/>
+          <w:lang w:val="ro-RO"/>
+        </w:rPr>
+        <w:t>întrerupe imediat curentul: scoate ștecherul din priză, oprește siguranța sau întrerupătorul general; dacă victima se află la înălțime, ia măsuri ca ea să nu cadă în momentul întreruperii curentului;</w:t>
+      </w:r>
+    </w:p>
+    <w:p>
+      <w:pPr>
+        <w:pStyle w:val="Normal"/>
+        <w:widowControl/>
+        <w:numPr>
+          <w:ilvl w:val="0"/>
+          <w:numId w:val="4"/>
+        </w:numPr>
+        <w:spacing w:before="0" w:after="40"/>
+        <w:jc w:val="left"/>
+        <w:rPr>
+          <w:rFonts w:ascii="Arial" w:hAnsi="Arial" w:cs="Arial"/>
+          <w:sz w:val="20"/>
+          <w:szCs w:val="20"/>
+          <w:lang w:val="ro-RO"/>
+        </w:rPr>
+      </w:pPr>
+      <w:r>
+        <w:rPr>
+          <w:rFonts w:eastAsia="Arial" w:cs="Arial" w:ascii="Arial" w:hAnsi="Arial"/>
+          <w:b w:val="false"/>
+          <w:color w:val="auto"/>
+          <w:spacing w:val="0"/>
+          <w:w w:val="100"/>
+          <w:sz w:val="20"/>
+          <w:szCs w:val="20"/>
+          <w:lang w:val="ro-RO"/>
+        </w:rPr>
+        <w:t>dacă nu poate întrerupe curentul la o instalație de joasă tensiune, îndepărtează victima de sursă cu un obiect uscat din material izolant (lemn, plastic), stând pe o suprafață uscată și izolantă, fără să o atingă direct;</w:t>
+      </w:r>
+    </w:p>
+    <w:p>
+      <w:pPr>
+        <w:pStyle w:val="Normal"/>
+        <w:widowControl/>
+        <w:numPr>
+          <w:ilvl w:val="0"/>
+          <w:numId w:val="4"/>
+        </w:numPr>
+        <w:spacing w:before="0" w:after="40"/>
+        <w:jc w:val="left"/>
+        <w:rPr>
+          <w:rFonts w:ascii="Arial" w:hAnsi="Arial" w:cs="Arial"/>
+          <w:sz w:val="20"/>
+          <w:szCs w:val="20"/>
+          <w:lang w:val="ro-RO"/>
+        </w:rPr>
+      </w:pPr>
+      <w:r>
+        <w:rPr>
+          <w:rFonts w:eastAsia="Arial" w:cs="Arial" w:ascii="Arial" w:hAnsi="Arial"/>
+          <w:b w:val="false"/>
+          <w:color w:val="auto"/>
+          <w:spacing w:val="0"/>
+          <w:w w:val="100"/>
+          <w:sz w:val="20"/>
+          <w:szCs w:val="20"/>
+          <w:lang w:val="ro-RO"/>
+        </w:rPr>
+        <w:t>de liniile și instalațiile de înaltă tensiune nu se apropie; sună la 112 și la distribuitorul de energie electrică și așteaptă confirmarea că instalația a fost scoasă de sub tensiune;</w:t>
+      </w:r>
+    </w:p>
+    <w:p>
+      <w:pPr>
+        <w:pStyle w:val="Normal"/>
+        <w:widowControl/>
+        <w:numPr>
+          <w:ilvl w:val="0"/>
+          <w:numId w:val="4"/>
+        </w:numPr>
+        <w:spacing w:before="0" w:after="40"/>
+        <w:jc w:val="left"/>
+        <w:rPr>
+          <w:rFonts w:ascii="Arial" w:hAnsi="Arial" w:cs="Arial"/>
+          <w:sz w:val="20"/>
+          <w:szCs w:val="20"/>
+          <w:lang w:val="ro-RO"/>
+        </w:rPr>
+      </w:pPr>
+      <w:r>
+        <w:rPr>
+          <w:rFonts w:eastAsia="Arial" w:cs="Arial" w:ascii="Arial" w:hAnsi="Arial"/>
+          <w:b w:val="false"/>
+          <w:color w:val="auto"/>
+          <w:spacing w:val="0"/>
+          <w:w w:val="100"/>
+          <w:sz w:val="20"/>
+          <w:szCs w:val="20"/>
+          <w:lang w:val="ro-RO"/>
+        </w:rPr>
+        <w:t>după întreruperea curentului, examinează victima și, dacă aceasta nu răspunde și nu respiră normal, începe resuscitarea și folosește defibrilatorul;</w:t>
+      </w:r>
+    </w:p>
+    <w:p>
+      <w:pPr>
+        <w:pStyle w:val="Normal"/>
+        <w:widowControl/>
+        <w:numPr>
+          <w:ilvl w:val="0"/>
+          <w:numId w:val="4"/>
+        </w:numPr>
+        <w:spacing w:before="0" w:after="120"/>
+        <w:jc w:val="left"/>
+        <w:rPr>
+          <w:rFonts w:ascii="Arial" w:hAnsi="Arial" w:cs="Arial"/>
+          <w:sz w:val="20"/>
+          <w:szCs w:val="20"/>
+          <w:lang w:val="ro-RO"/>
+        </w:rPr>
+      </w:pPr>
+      <w:r>
+        <w:rPr>
+          <w:rFonts w:eastAsia="Arial" w:cs="Arial" w:ascii="Arial" w:hAnsi="Arial"/>
+          <w:b w:val="false"/>
+          <w:color w:val="auto"/>
+          <w:spacing w:val="0"/>
+          <w:w w:val="100"/>
+          <w:sz w:val="20"/>
+          <w:szCs w:val="20"/>
+          <w:lang w:val="ro-RO"/>
+        </w:rPr>
+        <w:t>arsurile electrice (la locul de intrare și la locul de ieșire a curentului) se răcesc și se acoperă ca arsurile termice.</w:t>
       </w:r>
     </w:p>
     <w:p>
@@ -16549,681 +18728,56 @@
       </w:pPr>
       <w:r>
         <w:rPr>
-          <w:rFonts w:eastAsia="Arial" w:cs="Arial" w:ascii="Arial" w:hAnsi="Arial"/>
-          <w:b w:val="false"/>
-          <w:color w:val="auto"/>
-          <w:spacing w:val="0"/>
-          <w:w w:val="100"/>
-          <w:sz w:val="20"/>
-          <w:szCs w:val="20"/>
-          <w:lang w:val="ro-RO"/>
-        </w:rPr>
-        <w:t>Salvatorul nu închide primul, răspunde la întrebările dispecerului și îi urmează indicațiile. Activează difuzorul telefonului, ca să aibă mâinile libere. Dacă sunt mai multe persoane, una sună la 112, alta aduce trusa de prim ajutor și defibrilatorul, dacă există, iar alta întâmpină echipajul la intrare.</w:t>
-      </w:r>
-    </w:p>
-    <w:p>
-      <w:pPr>
-        <w:pStyle w:val="Normal"/>
-        <w:keepNext/>
-        <w:widowControl/>
-        <w:numPr>
-          <w:ilvl w:val="0"/>
-          <w:numId w:val="0"/>
-        </w:numPr>
-        <w:spacing w:before="0" w:after="60"/>
+          <w:rStyle w:val="text1"/>
+          <w:rFonts w:eastAsia="Arial" w:cs="Arial" w:ascii="Arial" w:hAnsi="Arial"/>
+          <w:b w:val="false"/>
+          <w:i w:val="false"/>
+          <w:color w:val="auto"/>
+          <w:spacing w:val="0"/>
+          <w:w w:val="100"/>
+          <w:sz w:val="20"/>
+          <w:szCs w:val="20"/>
+          <w:lang w:val="ro-RO"/>
+        </w:rPr>
+        <w:t>Orice persoană electrocutată merge la medic, chiar dacă pare să se simtă bine, deoarece curentul electric poate produce tulburări de ritm ale inimii și leziuni interne care nu se văd.</w:t>
+      </w:r>
+    </w:p>
+    <w:p>
+      <w:pPr>
+        <w:pStyle w:val="Normal"/>
+        <w:keepNext w:val="true"/>
+        <w:pageBreakBefore w:val="false"/>
+        <w:widowControl/>
+        <w:numPr>
+          <w:ilvl w:val="0"/>
+          <w:numId w:val="0"/>
+        </w:numPr>
+        <w:spacing w:before="240" w:after="120"/>
         <w:ind w:hanging="0" w:left="0"/>
         <w:jc w:val="left"/>
-        <w:rPr>
-          <w:rFonts w:ascii="Arial" w:hAnsi="Arial" w:eastAsia="Arial" w:cs="Arial"/>
-          <w:b w:val="false"/>
-          <w:color w:val="auto"/>
-          <w:spacing w:val="0"/>
-          <w:w w:val="100"/>
-          <w:sz w:val="20"/>
-          <w:szCs w:val="20"/>
-          <w:lang w:val="ro-RO"/>
-        </w:rPr>
-      </w:pPr>
-      <w:r>
-        <w:rPr>
-          <w:rFonts w:eastAsia="Arial" w:cs="Arial" w:ascii="Arial" w:hAnsi="Arial"/>
-          <w:b w:val="false"/>
-          <w:color w:val="auto"/>
-          <w:spacing w:val="0"/>
-          <w:w w:val="100"/>
-          <w:sz w:val="20"/>
-          <w:szCs w:val="20"/>
-          <w:lang w:val="ro-RO"/>
-        </w:rPr>
-        <w:t>Examinarea victimei se face rapid, în această ordine:</w:t>
-      </w:r>
-    </w:p>
-    <w:p>
-      <w:pPr>
-        <w:pStyle w:val="Normal"/>
-        <w:widowControl/>
-        <w:numPr>
-          <w:ilvl w:val="0"/>
-          <w:numId w:val="4"/>
-        </w:numPr>
-        <w:spacing w:before="0" w:after="40"/>
-        <w:jc w:val="left"/>
-        <w:rPr>
-          <w:rFonts w:ascii="Arial" w:hAnsi="Arial" w:cs="Arial"/>
-          <w:sz w:val="18"/>
-          <w:szCs w:val="18"/>
-          <w:lang w:val="ro-RO"/>
-        </w:rPr>
-      </w:pPr>
-      <w:r>
-        <w:rPr>
-          <w:rFonts w:eastAsia="Arial" w:cs="Arial" w:ascii="Arial" w:hAnsi="Arial"/>
-          <w:b w:val="false"/>
-          <w:color w:val="auto"/>
-          <w:spacing w:val="0"/>
-          <w:w w:val="100"/>
-          <w:sz w:val="20"/>
-          <w:szCs w:val="20"/>
-          <w:lang w:val="ro-RO"/>
-        </w:rPr>
-        <w:t>starea de conștiență: salvatorul scutură ușor victima de umeri și o întreabă tare „Mă auziți? Ce s-a întâmplat?"; dacă victima nu răspunde, cere ajutor și sună imediat la 112;</w:t>
-      </w:r>
-    </w:p>
-    <w:p>
-      <w:pPr>
-        <w:pStyle w:val="Normal"/>
-        <w:widowControl/>
-        <w:numPr>
-          <w:ilvl w:val="0"/>
-          <w:numId w:val="4"/>
-        </w:numPr>
-        <w:spacing w:before="0" w:after="40"/>
-        <w:jc w:val="left"/>
-        <w:rPr>
-          <w:rFonts w:ascii="Arial" w:hAnsi="Arial" w:cs="Arial"/>
-          <w:sz w:val="18"/>
-          <w:szCs w:val="18"/>
-          <w:lang w:val="ro-RO"/>
-        </w:rPr>
-      </w:pPr>
-      <w:r>
-        <w:rPr>
-          <w:rFonts w:eastAsia="Arial" w:cs="Arial" w:ascii="Arial" w:hAnsi="Arial"/>
-          <w:b w:val="false"/>
-          <w:color w:val="auto"/>
-          <w:spacing w:val="0"/>
-          <w:w w:val="100"/>
-          <w:sz w:val="20"/>
-          <w:szCs w:val="20"/>
-          <w:lang w:val="ro-RO"/>
-        </w:rPr>
-        <w:t>sângerarea abundentă: dacă victima sângerează abundent, sângerarea se oprește imediat prin apăsare directă pe rană;</w:t>
-      </w:r>
-    </w:p>
-    <w:p>
-      <w:pPr>
-        <w:pStyle w:val="Normal"/>
-        <w:widowControl/>
-        <w:numPr>
-          <w:ilvl w:val="0"/>
-          <w:numId w:val="4"/>
-        </w:numPr>
-        <w:spacing w:before="0" w:after="40"/>
-        <w:jc w:val="left"/>
-        <w:rPr>
-          <w:rFonts w:ascii="Arial" w:hAnsi="Arial" w:cs="Arial"/>
-          <w:sz w:val="18"/>
-          <w:szCs w:val="18"/>
-          <w:lang w:val="ro-RO"/>
-        </w:rPr>
-      </w:pPr>
-      <w:r>
-        <w:rPr>
-          <w:rFonts w:eastAsia="Arial" w:cs="Arial" w:ascii="Arial" w:hAnsi="Arial"/>
-          <w:b w:val="false"/>
-          <w:color w:val="auto"/>
-          <w:spacing w:val="0"/>
-          <w:w w:val="100"/>
-          <w:sz w:val="20"/>
-          <w:szCs w:val="20"/>
-          <w:lang w:val="ro-RO"/>
-        </w:rPr>
-        <w:t>căile respiratorii: la victima care nu răspunde, salvatorul pune o mână pe frunte și vârfurile degetelor celeilalte mâini sub bărbie și înclină ușor capul pe spate, ridicând bărbia;</w:t>
-      </w:r>
-    </w:p>
-    <w:p>
-      <w:pPr>
-        <w:pStyle w:val="Normal"/>
-        <w:widowControl/>
-        <w:numPr>
-          <w:ilvl w:val="0"/>
-          <w:numId w:val="4"/>
-        </w:numPr>
-        <w:spacing w:before="0" w:after="40"/>
-        <w:jc w:val="left"/>
-        <w:rPr>
-          <w:rFonts w:ascii="Arial" w:hAnsi="Arial" w:cs="Arial"/>
-          <w:sz w:val="18"/>
-          <w:szCs w:val="18"/>
-          <w:lang w:val="ro-RO"/>
-        </w:rPr>
-      </w:pPr>
-      <w:r>
-        <w:rPr>
-          <w:rFonts w:eastAsia="Arial" w:cs="Arial" w:ascii="Arial" w:hAnsi="Arial"/>
-          <w:b w:val="false"/>
-          <w:color w:val="auto"/>
-          <w:spacing w:val="0"/>
-          <w:w w:val="100"/>
-          <w:sz w:val="20"/>
-          <w:szCs w:val="20"/>
-          <w:lang w:val="ro-RO"/>
-        </w:rPr>
-        <w:t>respirația: salvatorul privește, ascultă și simte, timp de cel mult 10 secunde, dacă victima respiră normal; respirația rară, zgomotoasă, sub formă de gâfâieli sau suspine (respirația agonică) nu este o respirație normală;</w:t>
-      </w:r>
-    </w:p>
-    <w:p>
-      <w:pPr>
-        <w:pStyle w:val="Normal"/>
-        <w:widowControl/>
-        <w:numPr>
-          <w:ilvl w:val="0"/>
-          <w:numId w:val="4"/>
-        </w:numPr>
-        <w:spacing w:before="0" w:after="120"/>
-        <w:jc w:val="left"/>
-        <w:rPr>
-          <w:rFonts w:ascii="Arial" w:hAnsi="Arial" w:cs="Arial"/>
-          <w:sz w:val="18"/>
-          <w:szCs w:val="18"/>
-          <w:lang w:val="ro-RO"/>
-        </w:rPr>
-      </w:pPr>
-      <w:r>
-        <w:rPr>
-          <w:rFonts w:eastAsia="Arial" w:cs="Arial" w:ascii="Arial" w:hAnsi="Arial"/>
-          <w:b w:val="false"/>
-          <w:color w:val="auto"/>
-          <w:spacing w:val="0"/>
-          <w:w w:val="100"/>
-          <w:sz w:val="20"/>
-          <w:szCs w:val="20"/>
-          <w:lang w:val="ro-RO"/>
-        </w:rPr>
-        <w:t>restul corpului: la victima care respiră normal se caută alte leziuni (cap, gât, torace, abdomen, bazin, membre), fără a o mișca inutil.</w:t>
-      </w:r>
-    </w:p>
-    <w:p>
-      <w:pPr>
-        <w:pStyle w:val="Normal"/>
-        <w:keepNext/>
-        <w:widowControl/>
-        <w:numPr>
-          <w:ilvl w:val="0"/>
-          <w:numId w:val="0"/>
-        </w:numPr>
-        <w:spacing w:before="0" w:after="60"/>
-        <w:ind w:hanging="0" w:left="0"/>
-        <w:jc w:val="left"/>
-        <w:rPr>
-          <w:rFonts w:ascii="Arial" w:hAnsi="Arial" w:eastAsia="Arial" w:cs="Arial"/>
-          <w:b w:val="false"/>
-          <w:color w:val="auto"/>
-          <w:spacing w:val="0"/>
-          <w:w w:val="100"/>
-          <w:sz w:val="20"/>
-          <w:szCs w:val="20"/>
-          <w:lang w:val="ro-RO"/>
-        </w:rPr>
-      </w:pPr>
-      <w:r>
-        <w:rPr>
-          <w:rFonts w:eastAsia="Arial" w:cs="Arial" w:ascii="Arial" w:hAnsi="Arial"/>
-          <w:b w:val="false"/>
-          <w:color w:val="auto"/>
-          <w:spacing w:val="0"/>
-          <w:w w:val="100"/>
-          <w:sz w:val="20"/>
-          <w:szCs w:val="20"/>
-          <w:lang w:val="ro-RO"/>
-        </w:rPr>
-        <w:t>În funcție de rezultatul examinării:</w:t>
-      </w:r>
-    </w:p>
-    <w:p>
-      <w:pPr>
-        <w:pStyle w:val="Normal"/>
-        <w:widowControl/>
-        <w:numPr>
-          <w:ilvl w:val="0"/>
-          <w:numId w:val="4"/>
-        </w:numPr>
-        <w:spacing w:before="0" w:after="40"/>
-        <w:jc w:val="left"/>
-        <w:rPr>
-          <w:rFonts w:ascii="Arial" w:hAnsi="Arial" w:cs="Arial"/>
-          <w:sz w:val="18"/>
-          <w:szCs w:val="18"/>
-          <w:lang w:val="ro-RO"/>
-        </w:rPr>
-      </w:pPr>
-      <w:r>
-        <w:rPr>
-          <w:rFonts w:eastAsia="Arial" w:cs="Arial" w:ascii="Arial" w:hAnsi="Arial"/>
-          <w:b w:val="false"/>
-          <w:color w:val="auto"/>
-          <w:spacing w:val="0"/>
-          <w:w w:val="100"/>
-          <w:sz w:val="20"/>
-          <w:szCs w:val="20"/>
-          <w:lang w:val="ro-RO"/>
-        </w:rPr>
-        <w:t>dacă victima răspunde, este lăsată în poziția în care a fost găsită, dacă acolo nu este în pericol; salvatorul află ce s-a întâmplat și ce o doare, acordă ajutorul necesar, o supraveghează și sună la 112 dacă starea ei o cere;</w:t>
-      </w:r>
-    </w:p>
-    <w:p>
-      <w:pPr>
-        <w:pStyle w:val="Normal"/>
-        <w:widowControl/>
-        <w:numPr>
-          <w:ilvl w:val="0"/>
-          <w:numId w:val="4"/>
-        </w:numPr>
-        <w:spacing w:before="0" w:after="40"/>
-        <w:jc w:val="left"/>
-        <w:rPr>
-          <w:rFonts w:ascii="Arial" w:hAnsi="Arial" w:cs="Arial"/>
-          <w:sz w:val="18"/>
-          <w:szCs w:val="18"/>
-          <w:lang w:val="ro-RO"/>
-        </w:rPr>
-      </w:pPr>
-      <w:r>
-        <w:rPr>
-          <w:rFonts w:eastAsia="Arial" w:cs="Arial" w:ascii="Arial" w:hAnsi="Arial"/>
-          <w:b w:val="false"/>
-          <w:color w:val="auto"/>
-          <w:spacing w:val="0"/>
-          <w:w w:val="100"/>
-          <w:sz w:val="20"/>
-          <w:szCs w:val="20"/>
-          <w:lang w:val="ro-RO"/>
-        </w:rPr>
-        <w:t>dacă victima nu răspunde, dar respiră normal, este așezată în poziția laterală de siguranță, cu excepția cazului în care se suspectează o leziune a coloanei, și i se supraveghează continuu respirația;</w:t>
-      </w:r>
-    </w:p>
-    <w:p>
-      <w:pPr>
-        <w:pStyle w:val="Normal"/>
-        <w:widowControl/>
-        <w:numPr>
-          <w:ilvl w:val="0"/>
-          <w:numId w:val="4"/>
-        </w:numPr>
-        <w:spacing w:before="0" w:after="120"/>
-        <w:jc w:val="left"/>
-        <w:rPr>
-          <w:rFonts w:ascii="Arial" w:hAnsi="Arial" w:cs="Arial"/>
-          <w:sz w:val="18"/>
-          <w:szCs w:val="18"/>
-          <w:lang w:val="ro-RO"/>
-        </w:rPr>
-      </w:pPr>
-      <w:r>
-        <w:rPr>
-          <w:rFonts w:eastAsia="Arial" w:cs="Arial" w:ascii="Arial" w:hAnsi="Arial"/>
-          <w:b w:val="false"/>
-          <w:color w:val="auto"/>
-          <w:spacing w:val="0"/>
-          <w:w w:val="100"/>
-          <w:sz w:val="20"/>
-          <w:szCs w:val="20"/>
-          <w:lang w:val="ro-RO"/>
-        </w:rPr>
-        <w:t>dacă victima nu răspunde și nu respiră normal, se consideră că este în stop cardiac: se începe imediat resuscitarea cardio-pulmonară și se aduce defibrilatorul, dacă există.</w:t>
-      </w:r>
-    </w:p>
-    <w:p>
-      <w:pPr>
-        <w:pStyle w:val="Normal"/>
-        <w:widowControl/>
-        <w:spacing w:before="0" w:after="120"/>
-        <w:ind w:hanging="0"/>
-        <w:jc w:val="left"/>
-        <w:rPr>
-          <w:rFonts w:ascii="Arial" w:hAnsi="Arial" w:cs="Arial"/>
-          <w:sz w:val="18"/>
-          <w:szCs w:val="18"/>
-          <w:lang w:val="ro-RO"/>
-        </w:rPr>
-      </w:pPr>
-      <w:r>
-        <w:rPr>
-          <w:rFonts w:eastAsia="Arial" w:cs="Arial" w:ascii="Arial" w:hAnsi="Arial"/>
-          <w:b w:val="false"/>
-          <w:color w:val="auto"/>
-          <w:spacing w:val="0"/>
-          <w:w w:val="100"/>
-          <w:sz w:val="20"/>
-          <w:szCs w:val="20"/>
-          <w:lang w:val="ro-RO"/>
-        </w:rPr>
-        <w:t>În caz de îndoială, salvatorul presupune că victima este în stop cardiac și începe resuscitarea.</w:t>
-      </w:r>
-    </w:p>
-    <w:p>
-      <w:pPr>
-        <w:pStyle w:val="Normal"/>
-        <w:keepNext/>
-        <w:widowControl/>
-        <w:numPr>
-          <w:ilvl w:val="0"/>
-          <w:numId w:val="0"/>
-        </w:numPr>
-        <w:spacing w:before="0" w:after="60"/>
-        <w:ind w:hanging="0" w:left="0"/>
-        <w:jc w:val="left"/>
-        <w:rPr>
-          <w:rFonts w:ascii="Arial" w:hAnsi="Arial" w:eastAsia="Arial" w:cs="Arial"/>
-          <w:b w:val="false"/>
-          <w:color w:val="auto"/>
-          <w:spacing w:val="0"/>
-          <w:w w:val="100"/>
-          <w:sz w:val="20"/>
-          <w:szCs w:val="20"/>
-          <w:lang w:val="ro-RO"/>
-        </w:rPr>
-      </w:pPr>
-      <w:r>
-        <w:rPr>
-          <w:rFonts w:eastAsia="Arial" w:cs="Arial" w:ascii="Arial" w:hAnsi="Arial"/>
-          <w:b w:val="false"/>
-          <w:color w:val="auto"/>
-          <w:spacing w:val="0"/>
-          <w:w w:val="100"/>
-          <w:sz w:val="20"/>
-          <w:szCs w:val="20"/>
-          <w:lang w:val="ro-RO"/>
-        </w:rPr>
-        <w:t>Poziția laterală de siguranță menține libere căile respiratorii ale unei victime care nu răspunde, dar respiră normal, și permite scurgerea din gură a vărsăturilor sau a sângelui. Se execută astfel:</w:t>
-      </w:r>
-    </w:p>
-    <w:p>
-      <w:pPr>
-        <w:pStyle w:val="Normal"/>
-        <w:widowControl/>
-        <w:numPr>
-          <w:ilvl w:val="0"/>
-          <w:numId w:val="4"/>
-        </w:numPr>
-        <w:spacing w:before="0" w:after="40"/>
-        <w:jc w:val="left"/>
-        <w:rPr>
-          <w:rFonts w:ascii="Arial" w:hAnsi="Arial" w:cs="Arial"/>
-          <w:sz w:val="18"/>
-          <w:szCs w:val="18"/>
-          <w:lang w:val="ro-RO"/>
-        </w:rPr>
-      </w:pPr>
-      <w:r>
-        <w:rPr>
-          <w:rFonts w:eastAsia="Arial" w:cs="Arial" w:ascii="Arial" w:hAnsi="Arial"/>
-          <w:b w:val="false"/>
-          <w:color w:val="auto"/>
-          <w:spacing w:val="0"/>
-          <w:w w:val="100"/>
-          <w:sz w:val="20"/>
-          <w:szCs w:val="20"/>
-          <w:lang w:val="ro-RO"/>
-        </w:rPr>
-        <w:t>salvatorul îngenunchează lângă victima culcată pe spate, cu ambele picioare întinse;</w:t>
-      </w:r>
-    </w:p>
-    <w:p>
-      <w:pPr>
-        <w:pStyle w:val="Normal"/>
-        <w:widowControl/>
-        <w:numPr>
-          <w:ilvl w:val="0"/>
-          <w:numId w:val="4"/>
-        </w:numPr>
-        <w:spacing w:before="0" w:after="40"/>
-        <w:jc w:val="left"/>
-        <w:rPr>
-          <w:rFonts w:ascii="Arial" w:hAnsi="Arial" w:cs="Arial"/>
-          <w:sz w:val="18"/>
-          <w:szCs w:val="18"/>
-          <w:lang w:val="ro-RO"/>
-        </w:rPr>
-      </w:pPr>
-      <w:r>
-        <w:rPr>
-          <w:rFonts w:eastAsia="Arial" w:cs="Arial" w:ascii="Arial" w:hAnsi="Arial"/>
-          <w:b w:val="false"/>
-          <w:color w:val="auto"/>
-          <w:spacing w:val="0"/>
-          <w:w w:val="100"/>
-          <w:sz w:val="20"/>
-          <w:szCs w:val="20"/>
-          <w:lang w:val="ro-RO"/>
-        </w:rPr>
-        <w:t>așază brațul victimei dinspre el în unghi drept față de corp, cu palma în sus;</w:t>
-      </w:r>
-    </w:p>
-    <w:p>
-      <w:pPr>
-        <w:pStyle w:val="Normal"/>
-        <w:widowControl/>
-        <w:numPr>
-          <w:ilvl w:val="0"/>
-          <w:numId w:val="4"/>
-        </w:numPr>
-        <w:spacing w:before="0" w:after="40"/>
-        <w:jc w:val="left"/>
-        <w:rPr>
-          <w:rFonts w:ascii="Arial" w:hAnsi="Arial" w:cs="Arial"/>
-          <w:sz w:val="18"/>
-          <w:szCs w:val="18"/>
-          <w:lang w:val="ro-RO"/>
-        </w:rPr>
-      </w:pPr>
-      <w:r>
-        <w:rPr>
-          <w:rFonts w:eastAsia="Arial" w:cs="Arial" w:ascii="Arial" w:hAnsi="Arial"/>
-          <w:b w:val="false"/>
-          <w:color w:val="auto"/>
-          <w:spacing w:val="0"/>
-          <w:w w:val="100"/>
-          <w:sz w:val="20"/>
-          <w:szCs w:val="20"/>
-          <w:lang w:val="ro-RO"/>
-        </w:rPr>
-        <w:t>aduce celălalt braț al victimei peste piept și ține dosul palmei acesteia lipit de obrazul dinspre el;</w:t>
-      </w:r>
-    </w:p>
-    <w:p>
-      <w:pPr>
-        <w:pStyle w:val="Normal"/>
-        <w:widowControl/>
-        <w:numPr>
-          <w:ilvl w:val="0"/>
-          <w:numId w:val="4"/>
-        </w:numPr>
-        <w:spacing w:before="0" w:after="40"/>
-        <w:jc w:val="left"/>
-        <w:rPr>
-          <w:rFonts w:ascii="Arial" w:hAnsi="Arial" w:cs="Arial"/>
-          <w:sz w:val="18"/>
-          <w:szCs w:val="18"/>
-          <w:lang w:val="ro-RO"/>
-        </w:rPr>
-      </w:pPr>
-      <w:r>
-        <w:rPr>
-          <w:rFonts w:eastAsia="Arial" w:cs="Arial" w:ascii="Arial" w:hAnsi="Arial"/>
-          <w:b w:val="false"/>
-          <w:color w:val="auto"/>
-          <w:spacing w:val="0"/>
-          <w:w w:val="100"/>
-          <w:sz w:val="20"/>
-          <w:szCs w:val="20"/>
-          <w:lang w:val="ro-RO"/>
-        </w:rPr>
-        <w:t>cu cealaltă mână, apucă piciorul victimei dinspre partea opusă chiar deasupra genunchiului și îl îndoaie, cu talpa pe sol;</w:t>
-      </w:r>
-    </w:p>
-    <w:p>
-      <w:pPr>
-        <w:pStyle w:val="Normal"/>
-        <w:widowControl/>
-        <w:numPr>
-          <w:ilvl w:val="0"/>
-          <w:numId w:val="4"/>
-        </w:numPr>
-        <w:spacing w:before="0" w:after="40"/>
-        <w:jc w:val="left"/>
-        <w:rPr>
-          <w:rFonts w:ascii="Arial" w:hAnsi="Arial" w:cs="Arial"/>
-          <w:sz w:val="18"/>
-          <w:szCs w:val="18"/>
-          <w:lang w:val="ro-RO"/>
-        </w:rPr>
-      </w:pPr>
-      <w:r>
-        <w:rPr>
-          <w:rFonts w:eastAsia="Arial" w:cs="Arial" w:ascii="Arial" w:hAnsi="Arial"/>
-          <w:b w:val="false"/>
-          <w:color w:val="auto"/>
-          <w:spacing w:val="0"/>
-          <w:w w:val="100"/>
-          <w:sz w:val="20"/>
-          <w:szCs w:val="20"/>
-          <w:lang w:val="ro-RO"/>
-        </w:rPr>
-        <w:t>ținând mâna victimei lipită de obraz, trage de genunchiul îndoit și rostogolește victima spre el, pe o parte;</w:t>
-      </w:r>
-    </w:p>
-    <w:p>
-      <w:pPr>
-        <w:pStyle w:val="Normal"/>
-        <w:widowControl/>
-        <w:numPr>
-          <w:ilvl w:val="0"/>
-          <w:numId w:val="4"/>
-        </w:numPr>
-        <w:spacing w:before="0" w:after="40"/>
-        <w:jc w:val="left"/>
-        <w:rPr>
-          <w:rFonts w:ascii="Arial" w:hAnsi="Arial" w:cs="Arial"/>
-          <w:sz w:val="18"/>
-          <w:szCs w:val="18"/>
-          <w:lang w:val="ro-RO"/>
-        </w:rPr>
-      </w:pPr>
-      <w:r>
-        <w:rPr>
-          <w:rFonts w:eastAsia="Arial" w:cs="Arial" w:ascii="Arial" w:hAnsi="Arial"/>
-          <w:b w:val="false"/>
-          <w:color w:val="auto"/>
-          <w:spacing w:val="0"/>
-          <w:w w:val="100"/>
-          <w:sz w:val="20"/>
-          <w:szCs w:val="20"/>
-          <w:lang w:val="ro-RO"/>
-        </w:rPr>
-        <w:t>așază piciorul de deasupra cu șoldul și genunchiul îndoite în unghi drept;</w:t>
-      </w:r>
-    </w:p>
-    <w:p>
-      <w:pPr>
-        <w:pStyle w:val="Normal"/>
-        <w:widowControl/>
-        <w:numPr>
-          <w:ilvl w:val="0"/>
-          <w:numId w:val="4"/>
-        </w:numPr>
-        <w:spacing w:before="0" w:after="120"/>
-        <w:jc w:val="left"/>
-        <w:rPr>
-          <w:rFonts w:ascii="Arial" w:hAnsi="Arial" w:cs="Arial"/>
-          <w:sz w:val="18"/>
-          <w:szCs w:val="18"/>
-          <w:lang w:val="ro-RO"/>
-        </w:rPr>
-      </w:pPr>
-      <w:r>
-        <w:rPr>
-          <w:rFonts w:eastAsia="Arial" w:cs="Arial" w:ascii="Arial" w:hAnsi="Arial"/>
-          <w:b w:val="false"/>
-          <w:color w:val="auto"/>
-          <w:spacing w:val="0"/>
-          <w:w w:val="100"/>
-          <w:sz w:val="20"/>
-          <w:szCs w:val="20"/>
-          <w:lang w:val="ro-RO"/>
-        </w:rPr>
-        <w:t>înclină ușor capul pe spate, ca respirația să rămână liberă, cu fața ușor în jos, și potrivește mâna de sub obraz dacă este nevoie.</w:t>
-      </w:r>
-    </w:p>
-    <w:p>
-      <w:pPr>
-        <w:pStyle w:val="Normal"/>
-        <w:widowControl/>
-        <w:spacing w:before="0" w:after="120"/>
-        <w:ind w:hanging="0"/>
-        <w:jc w:val="left"/>
-        <w:rPr>
-          <w:rFonts w:ascii="Arial" w:hAnsi="Arial" w:cs="Arial"/>
-          <w:sz w:val="18"/>
-          <w:szCs w:val="18"/>
-          <w:lang w:val="ro-RO"/>
-        </w:rPr>
-      </w:pPr>
-      <w:r>
-        <w:rPr>
-          <w:rFonts w:eastAsia="Arial" w:cs="Arial" w:ascii="Arial" w:hAnsi="Arial"/>
-          <w:b w:val="false"/>
-          <w:color w:val="auto"/>
-          <w:spacing w:val="0"/>
-          <w:w w:val="100"/>
-          <w:sz w:val="20"/>
-          <w:szCs w:val="20"/>
-          <w:lang w:val="ro-RO"/>
-        </w:rPr>
-        <w:t>Victima se acoperă și i se verifică regulat respirația. Dacă nu mai respiră normal, este întoarsă pe spate și se începe resuscitarea. Victima nu se lasă singură decât dacă este absolut necesar.</w:t>
-      </w:r>
-    </w:p>
-    <w:p>
-      <w:pPr>
-        <w:pStyle w:val="Normal"/>
-        <w:widowControl/>
-        <w:spacing w:before="0" w:after="120"/>
-        <w:ind w:hanging="0"/>
-        <w:jc w:val="left"/>
-        <w:rPr>
-          <w:rFonts w:ascii="Arial" w:hAnsi="Arial" w:cs="Arial"/>
-          <w:sz w:val="18"/>
-          <w:szCs w:val="18"/>
-          <w:lang w:val="ro-RO"/>
-        </w:rPr>
-      </w:pPr>
-      <w:r>
-        <w:rPr>
-          <w:rFonts w:eastAsia="Arial" w:cs="Arial" w:ascii="Arial" w:hAnsi="Arial"/>
-          <w:b w:val="false"/>
-          <w:color w:val="auto"/>
-          <w:spacing w:val="0"/>
-          <w:w w:val="100"/>
-          <w:sz w:val="20"/>
-          <w:szCs w:val="20"/>
-          <w:lang w:val="ro-RO"/>
-        </w:rPr>
-        <w:t>Victima cu respirație agonică și victima cu suspiciune de leziune a coloanei (cădere de la înălțime, lovire puternică) nu se așază în această poziție. Victima cu suspiciune de leziune a coloanei se întoarce pe o parte numai dacă vomită sau dacă respirația nu poate fi menținută liberă altfel, cu ajutorul altor persoane, ținând capul, gâtul și trunchiul în același ax.</w:t>
-      </w:r>
-    </w:p>
-    <w:p>
-      <w:pPr>
-        <w:pStyle w:val="Normal"/>
+        <w:rPr/>
+      </w:pPr>
+      <w:r>
+        <w:rPr>
+          <w:rStyle w:val="text1"/>
+          <w:rFonts w:eastAsia="Arial" w:cs="Arial" w:ascii="Arial" w:hAnsi="Arial"/>
+          <w:b/>
+          <w:i w:val="false"/>
+          <w:color w:val="auto"/>
+          <w:spacing w:val="0"/>
+          <w:w w:val="100"/>
+          <w:sz w:val="20"/>
+          <w:szCs w:val="20"/>
+          <w:lang w:val="ro-RO"/>
+        </w:rPr>
+        <w:t>XV. Locul de adunare</w:t>
+      </w:r>
+    </w:p>
+    <w:p>
+      <w:pPr>
+        <w:pStyle w:val="Normal"/>
+        <w:keepNext w:val="false"/>
+        <w:pageBreakBefore w:val="false"/>
         <w:widowControl/>
         <w:numPr>
           <w:ilvl w:val="0"/>
@@ -17232,539 +18786,60 @@
         <w:spacing w:before="0" w:after="120"/>
         <w:ind w:hanging="0" w:left="0"/>
         <w:jc w:val="left"/>
-        <w:rPr>
-          <w:rFonts w:ascii="Arial" w:hAnsi="Arial" w:eastAsia="Arial" w:cs="Arial"/>
-          <w:b w:val="false"/>
-          <w:color w:val="auto"/>
-          <w:spacing w:val="0"/>
-          <w:w w:val="100"/>
-          <w:sz w:val="20"/>
-          <w:szCs w:val="20"/>
-          <w:lang w:val="ro-RO"/>
-        </w:rPr>
-      </w:pPr>
-      <w:r>
-        <w:rPr>
-          <w:rFonts w:eastAsia="Arial" w:cs="Arial" w:ascii="Arial" w:hAnsi="Arial"/>
-          <w:b w:val="false"/>
-          <w:color w:val="auto"/>
-          <w:spacing w:val="0"/>
-          <w:w w:val="100"/>
-          <w:sz w:val="20"/>
-          <w:szCs w:val="20"/>
-          <w:lang w:val="ro-RO"/>
-        </w:rPr>
-        <w:t>Stopul cardiac înseamnă că inima nu mai pompează sânge. Victima nu răspunde și nu respiră normal; în primele momente poate avea scurte mișcări asemănătoare unei crize convulsive sau respirații agonice. Fără resuscitare, creierul suferă leziuni după câteva minute, iar fiecare minut de întârziere a defibrilării scade șansele de supraviețuire cu aproximativ 10%. De aceea, resuscitarea începe imediat, fără a aștepta ambulanța.</w:t>
-      </w:r>
-    </w:p>
-    <w:p>
-      <w:pPr>
-        <w:pStyle w:val="Normal"/>
-        <w:keepNext/>
-        <w:widowControl/>
-        <w:numPr>
-          <w:ilvl w:val="0"/>
-          <w:numId w:val="0"/>
-        </w:numPr>
-        <w:spacing w:before="0" w:after="60"/>
+        <w:rPr/>
+      </w:pPr>
+      <w:r>
+        <w:rPr>
+          <w:rStyle w:val="text1"/>
+          <w:rFonts w:eastAsia="Arial" w:cs="Arial" w:ascii="Arial" w:hAnsi="Arial"/>
+          <w:b w:val="false"/>
+          <w:i w:val="false"/>
+          <w:color w:val="auto"/>
+          <w:spacing w:val="0"/>
+          <w:w w:val="100"/>
+          <w:sz w:val="20"/>
+          <w:szCs w:val="20"/>
+          <w:lang w:val="ro-RO"/>
+        </w:rPr>
+        <w:t>Locul de adunare a personalului evacuat: {{assemblyPoint}}.</w:t>
+      </w:r>
+    </w:p>
+    <w:p>
+      <w:pPr>
+        <w:pStyle w:val="Normal"/>
+        <w:keepNext w:val="true"/>
+        <w:pageBreakBefore w:val="false"/>
+        <w:widowControl/>
+        <w:numPr>
+          <w:ilvl w:val="0"/>
+          <w:numId w:val="0"/>
+        </w:numPr>
+        <w:spacing w:before="240" w:after="120"/>
         <w:ind w:hanging="0" w:left="0"/>
         <w:jc w:val="left"/>
-        <w:rPr>
-          <w:rFonts w:ascii="Arial" w:hAnsi="Arial" w:eastAsia="Arial" w:cs="Arial"/>
-          <w:b w:val="false"/>
-          <w:color w:val="auto"/>
-          <w:spacing w:val="0"/>
-          <w:w w:val="100"/>
-          <w:sz w:val="20"/>
-          <w:szCs w:val="20"/>
-          <w:lang w:val="ro-RO"/>
-        </w:rPr>
-      </w:pPr>
-      <w:r>
-        <w:rPr>
-          <w:rFonts w:eastAsia="Arial" w:cs="Arial" w:ascii="Arial" w:hAnsi="Arial"/>
-          <w:b w:val="false"/>
-          <w:color w:val="auto"/>
-          <w:spacing w:val="0"/>
-          <w:w w:val="100"/>
-          <w:sz w:val="20"/>
-          <w:szCs w:val="20"/>
-          <w:lang w:val="ro-RO"/>
-        </w:rPr>
-        <w:t>Compresiile toracice se execută astfel:</w:t>
-      </w:r>
-    </w:p>
-    <w:p>
-      <w:pPr>
-        <w:pStyle w:val="Normal"/>
-        <w:widowControl/>
-        <w:numPr>
-          <w:ilvl w:val="0"/>
-          <w:numId w:val="4"/>
-        </w:numPr>
-        <w:spacing w:before="0" w:after="40"/>
-        <w:jc w:val="left"/>
-        <w:rPr>
-          <w:rFonts w:ascii="Arial" w:hAnsi="Arial" w:cs="Arial"/>
-          <w:sz w:val="18"/>
-          <w:szCs w:val="18"/>
-          <w:lang w:val="ro-RO"/>
-        </w:rPr>
-      </w:pPr>
-      <w:r>
-        <w:rPr>
-          <w:rFonts w:eastAsia="Arial" w:cs="Arial" w:ascii="Arial" w:hAnsi="Arial"/>
-          <w:b w:val="false"/>
-          <w:color w:val="auto"/>
-          <w:spacing w:val="0"/>
-          <w:w w:val="100"/>
-          <w:sz w:val="20"/>
-          <w:szCs w:val="20"/>
-          <w:lang w:val="ro-RO"/>
-        </w:rPr>
-        <w:t>victima este culcată pe spate, pe o suprafață tare; dacă se află într-un pat, resuscitarea începe acolo, cu apăsări mai puternice, fără a pierde timp cu mutarea ei;</w:t>
-      </w:r>
-    </w:p>
-    <w:p>
-      <w:pPr>
-        <w:pStyle w:val="Normal"/>
-        <w:widowControl/>
-        <w:numPr>
-          <w:ilvl w:val="0"/>
-          <w:numId w:val="4"/>
-        </w:numPr>
-        <w:spacing w:before="0" w:after="40"/>
-        <w:jc w:val="left"/>
-        <w:rPr>
-          <w:rFonts w:ascii="Arial" w:hAnsi="Arial" w:cs="Arial"/>
-          <w:sz w:val="18"/>
-          <w:szCs w:val="18"/>
-          <w:lang w:val="ro-RO"/>
-        </w:rPr>
-      </w:pPr>
-      <w:r>
-        <w:rPr>
-          <w:rFonts w:eastAsia="Arial" w:cs="Arial" w:ascii="Arial" w:hAnsi="Arial"/>
-          <w:b w:val="false"/>
-          <w:color w:val="auto"/>
-          <w:spacing w:val="0"/>
-          <w:w w:val="100"/>
-          <w:sz w:val="20"/>
-          <w:szCs w:val="20"/>
-          <w:lang w:val="ro-RO"/>
-        </w:rPr>
-        <w:t>salvatorul descoperă pieptul victimei dacă hainele îl împiedică să găsească locul corect;</w:t>
-      </w:r>
-    </w:p>
-    <w:p>
-      <w:pPr>
-        <w:pStyle w:val="Normal"/>
-        <w:widowControl/>
-        <w:numPr>
-          <w:ilvl w:val="0"/>
-          <w:numId w:val="4"/>
-        </w:numPr>
-        <w:spacing w:before="0" w:after="40"/>
-        <w:jc w:val="left"/>
-        <w:rPr>
-          <w:rFonts w:ascii="Arial" w:hAnsi="Arial" w:cs="Arial"/>
-          <w:sz w:val="18"/>
-          <w:szCs w:val="18"/>
-          <w:lang w:val="ro-RO"/>
-        </w:rPr>
-      </w:pPr>
-      <w:r>
-        <w:rPr>
-          <w:rFonts w:eastAsia="Arial" w:cs="Arial" w:ascii="Arial" w:hAnsi="Arial"/>
-          <w:b w:val="false"/>
-          <w:color w:val="auto"/>
-          <w:spacing w:val="0"/>
-          <w:w w:val="100"/>
-          <w:sz w:val="20"/>
-          <w:szCs w:val="20"/>
-          <w:lang w:val="ro-RO"/>
-        </w:rPr>
-        <w:t>îngenunchează lângă victimă și așază podul unei palme pe jumătatea de jos a sternului („în centrul pieptului"), iar cealaltă palmă peste prima, cu degetele încleștate și ridicate de pe coaste;</w:t>
-      </w:r>
-    </w:p>
-    <w:p>
-      <w:pPr>
-        <w:pStyle w:val="Normal"/>
-        <w:widowControl/>
-        <w:numPr>
-          <w:ilvl w:val="0"/>
-          <w:numId w:val="4"/>
-        </w:numPr>
-        <w:spacing w:before="0" w:after="40"/>
-        <w:jc w:val="left"/>
-        <w:rPr>
-          <w:rFonts w:ascii="Arial" w:hAnsi="Arial" w:cs="Arial"/>
-          <w:sz w:val="18"/>
-          <w:szCs w:val="18"/>
-          <w:lang w:val="ro-RO"/>
-        </w:rPr>
-      </w:pPr>
-      <w:r>
-        <w:rPr>
-          <w:rFonts w:eastAsia="Arial" w:cs="Arial" w:ascii="Arial" w:hAnsi="Arial"/>
-          <w:b w:val="false"/>
-          <w:color w:val="auto"/>
-          <w:spacing w:val="0"/>
-          <w:w w:val="100"/>
-          <w:sz w:val="20"/>
-          <w:szCs w:val="20"/>
-          <w:lang w:val="ro-RO"/>
-        </w:rPr>
-        <w:t>ține brațele întinse, cu umerii vertical deasupra pieptului victimei;</w:t>
-      </w:r>
-    </w:p>
-    <w:p>
-      <w:pPr>
-        <w:pStyle w:val="Normal"/>
-        <w:widowControl/>
-        <w:numPr>
-          <w:ilvl w:val="0"/>
-          <w:numId w:val="4"/>
-        </w:numPr>
-        <w:spacing w:before="0" w:after="40"/>
-        <w:jc w:val="left"/>
-        <w:rPr>
-          <w:rFonts w:ascii="Arial" w:hAnsi="Arial" w:cs="Arial"/>
-          <w:sz w:val="18"/>
-          <w:szCs w:val="18"/>
-          <w:lang w:val="ro-RO"/>
-        </w:rPr>
-      </w:pPr>
-      <w:r>
-        <w:rPr>
-          <w:rFonts w:eastAsia="Arial" w:cs="Arial" w:ascii="Arial" w:hAnsi="Arial"/>
-          <w:b w:val="false"/>
-          <w:color w:val="auto"/>
-          <w:spacing w:val="0"/>
-          <w:w w:val="100"/>
-          <w:sz w:val="20"/>
-          <w:szCs w:val="20"/>
-          <w:lang w:val="ro-RO"/>
-        </w:rPr>
-        <w:t>apasă pieptul în jos cu cel puțin 5 cm, dar nu mai mult de 6 cm;</w:t>
-      </w:r>
-    </w:p>
-    <w:p>
-      <w:pPr>
-        <w:pStyle w:val="Normal"/>
-        <w:widowControl/>
-        <w:numPr>
-          <w:ilvl w:val="0"/>
-          <w:numId w:val="4"/>
-        </w:numPr>
-        <w:spacing w:before="0" w:after="40"/>
-        <w:jc w:val="left"/>
-        <w:rPr>
-          <w:rFonts w:ascii="Arial" w:hAnsi="Arial" w:cs="Arial"/>
-          <w:sz w:val="18"/>
-          <w:szCs w:val="18"/>
-          <w:lang w:val="ro-RO"/>
-        </w:rPr>
-      </w:pPr>
-      <w:r>
-        <w:rPr>
-          <w:rFonts w:eastAsia="Arial" w:cs="Arial" w:ascii="Arial" w:hAnsi="Arial"/>
-          <w:b w:val="false"/>
-          <w:color w:val="auto"/>
-          <w:spacing w:val="0"/>
-          <w:w w:val="100"/>
-          <w:sz w:val="20"/>
-          <w:szCs w:val="20"/>
-          <w:lang w:val="ro-RO"/>
-        </w:rPr>
-        <w:t>menține un ritm de 100–120 de compresii pe minut;</w:t>
-      </w:r>
-    </w:p>
-    <w:p>
-      <w:pPr>
-        <w:pStyle w:val="Normal"/>
-        <w:widowControl/>
-        <w:numPr>
-          <w:ilvl w:val="0"/>
-          <w:numId w:val="4"/>
-        </w:numPr>
-        <w:spacing w:before="0" w:after="40"/>
-        <w:jc w:val="left"/>
-        <w:rPr>
-          <w:rFonts w:ascii="Arial" w:hAnsi="Arial" w:cs="Arial"/>
-          <w:sz w:val="18"/>
-          <w:szCs w:val="18"/>
-          <w:lang w:val="ro-RO"/>
-        </w:rPr>
-      </w:pPr>
-      <w:r>
-        <w:rPr>
-          <w:rFonts w:eastAsia="Arial" w:cs="Arial" w:ascii="Arial" w:hAnsi="Arial"/>
-          <w:b w:val="false"/>
-          <w:color w:val="auto"/>
-          <w:spacing w:val="0"/>
-          <w:w w:val="100"/>
-          <w:sz w:val="20"/>
-          <w:szCs w:val="20"/>
-          <w:lang w:val="ro-RO"/>
-        </w:rPr>
-        <w:t>după fiecare compresie lasă pieptul să revină complet, fără să se sprijine pe el și fără să ridice mâinile;</w:t>
-      </w:r>
-    </w:p>
-    <w:p>
-      <w:pPr>
-        <w:pStyle w:val="Normal"/>
-        <w:widowControl/>
-        <w:numPr>
-          <w:ilvl w:val="0"/>
-          <w:numId w:val="4"/>
-        </w:numPr>
-        <w:spacing w:before="0" w:after="120"/>
-        <w:jc w:val="left"/>
-        <w:rPr>
-          <w:rFonts w:ascii="Arial" w:hAnsi="Arial" w:cs="Arial"/>
-          <w:sz w:val="18"/>
-          <w:szCs w:val="18"/>
-          <w:lang w:val="ro-RO"/>
-        </w:rPr>
-      </w:pPr>
-      <w:r>
-        <w:rPr>
-          <w:rFonts w:eastAsia="Arial" w:cs="Arial" w:ascii="Arial" w:hAnsi="Arial"/>
-          <w:b w:val="false"/>
-          <w:color w:val="auto"/>
-          <w:spacing w:val="0"/>
-          <w:w w:val="100"/>
-          <w:sz w:val="20"/>
-          <w:szCs w:val="20"/>
-          <w:lang w:val="ro-RO"/>
-        </w:rPr>
-        <w:t>reduce la minimum pauzele dintre compresii.</w:t>
-      </w:r>
-    </w:p>
-    <w:p>
-      <w:pPr>
-        <w:pStyle w:val="Normal"/>
-        <w:keepNext/>
-        <w:widowControl/>
-        <w:numPr>
-          <w:ilvl w:val="0"/>
-          <w:numId w:val="0"/>
-        </w:numPr>
-        <w:spacing w:before="0" w:after="60"/>
-        <w:ind w:hanging="0" w:left="0"/>
-        <w:jc w:val="left"/>
-        <w:rPr>
-          <w:rFonts w:ascii="Arial" w:hAnsi="Arial" w:eastAsia="Arial" w:cs="Arial"/>
-          <w:b w:val="false"/>
-          <w:color w:val="auto"/>
-          <w:spacing w:val="0"/>
-          <w:w w:val="100"/>
-          <w:sz w:val="20"/>
-          <w:szCs w:val="20"/>
-          <w:lang w:val="ro-RO"/>
-        </w:rPr>
-      </w:pPr>
-      <w:r>
-        <w:rPr>
-          <w:rFonts w:eastAsia="Arial" w:cs="Arial" w:ascii="Arial" w:hAnsi="Arial"/>
-          <w:b w:val="false"/>
-          <w:color w:val="auto"/>
-          <w:spacing w:val="0"/>
-          <w:w w:val="100"/>
-          <w:sz w:val="20"/>
-          <w:szCs w:val="20"/>
-          <w:lang w:val="ro-RO"/>
-        </w:rPr>
-        <w:t>Salvatorul instruit care poate și dorește să facă ventilații alternează 30 de compresii cu 2 ventilații (30:2):</w:t>
-      </w:r>
-    </w:p>
-    <w:p>
-      <w:pPr>
-        <w:pStyle w:val="Normal"/>
-        <w:widowControl/>
-        <w:numPr>
-          <w:ilvl w:val="0"/>
-          <w:numId w:val="4"/>
-        </w:numPr>
-        <w:spacing w:before="0" w:after="40"/>
-        <w:jc w:val="left"/>
-        <w:rPr>
-          <w:rFonts w:ascii="Arial" w:hAnsi="Arial" w:cs="Arial"/>
-          <w:sz w:val="18"/>
-          <w:szCs w:val="18"/>
-          <w:lang w:val="ro-RO"/>
-        </w:rPr>
-      </w:pPr>
-      <w:r>
-        <w:rPr>
-          <w:rFonts w:eastAsia="Arial" w:cs="Arial" w:ascii="Arial" w:hAnsi="Arial"/>
-          <w:b w:val="false"/>
-          <w:color w:val="auto"/>
-          <w:spacing w:val="0"/>
-          <w:w w:val="100"/>
-          <w:sz w:val="20"/>
-          <w:szCs w:val="20"/>
-          <w:lang w:val="ro-RO"/>
-        </w:rPr>
-        <w:t>deschide căile respiratorii prin înclinarea capului pe spate și ridicarea bărbiei;</w:t>
-      </w:r>
-    </w:p>
-    <w:p>
-      <w:pPr>
-        <w:pStyle w:val="Normal"/>
-        <w:widowControl/>
-        <w:numPr>
-          <w:ilvl w:val="0"/>
-          <w:numId w:val="4"/>
-        </w:numPr>
-        <w:spacing w:before="0" w:after="40"/>
-        <w:jc w:val="left"/>
-        <w:rPr>
-          <w:rFonts w:ascii="Arial" w:hAnsi="Arial" w:cs="Arial"/>
-          <w:sz w:val="18"/>
-          <w:szCs w:val="18"/>
-          <w:lang w:val="ro-RO"/>
-        </w:rPr>
-      </w:pPr>
-      <w:r>
-        <w:rPr>
-          <w:rFonts w:eastAsia="Arial" w:cs="Arial" w:ascii="Arial" w:hAnsi="Arial"/>
-          <w:b w:val="false"/>
-          <w:color w:val="auto"/>
-          <w:spacing w:val="0"/>
-          <w:w w:val="100"/>
-          <w:sz w:val="20"/>
-          <w:szCs w:val="20"/>
-          <w:lang w:val="ro-RO"/>
-        </w:rPr>
-        <w:t>închide nasul victimei cu degetul mare și arătătorul mâinii de pe frunte;</w:t>
-      </w:r>
-    </w:p>
-    <w:p>
-      <w:pPr>
-        <w:pStyle w:val="Normal"/>
-        <w:widowControl/>
-        <w:numPr>
-          <w:ilvl w:val="0"/>
-          <w:numId w:val="4"/>
-        </w:numPr>
-        <w:spacing w:before="0" w:after="40"/>
-        <w:jc w:val="left"/>
-        <w:rPr>
-          <w:rFonts w:ascii="Arial" w:hAnsi="Arial" w:cs="Arial"/>
-          <w:sz w:val="18"/>
-          <w:szCs w:val="18"/>
-          <w:lang w:val="ro-RO"/>
-        </w:rPr>
-      </w:pPr>
-      <w:r>
-        <w:rPr>
-          <w:rFonts w:eastAsia="Arial" w:cs="Arial" w:ascii="Arial" w:hAnsi="Arial"/>
-          <w:b w:val="false"/>
-          <w:color w:val="auto"/>
-          <w:spacing w:val="0"/>
-          <w:w w:val="100"/>
-          <w:sz w:val="20"/>
-          <w:szCs w:val="20"/>
-          <w:lang w:val="ro-RO"/>
-        </w:rPr>
-        <w:t>după o inspirație normală, își lipește buzele în jurul gurii victimei, folosind, dacă există, dispozitivul de respirație gură la gură din trusa de prim ajutor, și suflă constant, aproximativ o secundă, cât să vadă pieptul ridicându-se;</w:t>
-      </w:r>
-    </w:p>
-    <w:p>
-      <w:pPr>
-        <w:pStyle w:val="Normal"/>
-        <w:widowControl/>
-        <w:numPr>
-          <w:ilvl w:val="0"/>
-          <w:numId w:val="4"/>
-        </w:numPr>
-        <w:spacing w:before="0" w:after="40"/>
-        <w:jc w:val="left"/>
-        <w:rPr>
-          <w:rFonts w:ascii="Arial" w:hAnsi="Arial" w:cs="Arial"/>
-          <w:sz w:val="18"/>
-          <w:szCs w:val="18"/>
-          <w:lang w:val="ro-RO"/>
-        </w:rPr>
-      </w:pPr>
-      <w:r>
-        <w:rPr>
-          <w:rFonts w:eastAsia="Arial" w:cs="Arial" w:ascii="Arial" w:hAnsi="Arial"/>
-          <w:b w:val="false"/>
-          <w:color w:val="auto"/>
-          <w:spacing w:val="0"/>
-          <w:w w:val="100"/>
-          <w:sz w:val="20"/>
-          <w:szCs w:val="20"/>
-          <w:lang w:val="ro-RO"/>
-        </w:rPr>
-        <w:t>lasă pieptul să coboare și repetă o dată;</w:t>
-      </w:r>
-    </w:p>
-    <w:p>
-      <w:pPr>
-        <w:pStyle w:val="Normal"/>
-        <w:widowControl/>
-        <w:numPr>
-          <w:ilvl w:val="0"/>
-          <w:numId w:val="4"/>
-        </w:numPr>
-        <w:spacing w:before="0" w:after="120"/>
-        <w:jc w:val="left"/>
-        <w:rPr>
-          <w:rFonts w:ascii="Arial" w:hAnsi="Arial" w:cs="Arial"/>
-          <w:sz w:val="18"/>
-          <w:szCs w:val="18"/>
-          <w:lang w:val="ro-RO"/>
-        </w:rPr>
-      </w:pPr>
-      <w:r>
-        <w:rPr>
-          <w:rFonts w:eastAsia="Arial" w:cs="Arial" w:ascii="Arial" w:hAnsi="Arial"/>
-          <w:b w:val="false"/>
-          <w:color w:val="auto"/>
-          <w:spacing w:val="0"/>
-          <w:w w:val="100"/>
-          <w:sz w:val="20"/>
-          <w:szCs w:val="20"/>
-          <w:lang w:val="ro-RO"/>
-        </w:rPr>
-        <w:t>reia imediat cele 30 de compresii.</w:t>
-      </w:r>
-    </w:p>
-    <w:p>
-      <w:pPr>
-        <w:pStyle w:val="Normal"/>
-        <w:widowControl/>
-        <w:spacing w:before="0" w:after="120"/>
-        <w:ind w:hanging="0"/>
-        <w:jc w:val="left"/>
-        <w:rPr>
-          <w:rFonts w:ascii="Arial" w:hAnsi="Arial" w:cs="Arial"/>
-          <w:sz w:val="18"/>
-          <w:szCs w:val="18"/>
-          <w:lang w:val="ro-RO"/>
-        </w:rPr>
-      </w:pPr>
-      <w:r>
-        <w:rPr>
-          <w:rFonts w:eastAsia="Arial" w:cs="Arial" w:ascii="Arial" w:hAnsi="Arial"/>
-          <w:b w:val="false"/>
-          <w:color w:val="auto"/>
-          <w:spacing w:val="0"/>
-          <w:w w:val="100"/>
-          <w:sz w:val="20"/>
-          <w:szCs w:val="20"/>
-          <w:lang w:val="ro-RO"/>
-        </w:rPr>
-        <w:t>Se insuflă doar cât aer este necesar ca pieptul să se ridice. Dacă după două încercări pieptul nu se ridică, salvatorul reia compresiile și are în vedere o posibilă obstrucție a căilor respiratorii cu un corp străin.</w:t>
-      </w:r>
-    </w:p>
-    <w:p>
-      <w:pPr>
-        <w:pStyle w:val="Normal"/>
+        <w:rPr/>
+      </w:pPr>
+      <w:r>
+        <w:rPr>
+          <w:rStyle w:val="text1"/>
+          <w:rFonts w:eastAsia="Arial" w:cs="Arial" w:ascii="Arial" w:hAnsi="Arial"/>
+          <w:b/>
+          <w:i w:val="false"/>
+          <w:color w:val="auto"/>
+          <w:spacing w:val="0"/>
+          <w:w w:val="100"/>
+          <w:sz w:val="20"/>
+          <w:szCs w:val="20"/>
+          <w:lang w:val="ro-RO"/>
+        </w:rPr>
+        <w:t>XVI. Cadrul tehnic</w:t>
+      </w:r>
+    </w:p>
+    <w:p>
+      <w:pPr>
+        <w:pStyle w:val="Normal"/>
+        <w:keepNext w:val="true"/>
+        <w:pageBreakBefore w:val="false"/>
         <w:widowControl/>
         <w:numPr>
           <w:ilvl w:val="0"/>
@@ -17773,1096 +18848,22 @@
         <w:spacing w:before="0" w:after="120"/>
         <w:ind w:hanging="0" w:left="0"/>
         <w:jc w:val="left"/>
-        <w:rPr>
-          <w:rFonts w:ascii="Arial" w:hAnsi="Arial" w:eastAsia="Arial" w:cs="Arial"/>
-          <w:b w:val="false"/>
-          <w:color w:val="auto"/>
-          <w:spacing w:val="0"/>
-          <w:w w:val="100"/>
-          <w:sz w:val="20"/>
-          <w:szCs w:val="20"/>
-          <w:lang w:val="ro-RO"/>
-        </w:rPr>
-      </w:pPr>
-      <w:r>
-        <w:rPr>
-          <w:rFonts w:eastAsia="Arial" w:cs="Arial" w:ascii="Arial" w:hAnsi="Arial"/>
-          <w:b w:val="false"/>
-          <w:color w:val="auto"/>
-          <w:spacing w:val="0"/>
-          <w:w w:val="100"/>
-          <w:sz w:val="20"/>
-          <w:szCs w:val="20"/>
-          <w:lang w:val="ro-RO"/>
-        </w:rPr>
-        <w:t>Salvatorul care nu a fost instruit să facă ventilații sau care nu dorește să le facă execută compresii toracice continue, fără întrerupere, cu un ritm de 100–120 pe minut. Dispecerul 112 poate ghida resuscitarea prin telefon.</w:t>
-      </w:r>
-    </w:p>
-    <w:p>
-      <w:pPr>
-        <w:pStyle w:val="Normal"/>
-        <w:widowControl/>
-        <w:spacing w:before="0" w:after="120"/>
-        <w:ind w:hanging="0"/>
-        <w:jc w:val="left"/>
-        <w:rPr>
-          <w:rFonts w:ascii="Arial" w:hAnsi="Arial" w:cs="Arial"/>
-          <w:sz w:val="18"/>
-          <w:szCs w:val="18"/>
-          <w:lang w:val="ro-RO"/>
-        </w:rPr>
-      </w:pPr>
-      <w:r>
-        <w:rPr>
-          <w:rFonts w:eastAsia="Arial" w:cs="Arial" w:ascii="Arial" w:hAnsi="Arial"/>
-          <w:b w:val="false"/>
-          <w:color w:val="auto"/>
-          <w:spacing w:val="0"/>
-          <w:w w:val="100"/>
-          <w:sz w:val="20"/>
-          <w:szCs w:val="20"/>
-          <w:lang w:val="ro-RO"/>
-        </w:rPr>
-        <w:t>Dacă sunt mai mulți salvatori, aceștia se schimbă la compresii aproximativ la fiecare 2 minute, cu o pauză cât mai scurtă, pentru ca oboseala să nu scadă calitatea compresiilor.</w:t>
-      </w:r>
-    </w:p>
-    <w:p>
-      <w:pPr>
-        <w:pStyle w:val="Normal"/>
-        <w:widowControl/>
-        <w:spacing w:before="0" w:after="120"/>
-        <w:ind w:hanging="0"/>
-        <w:jc w:val="left"/>
-        <w:rPr>
-          <w:rFonts w:ascii="Arial" w:hAnsi="Arial" w:cs="Arial"/>
-          <w:sz w:val="18"/>
-          <w:szCs w:val="18"/>
-          <w:lang w:val="ro-RO"/>
-        </w:rPr>
-      </w:pPr>
-      <w:r>
-        <w:rPr>
-          <w:rFonts w:eastAsia="Arial" w:cs="Arial" w:ascii="Arial" w:hAnsi="Arial"/>
-          <w:b w:val="false"/>
-          <w:color w:val="auto"/>
-          <w:spacing w:val="0"/>
-          <w:w w:val="100"/>
-          <w:sz w:val="20"/>
-          <w:szCs w:val="20"/>
-          <w:lang w:val="ro-RO"/>
-        </w:rPr>
-        <w:t>Resuscitarea continuă până când victima își revine (se mișcă, deschide ochii, respiră normal), până când echipajul de urgență preia victima sau până când salvatorul este epuizat. Victima care își revine se așază în poziția laterală de siguranță și se supraveghează.</w:t>
-      </w:r>
-    </w:p>
-    <w:p>
-      <w:pPr>
-        <w:pStyle w:val="Normal"/>
-        <w:widowControl/>
-        <w:numPr>
-          <w:ilvl w:val="0"/>
-          <w:numId w:val="0"/>
-        </w:numPr>
-        <w:spacing w:before="0" w:after="60"/>
-        <w:ind w:hanging="0" w:left="0"/>
-        <w:jc w:val="left"/>
-        <w:rPr>
-          <w:rFonts w:ascii="Arial" w:hAnsi="Arial" w:eastAsia="Arial" w:cs="Arial"/>
-          <w:b w:val="false"/>
-          <w:color w:val="auto"/>
-          <w:spacing w:val="0"/>
-          <w:w w:val="100"/>
-          <w:sz w:val="20"/>
-          <w:szCs w:val="20"/>
-          <w:lang w:val="ro-RO"/>
-        </w:rPr>
-      </w:pPr>
-      <w:r>
-        <w:rPr>
-          <w:rFonts w:eastAsia="Arial" w:cs="Arial" w:ascii="Arial" w:hAnsi="Arial"/>
-          <w:b w:val="false"/>
-          <w:color w:val="auto"/>
-          <w:spacing w:val="0"/>
-          <w:w w:val="100"/>
-          <w:sz w:val="20"/>
-          <w:szCs w:val="20"/>
-          <w:lang w:val="ro-RO"/>
-        </w:rPr>
-        <w:t>Defibrilatorul automat extern (DEA) poate fi folosit de orice persoană, chiar fără instruire: aparatul analizează singur ritmul inimii, dă instrucțiuni vocale și nu administrează șoc dacă acesta nu este necesar.</w:t>
-      </w:r>
-    </w:p>
-    <w:p>
-      <w:pPr>
-        <w:pStyle w:val="Normal"/>
-        <w:widowControl/>
-        <w:numPr>
-          <w:ilvl w:val="0"/>
-          <w:numId w:val="4"/>
-        </w:numPr>
-        <w:spacing w:before="0" w:after="40"/>
-        <w:jc w:val="left"/>
-        <w:rPr>
-          <w:rFonts w:ascii="Arial" w:hAnsi="Arial" w:cs="Arial"/>
-          <w:sz w:val="18"/>
-          <w:szCs w:val="18"/>
-          <w:lang w:val="ro-RO"/>
-        </w:rPr>
-      </w:pPr>
-      <w:r>
-        <w:rPr>
-          <w:rFonts w:eastAsia="Arial" w:cs="Arial" w:ascii="Arial" w:hAnsi="Arial"/>
-          <w:b w:val="false"/>
-          <w:color w:val="auto"/>
-          <w:spacing w:val="0"/>
-          <w:w w:val="100"/>
-          <w:sz w:val="20"/>
-          <w:szCs w:val="20"/>
-          <w:lang w:val="ro-RO"/>
-        </w:rPr>
-        <w:t>Imediat ce DEA este adus, se pornește și i se urmează instrucțiunile; dacă sunt doi salvatori, unul continuă compresiile cât timp celălalt lipește electrozii.</w:t>
-      </w:r>
-    </w:p>
-    <w:p>
-      <w:pPr>
-        <w:pStyle w:val="Normal"/>
-        <w:widowControl/>
-        <w:numPr>
-          <w:ilvl w:val="0"/>
-          <w:numId w:val="4"/>
-        </w:numPr>
-        <w:spacing w:before="0" w:after="40"/>
-        <w:jc w:val="left"/>
-        <w:rPr>
-          <w:rFonts w:ascii="Arial" w:hAnsi="Arial" w:cs="Arial"/>
-          <w:sz w:val="18"/>
-          <w:szCs w:val="18"/>
-          <w:lang w:val="ro-RO"/>
-        </w:rPr>
-      </w:pPr>
-      <w:r>
-        <w:rPr>
-          <w:rFonts w:eastAsia="Arial" w:cs="Arial" w:ascii="Arial" w:hAnsi="Arial"/>
-          <w:b w:val="false"/>
-          <w:color w:val="auto"/>
-          <w:spacing w:val="0"/>
-          <w:w w:val="100"/>
-          <w:sz w:val="20"/>
-          <w:szCs w:val="20"/>
-          <w:lang w:val="ro-RO"/>
-        </w:rPr>
-        <w:t>Electrozii se lipesc pe pieptul gol și uscat al victimei, ca în desenul de pe ei: unul sub clavicula dreaptă, lângă stern, celălalt pe partea stângă a pieptului, sub axilă.</w:t>
-      </w:r>
-    </w:p>
-    <w:p>
-      <w:pPr>
-        <w:pStyle w:val="Normal"/>
-        <w:widowControl/>
-        <w:numPr>
-          <w:ilvl w:val="0"/>
-          <w:numId w:val="4"/>
-        </w:numPr>
-        <w:spacing w:before="0" w:after="40"/>
-        <w:jc w:val="left"/>
-        <w:rPr>
-          <w:rFonts w:ascii="Arial" w:hAnsi="Arial" w:cs="Arial"/>
-          <w:sz w:val="18"/>
-          <w:szCs w:val="18"/>
-          <w:lang w:val="ro-RO"/>
-        </w:rPr>
-      </w:pPr>
-      <w:r>
-        <w:rPr>
-          <w:rFonts w:eastAsia="Arial" w:cs="Arial" w:ascii="Arial" w:hAnsi="Arial"/>
-          <w:b w:val="false"/>
-          <w:color w:val="auto"/>
-          <w:spacing w:val="0"/>
-          <w:w w:val="100"/>
-          <w:sz w:val="20"/>
-          <w:szCs w:val="20"/>
-          <w:lang w:val="ro-RO"/>
-        </w:rPr>
-        <w:t>Cât timp aparatul analizează ritmul și când administrează șocul, nimeni nu atinge victima.</w:t>
-      </w:r>
-    </w:p>
-    <w:p>
-      <w:pPr>
-        <w:pStyle w:val="Normal"/>
-        <w:widowControl/>
-        <w:numPr>
-          <w:ilvl w:val="0"/>
-          <w:numId w:val="4"/>
-        </w:numPr>
-        <w:spacing w:before="0" w:after="40"/>
-        <w:jc w:val="left"/>
-        <w:rPr>
-          <w:rFonts w:ascii="Arial" w:hAnsi="Arial" w:cs="Arial"/>
-          <w:sz w:val="18"/>
-          <w:szCs w:val="18"/>
-          <w:lang w:val="ro-RO"/>
-        </w:rPr>
-      </w:pPr>
-      <w:r>
-        <w:rPr>
-          <w:rFonts w:eastAsia="Arial" w:cs="Arial" w:ascii="Arial" w:hAnsi="Arial"/>
-          <w:b w:val="false"/>
-          <w:color w:val="auto"/>
-          <w:spacing w:val="0"/>
-          <w:w w:val="100"/>
-          <w:sz w:val="20"/>
-          <w:szCs w:val="20"/>
-          <w:lang w:val="ro-RO"/>
-        </w:rPr>
-        <w:t>După șoc, sau dacă șocul nu este indicat, compresiile se reiau imediat, iar instrucțiunile aparatului se urmează în continuare (de regulă, aparatul reanalizează ritmul la 2 minute).</w:t>
-      </w:r>
-    </w:p>
-    <w:p>
-      <w:pPr>
-        <w:pStyle w:val="Normal"/>
-        <w:widowControl/>
-        <w:numPr>
-          <w:ilvl w:val="0"/>
-          <w:numId w:val="4"/>
-        </w:numPr>
-        <w:spacing w:before="0" w:after="120"/>
-        <w:jc w:val="left"/>
-        <w:rPr>
-          <w:rFonts w:ascii="Arial" w:hAnsi="Arial" w:cs="Arial"/>
-          <w:sz w:val="18"/>
-          <w:szCs w:val="18"/>
-          <w:lang w:val="ro-RO"/>
-        </w:rPr>
-      </w:pPr>
-      <w:r>
-        <w:rPr>
-          <w:rFonts w:eastAsia="Arial" w:cs="Arial" w:ascii="Arial" w:hAnsi="Arial"/>
-          <w:b w:val="false"/>
-          <w:color w:val="auto"/>
-          <w:spacing w:val="0"/>
-          <w:w w:val="100"/>
-          <w:sz w:val="20"/>
-          <w:szCs w:val="20"/>
-          <w:lang w:val="ro-RO"/>
-        </w:rPr>
-        <w:t>Aparatul nu se oprește și electrozii nu se dezlipesc până la sosirea echipajului de urgență.</w:t>
-      </w:r>
-    </w:p>
-    <w:p>
-      <w:pPr>
-        <w:pStyle w:val="Normal"/>
-        <w:widowControl/>
-        <w:spacing w:before="0" w:after="120"/>
-        <w:ind w:hanging="0"/>
-        <w:jc w:val="left"/>
-        <w:rPr>
-          <w:rFonts w:ascii="Arial" w:hAnsi="Arial" w:cs="Arial"/>
-          <w:sz w:val="18"/>
-          <w:szCs w:val="18"/>
-          <w:lang w:val="ro-RO"/>
-        </w:rPr>
-      </w:pPr>
-      <w:r>
-        <w:rPr>
-          <w:rStyle w:val="text1"/>
-          <w:rFonts w:eastAsia="Arial" w:cs="Arial" w:ascii="Arial" w:hAnsi="Arial"/>
-          <w:b w:val="false"/>
-          <w:i w:val="false"/>
-          <w:color w:val="auto"/>
-          <w:spacing w:val="0"/>
-          <w:w w:val="100"/>
-          <w:sz w:val="20"/>
-          <w:szCs w:val="20"/>
-          <w:lang w:val="ro-RO"/>
-        </w:rPr>
-        <w:t>Lucrătorii trebuie să știe unde se află cel mai apropiat defibrilator, la locul de muncă sau în clădirile din apropiere.</w:t>
-      </w:r>
-    </w:p>
-    <w:p>
-      <w:pPr>
-        <w:pStyle w:val="Normal"/>
-        <w:keepNext/>
-        <w:widowControl/>
-        <w:numPr>
-          <w:ilvl w:val="0"/>
-          <w:numId w:val="0"/>
-        </w:numPr>
-        <w:spacing w:before="0" w:after="60"/>
-        <w:ind w:hanging="0" w:left="0"/>
-        <w:jc w:val="left"/>
-        <w:rPr>
-          <w:rFonts w:ascii="Arial" w:hAnsi="Arial" w:eastAsia="Arial" w:cs="Arial"/>
-          <w:b w:val="false"/>
-          <w:color w:val="auto"/>
-          <w:spacing w:val="0"/>
-          <w:w w:val="100"/>
-          <w:sz w:val="20"/>
-          <w:szCs w:val="20"/>
-          <w:lang w:val="ro-RO"/>
-        </w:rPr>
-      </w:pPr>
-      <w:r>
-        <w:rPr>
-          <w:rFonts w:eastAsia="Arial" w:cs="Arial" w:ascii="Arial" w:hAnsi="Arial"/>
-          <w:b w:val="false"/>
-          <w:color w:val="auto"/>
-          <w:spacing w:val="0"/>
-          <w:w w:val="100"/>
-          <w:sz w:val="20"/>
-          <w:szCs w:val="20"/>
-          <w:lang w:val="ro-RO"/>
-        </w:rPr>
-        <w:t>La arsurile produse de flacără, de lichide sau obiecte fierbinți ori de abur:</w:t>
-      </w:r>
-    </w:p>
-    <w:p>
-      <w:pPr>
-        <w:pStyle w:val="Normal"/>
-        <w:widowControl/>
-        <w:numPr>
-          <w:ilvl w:val="0"/>
-          <w:numId w:val="4"/>
-        </w:numPr>
-        <w:spacing w:before="0" w:after="40"/>
-        <w:jc w:val="left"/>
-        <w:rPr>
-          <w:rFonts w:ascii="Arial" w:hAnsi="Arial" w:cs="Arial"/>
-          <w:sz w:val="18"/>
-          <w:szCs w:val="18"/>
-          <w:lang w:val="ro-RO"/>
-        </w:rPr>
-      </w:pPr>
-      <w:r>
-        <w:rPr>
-          <w:rFonts w:eastAsia="Arial" w:cs="Arial" w:ascii="Arial" w:hAnsi="Arial"/>
-          <w:b w:val="false"/>
-          <w:color w:val="auto"/>
-          <w:spacing w:val="0"/>
-          <w:w w:val="100"/>
-          <w:sz w:val="20"/>
-          <w:szCs w:val="20"/>
-          <w:lang w:val="ro-RO"/>
-        </w:rPr>
-        <w:t>se oprește arderea: hainele aprinse se sting prin acoperire cu o pătură, o haină sau o pătură ignifugă ori prin rostogolirea victimei pe sol; victima nu trebuie să alerge;</w:t>
-      </w:r>
-    </w:p>
-    <w:p>
-      <w:pPr>
-        <w:pStyle w:val="Normal"/>
-        <w:widowControl/>
-        <w:numPr>
-          <w:ilvl w:val="0"/>
-          <w:numId w:val="4"/>
-        </w:numPr>
-        <w:spacing w:before="0" w:after="40"/>
-        <w:jc w:val="left"/>
-        <w:rPr>
-          <w:rFonts w:ascii="Arial" w:hAnsi="Arial" w:cs="Arial"/>
-          <w:sz w:val="18"/>
-          <w:szCs w:val="18"/>
-          <w:lang w:val="ro-RO"/>
-        </w:rPr>
-      </w:pPr>
-      <w:r>
-        <w:rPr>
-          <w:rFonts w:eastAsia="Arial" w:cs="Arial" w:ascii="Arial" w:hAnsi="Arial"/>
-          <w:b w:val="false"/>
-          <w:color w:val="auto"/>
-          <w:spacing w:val="0"/>
-          <w:w w:val="100"/>
-          <w:sz w:val="20"/>
-          <w:szCs w:val="20"/>
-          <w:lang w:val="ro-RO"/>
-        </w:rPr>
-        <w:t>arsura se răcește imediat cu apă curentă rece sau răcoroasă (nu cu gheață), cel puțin 20 de minute;</w:t>
-      </w:r>
-    </w:p>
-    <w:p>
-      <w:pPr>
-        <w:pStyle w:val="Normal"/>
-        <w:widowControl/>
-        <w:numPr>
-          <w:ilvl w:val="0"/>
-          <w:numId w:val="4"/>
-        </w:numPr>
-        <w:spacing w:before="0" w:after="40"/>
-        <w:jc w:val="left"/>
-        <w:rPr>
-          <w:rFonts w:ascii="Arial" w:hAnsi="Arial" w:cs="Arial"/>
-          <w:sz w:val="18"/>
-          <w:szCs w:val="18"/>
-          <w:lang w:val="ro-RO"/>
-        </w:rPr>
-      </w:pPr>
-      <w:r>
-        <w:rPr>
-          <w:rFonts w:eastAsia="Arial" w:cs="Arial" w:ascii="Arial" w:hAnsi="Arial"/>
-          <w:b w:val="false"/>
-          <w:color w:val="auto"/>
-          <w:spacing w:val="0"/>
-          <w:w w:val="100"/>
-          <w:sz w:val="20"/>
-          <w:szCs w:val="20"/>
-          <w:lang w:val="ro-RO"/>
-        </w:rPr>
-        <w:t>în timpul răcirii, inelele, ceasul, brățările și hainele din zona arsă se scot cu grijă, înainte să apară umflarea; hainele lipite de piele nu se smulg;</w:t>
-      </w:r>
-    </w:p>
-    <w:p>
-      <w:pPr>
-        <w:pStyle w:val="Normal"/>
-        <w:widowControl/>
-        <w:numPr>
-          <w:ilvl w:val="0"/>
-          <w:numId w:val="4"/>
-        </w:numPr>
-        <w:spacing w:before="0" w:after="40"/>
-        <w:jc w:val="left"/>
-        <w:rPr>
-          <w:rFonts w:ascii="Arial" w:hAnsi="Arial" w:cs="Arial"/>
-          <w:sz w:val="18"/>
-          <w:szCs w:val="18"/>
-          <w:lang w:val="ro-RO"/>
-        </w:rPr>
-      </w:pPr>
-      <w:r>
-        <w:rPr>
-          <w:rFonts w:eastAsia="Arial" w:cs="Arial" w:ascii="Arial" w:hAnsi="Arial"/>
-          <w:b w:val="false"/>
-          <w:color w:val="auto"/>
-          <w:spacing w:val="0"/>
-          <w:w w:val="100"/>
-          <w:sz w:val="20"/>
-          <w:szCs w:val="20"/>
-          <w:lang w:val="ro-RO"/>
-        </w:rPr>
-        <w:t>după răcire, arsura se acoperă lejer cu o compresă sterilă sau cu folie alimentară curată, fără a o strânge;</w:t>
-      </w:r>
-    </w:p>
-    <w:p>
-      <w:pPr>
-        <w:pStyle w:val="Normal"/>
-        <w:widowControl/>
-        <w:numPr>
-          <w:ilvl w:val="0"/>
-          <w:numId w:val="4"/>
-        </w:numPr>
-        <w:spacing w:before="0" w:after="120"/>
-        <w:jc w:val="left"/>
-        <w:rPr>
-          <w:rFonts w:ascii="Arial" w:hAnsi="Arial" w:cs="Arial"/>
-          <w:sz w:val="18"/>
-          <w:szCs w:val="18"/>
-          <w:lang w:val="ro-RO"/>
-        </w:rPr>
-      </w:pPr>
-      <w:r>
-        <w:rPr>
-          <w:rFonts w:eastAsia="Arial" w:cs="Arial" w:ascii="Arial" w:hAnsi="Arial"/>
-          <w:b w:val="false"/>
-          <w:color w:val="auto"/>
-          <w:spacing w:val="0"/>
-          <w:w w:val="100"/>
-          <w:sz w:val="20"/>
-          <w:szCs w:val="20"/>
-          <w:lang w:val="ro-RO"/>
-        </w:rPr>
-        <w:t>restul corpului se ține la cald; la arsurile întinse, răcirea se face cu atenție, pentru a nu produce hipotermie.</w:t>
-      </w:r>
-    </w:p>
-    <w:p>
-      <w:pPr>
-        <w:pStyle w:val="Normal"/>
-        <w:widowControl/>
-        <w:spacing w:before="0" w:after="120"/>
-        <w:ind w:hanging="0"/>
-        <w:jc w:val="left"/>
-        <w:rPr>
-          <w:rFonts w:ascii="Arial" w:hAnsi="Arial" w:cs="Arial"/>
-          <w:sz w:val="18"/>
-          <w:szCs w:val="18"/>
-          <w:lang w:val="ro-RO"/>
-        </w:rPr>
-      </w:pPr>
-      <w:r>
-        <w:rPr>
-          <w:rFonts w:eastAsia="Arial" w:cs="Arial" w:ascii="Arial" w:hAnsi="Arial"/>
-          <w:b w:val="false"/>
-          <w:color w:val="auto"/>
-          <w:spacing w:val="0"/>
-          <w:w w:val="100"/>
-          <w:sz w:val="20"/>
-          <w:szCs w:val="20"/>
-          <w:lang w:val="ro-RO"/>
-        </w:rPr>
-        <w:t>Pe arsură nu se pun gheață, creme, unguente, ulei, pastă de dinți, făină sau alte remedii, iar bășicile nu se sparg.</w:t>
-      </w:r>
-    </w:p>
-    <w:p>
-      <w:pPr>
-        <w:pStyle w:val="Normal"/>
-        <w:widowControl/>
-        <w:spacing w:before="0" w:after="120"/>
-        <w:ind w:hanging="0"/>
-        <w:jc w:val="left"/>
-        <w:rPr>
-          <w:rFonts w:ascii="Arial" w:hAnsi="Arial" w:cs="Arial"/>
-          <w:sz w:val="18"/>
-          <w:szCs w:val="18"/>
-          <w:lang w:val="ro-RO"/>
-        </w:rPr>
-      </w:pPr>
-      <w:r>
-        <w:rPr>
-          <w:rStyle w:val="text1"/>
-          <w:rFonts w:eastAsia="Arial" w:cs="Arial" w:ascii="Arial" w:hAnsi="Arial"/>
-          <w:b w:val="false"/>
-          <w:i w:val="false"/>
-          <w:color w:val="auto"/>
-          <w:spacing w:val="0"/>
-          <w:w w:val="100"/>
-          <w:sz w:val="20"/>
-          <w:szCs w:val="20"/>
-          <w:lang w:val="ro-RO"/>
-        </w:rPr>
-        <w:t>Se sună la 112 sau victima este dusă la medic dacă arsura este mai mare decât palma victimei, dacă este profundă (pielea albă, cenușie, tare ca un carton sau carbonizată), dacă afectează fața, gâtul, mâinile, picioarele, articulațiile sau zona genitală, dacă este produsă de curent electric sau de substanțe chimice ori dacă victima a inhalat fum (tuse, voce răgușită, funingine în jurul gurii și al nasului).</w:t>
-      </w:r>
-    </w:p>
-    <w:p>
-      <w:pPr>
-        <w:pStyle w:val="Normal"/>
-        <w:keepNext/>
-        <w:widowControl/>
-        <w:numPr>
-          <w:ilvl w:val="0"/>
-          <w:numId w:val="0"/>
-        </w:numPr>
-        <w:spacing w:before="0" w:after="60"/>
-        <w:ind w:hanging="0" w:left="0"/>
-        <w:jc w:val="left"/>
-        <w:rPr>
-          <w:rFonts w:ascii="Arial" w:hAnsi="Arial" w:eastAsia="Arial" w:cs="Arial"/>
-          <w:b w:val="false"/>
-          <w:color w:val="auto"/>
-          <w:spacing w:val="0"/>
-          <w:w w:val="100"/>
-          <w:sz w:val="20"/>
-          <w:szCs w:val="20"/>
-          <w:lang w:val="ro-RO"/>
-        </w:rPr>
-      </w:pPr>
-      <w:r>
-        <w:rPr>
-          <w:rFonts w:eastAsia="Arial" w:cs="Arial" w:ascii="Arial" w:hAnsi="Arial"/>
-          <w:b w:val="false"/>
-          <w:color w:val="auto"/>
-          <w:spacing w:val="0"/>
-          <w:w w:val="100"/>
-          <w:sz w:val="20"/>
-          <w:szCs w:val="20"/>
-          <w:lang w:val="ro-RO"/>
-        </w:rPr>
-        <w:t>Intoxicația cu gaze sau vapori (monoxid de carbon de la arderi incomplete, gaze de eșapament, gaze de fermentație, vapori de solvenți) ori lipsa oxigenului se suspectează atunci când una sau mai multe persoane din aceeași încăpere acuză durere de cap, amețeală, greață, slăbiciune sau confuzie ori își pierd cunoștința. Monoxidul de carbon nu are miros. Primul ajutor:</w:t>
-      </w:r>
-    </w:p>
-    <w:p>
-      <w:pPr>
-        <w:pStyle w:val="Normal"/>
-        <w:widowControl/>
-        <w:numPr>
-          <w:ilvl w:val="0"/>
-          <w:numId w:val="4"/>
-        </w:numPr>
-        <w:spacing w:before="0" w:after="40"/>
-        <w:jc w:val="left"/>
-        <w:rPr>
-          <w:rFonts w:ascii="Arial" w:hAnsi="Arial" w:cs="Arial"/>
-          <w:sz w:val="18"/>
-          <w:szCs w:val="18"/>
-          <w:lang w:val="ro-RO"/>
-        </w:rPr>
-      </w:pPr>
-      <w:r>
-        <w:rPr>
-          <w:rFonts w:eastAsia="Arial" w:cs="Arial" w:ascii="Arial" w:hAnsi="Arial"/>
-          <w:b w:val="false"/>
-          <w:color w:val="auto"/>
-          <w:spacing w:val="0"/>
-          <w:w w:val="100"/>
-          <w:sz w:val="20"/>
-          <w:szCs w:val="20"/>
-          <w:lang w:val="ro-RO"/>
-        </w:rPr>
-        <w:t>salvatorul nu intră într-o încăpere sau într-un spațiu închis cu gaz sau fără aer fără aparat de respirat și fără să fie asigurat de o altă persoană; sună la 112;</w:t>
-      </w:r>
-    </w:p>
-    <w:p>
-      <w:pPr>
-        <w:pStyle w:val="Normal"/>
-        <w:widowControl/>
-        <w:numPr>
-          <w:ilvl w:val="0"/>
-          <w:numId w:val="4"/>
-        </w:numPr>
-        <w:spacing w:before="0" w:after="40"/>
-        <w:jc w:val="left"/>
-        <w:rPr>
-          <w:rFonts w:ascii="Arial" w:hAnsi="Arial" w:cs="Arial"/>
-          <w:sz w:val="18"/>
-          <w:szCs w:val="18"/>
-          <w:lang w:val="ro-RO"/>
-        </w:rPr>
-      </w:pPr>
-      <w:r>
-        <w:rPr>
-          <w:rFonts w:eastAsia="Arial" w:cs="Arial" w:ascii="Arial" w:hAnsi="Arial"/>
-          <w:b w:val="false"/>
-          <w:color w:val="auto"/>
-          <w:spacing w:val="0"/>
-          <w:w w:val="100"/>
-          <w:sz w:val="20"/>
-          <w:szCs w:val="20"/>
-          <w:lang w:val="ro-RO"/>
-        </w:rPr>
-        <w:t>dacă poate face acest lucru fără risc, deschide ușile și ferestrele și oprește sursa de gaz;</w:t>
-      </w:r>
-    </w:p>
-    <w:p>
-      <w:pPr>
-        <w:pStyle w:val="Normal"/>
-        <w:widowControl/>
-        <w:numPr>
-          <w:ilvl w:val="0"/>
-          <w:numId w:val="4"/>
-        </w:numPr>
-        <w:spacing w:before="0" w:after="40"/>
-        <w:jc w:val="left"/>
-        <w:rPr>
-          <w:rFonts w:ascii="Arial" w:hAnsi="Arial" w:cs="Arial"/>
-          <w:sz w:val="18"/>
-          <w:szCs w:val="18"/>
-          <w:lang w:val="ro-RO"/>
-        </w:rPr>
-      </w:pPr>
-      <w:r>
-        <w:rPr>
-          <w:rFonts w:eastAsia="Arial" w:cs="Arial" w:ascii="Arial" w:hAnsi="Arial"/>
-          <w:b w:val="false"/>
-          <w:color w:val="auto"/>
-          <w:spacing w:val="0"/>
-          <w:w w:val="100"/>
-          <w:sz w:val="20"/>
-          <w:szCs w:val="20"/>
-          <w:lang w:val="ro-RO"/>
-        </w:rPr>
-        <w:t>dacă simte miros de gaz combustibil (gaz natural, GPL), nu aprinde și nu stinge luminile, nu acționează întrerupătoare sau aparate electrice, nu folosește flacără deschisă și nu folosește telefonul în zona cu gaz; sună la 112 dintr-un loc sigur;</w:t>
-      </w:r>
-    </w:p>
-    <w:p>
-      <w:pPr>
-        <w:pStyle w:val="Normal"/>
-        <w:widowControl/>
-        <w:numPr>
-          <w:ilvl w:val="0"/>
-          <w:numId w:val="4"/>
-        </w:numPr>
-        <w:spacing w:before="0" w:after="40"/>
-        <w:jc w:val="left"/>
-        <w:rPr>
-          <w:rFonts w:ascii="Arial" w:hAnsi="Arial" w:cs="Arial"/>
-          <w:sz w:val="18"/>
-          <w:szCs w:val="18"/>
-          <w:lang w:val="ro-RO"/>
-        </w:rPr>
-      </w:pPr>
-      <w:r>
-        <w:rPr>
-          <w:rFonts w:eastAsia="Arial" w:cs="Arial" w:ascii="Arial" w:hAnsi="Arial"/>
-          <w:b w:val="false"/>
-          <w:color w:val="auto"/>
-          <w:spacing w:val="0"/>
-          <w:w w:val="100"/>
-          <w:sz w:val="20"/>
-          <w:szCs w:val="20"/>
-          <w:lang w:val="ro-RO"/>
-        </w:rPr>
-        <w:t>victima scoasă la aer curat se examinează: dacă nu răspunde, dar respiră normal, este așezată în poziția laterală de siguranță; dacă nu respiră normal, se începe resuscitarea;</w:t>
-      </w:r>
-    </w:p>
-    <w:p>
-      <w:pPr>
-        <w:pStyle w:val="Normal"/>
-        <w:widowControl/>
-        <w:numPr>
-          <w:ilvl w:val="0"/>
-          <w:numId w:val="4"/>
-        </w:numPr>
-        <w:spacing w:before="0" w:after="120"/>
-        <w:jc w:val="left"/>
-        <w:rPr>
-          <w:rFonts w:ascii="Arial" w:hAnsi="Arial" w:cs="Arial"/>
-          <w:sz w:val="18"/>
-          <w:szCs w:val="18"/>
-          <w:lang w:val="ro-RO"/>
-        </w:rPr>
-      </w:pPr>
-      <w:r>
-        <w:rPr>
-          <w:rStyle w:val="text1"/>
-          <w:rFonts w:eastAsia="Arial" w:cs="Arial" w:ascii="Arial" w:hAnsi="Arial"/>
-          <w:b w:val="false"/>
-          <w:i w:val="false"/>
-          <w:color w:val="auto"/>
-          <w:spacing w:val="0"/>
-          <w:w w:val="100"/>
-          <w:sz w:val="20"/>
-          <w:szCs w:val="20"/>
-          <w:lang w:val="ro-RO"/>
-        </w:rPr>
-        <w:t>orice persoană intoxicată cu gaze merge la medic, chiar dacă pare să-și fi revenit.</w:t>
-      </w:r>
-    </w:p>
-    <w:p>
-      <w:pPr>
-        <w:pStyle w:val="Normal"/>
-        <w:keepNext/>
-        <w:widowControl/>
-        <w:numPr>
-          <w:ilvl w:val="0"/>
-          <w:numId w:val="0"/>
-        </w:numPr>
-        <w:spacing w:before="0" w:after="60"/>
-        <w:ind w:hanging="0" w:left="0"/>
-        <w:jc w:val="left"/>
-        <w:rPr>
-          <w:rFonts w:ascii="Arial" w:hAnsi="Arial" w:eastAsia="Arial" w:cs="Arial"/>
-          <w:b w:val="false"/>
-          <w:color w:val="auto"/>
-          <w:spacing w:val="0"/>
-          <w:w w:val="100"/>
-          <w:sz w:val="20"/>
-          <w:szCs w:val="20"/>
-          <w:lang w:val="ro-RO"/>
-        </w:rPr>
-      </w:pPr>
-      <w:r>
-        <w:rPr>
-          <w:rFonts w:eastAsia="Arial" w:cs="Arial" w:ascii="Arial" w:hAnsi="Arial"/>
-          <w:b w:val="false"/>
-          <w:color w:val="auto"/>
-          <w:spacing w:val="0"/>
-          <w:w w:val="100"/>
-          <w:sz w:val="20"/>
-          <w:szCs w:val="20"/>
-          <w:lang w:val="ro-RO"/>
-        </w:rPr>
-        <w:t>La electrocutare, salvatorul nu atinge victima cât timp aceasta este în contact cu sursa de curent:</w:t>
-      </w:r>
-    </w:p>
-    <w:p>
-      <w:pPr>
-        <w:pStyle w:val="Normal"/>
-        <w:widowControl/>
-        <w:numPr>
-          <w:ilvl w:val="0"/>
-          <w:numId w:val="4"/>
-        </w:numPr>
-        <w:spacing w:before="0" w:after="40"/>
-        <w:jc w:val="left"/>
-        <w:rPr>
-          <w:rFonts w:ascii="Arial" w:hAnsi="Arial" w:cs="Arial"/>
-          <w:sz w:val="18"/>
-          <w:szCs w:val="18"/>
-          <w:lang w:val="ro-RO"/>
-        </w:rPr>
-      </w:pPr>
-      <w:r>
-        <w:rPr>
-          <w:rFonts w:eastAsia="Arial" w:cs="Arial" w:ascii="Arial" w:hAnsi="Arial"/>
-          <w:b w:val="false"/>
-          <w:color w:val="auto"/>
-          <w:spacing w:val="0"/>
-          <w:w w:val="100"/>
-          <w:sz w:val="20"/>
-          <w:szCs w:val="20"/>
-          <w:lang w:val="ro-RO"/>
-        </w:rPr>
-        <w:t>întrerupe imediat curentul: scoate ștecherul din priză, oprește siguranța sau întrerupătorul general; dacă victima se află la înălțime, ia măsuri ca ea să nu cadă în momentul întreruperii curentului;</w:t>
-      </w:r>
-    </w:p>
-    <w:p>
-      <w:pPr>
-        <w:pStyle w:val="Normal"/>
-        <w:widowControl/>
-        <w:numPr>
-          <w:ilvl w:val="0"/>
-          <w:numId w:val="4"/>
-        </w:numPr>
-        <w:spacing w:before="0" w:after="40"/>
-        <w:jc w:val="left"/>
-        <w:rPr>
-          <w:rFonts w:ascii="Arial" w:hAnsi="Arial" w:cs="Arial"/>
-          <w:sz w:val="18"/>
-          <w:szCs w:val="18"/>
-          <w:lang w:val="ro-RO"/>
-        </w:rPr>
-      </w:pPr>
-      <w:r>
-        <w:rPr>
-          <w:rFonts w:eastAsia="Arial" w:cs="Arial" w:ascii="Arial" w:hAnsi="Arial"/>
-          <w:b w:val="false"/>
-          <w:color w:val="auto"/>
-          <w:spacing w:val="0"/>
-          <w:w w:val="100"/>
-          <w:sz w:val="20"/>
-          <w:szCs w:val="20"/>
-          <w:lang w:val="ro-RO"/>
-        </w:rPr>
-        <w:t>dacă nu poate întrerupe curentul la o instalație de joasă tensiune, îndepărtează victima de sursă cu un obiect uscat din material izolant (lemn, plastic), stând pe o suprafață uscată și izolantă, fără să o atingă direct;</w:t>
-      </w:r>
-    </w:p>
-    <w:p>
-      <w:pPr>
-        <w:pStyle w:val="Normal"/>
-        <w:widowControl/>
-        <w:numPr>
-          <w:ilvl w:val="0"/>
-          <w:numId w:val="4"/>
-        </w:numPr>
-        <w:spacing w:before="0" w:after="40"/>
-        <w:jc w:val="left"/>
-        <w:rPr>
-          <w:rFonts w:ascii="Arial" w:hAnsi="Arial" w:cs="Arial"/>
-          <w:sz w:val="18"/>
-          <w:szCs w:val="18"/>
-          <w:lang w:val="ro-RO"/>
-        </w:rPr>
-      </w:pPr>
-      <w:r>
-        <w:rPr>
-          <w:rFonts w:eastAsia="Arial" w:cs="Arial" w:ascii="Arial" w:hAnsi="Arial"/>
-          <w:b w:val="false"/>
-          <w:color w:val="auto"/>
-          <w:spacing w:val="0"/>
-          <w:w w:val="100"/>
-          <w:sz w:val="20"/>
-          <w:szCs w:val="20"/>
-          <w:lang w:val="ro-RO"/>
-        </w:rPr>
-        <w:t>de liniile și instalațiile de înaltă tensiune nu se apropie; sună la 112 și la distribuitorul de energie electrică și așteaptă confirmarea că instalația a fost scoasă de sub tensiune;</w:t>
-      </w:r>
-    </w:p>
-    <w:p>
-      <w:pPr>
-        <w:pStyle w:val="Normal"/>
-        <w:widowControl/>
-        <w:numPr>
-          <w:ilvl w:val="0"/>
-          <w:numId w:val="4"/>
-        </w:numPr>
-        <w:spacing w:before="0" w:after="40"/>
-        <w:jc w:val="left"/>
-        <w:rPr>
-          <w:rFonts w:ascii="Arial" w:hAnsi="Arial" w:cs="Arial"/>
-          <w:sz w:val="18"/>
-          <w:szCs w:val="18"/>
-          <w:lang w:val="ro-RO"/>
-        </w:rPr>
-      </w:pPr>
-      <w:r>
-        <w:rPr>
-          <w:rFonts w:eastAsia="Arial" w:cs="Arial" w:ascii="Arial" w:hAnsi="Arial"/>
-          <w:b w:val="false"/>
-          <w:color w:val="auto"/>
-          <w:spacing w:val="0"/>
-          <w:w w:val="100"/>
-          <w:sz w:val="20"/>
-          <w:szCs w:val="20"/>
-          <w:lang w:val="ro-RO"/>
-        </w:rPr>
-        <w:t>după întreruperea curentului, examinează victima și, dacă aceasta nu răspunde și nu respiră normal, începe resuscitarea și folosește defibrilatorul;</w:t>
-      </w:r>
-    </w:p>
-    <w:p>
-      <w:pPr>
-        <w:pStyle w:val="Normal"/>
-        <w:widowControl/>
-        <w:numPr>
-          <w:ilvl w:val="0"/>
-          <w:numId w:val="4"/>
-        </w:numPr>
-        <w:spacing w:before="0" w:after="120"/>
-        <w:jc w:val="left"/>
-        <w:rPr>
-          <w:rFonts w:ascii="Arial" w:hAnsi="Arial" w:cs="Arial"/>
-          <w:sz w:val="18"/>
-          <w:szCs w:val="18"/>
-          <w:lang w:val="ro-RO"/>
-        </w:rPr>
-      </w:pPr>
-      <w:r>
-        <w:rPr>
-          <w:rFonts w:eastAsia="Arial" w:cs="Arial" w:ascii="Arial" w:hAnsi="Arial"/>
-          <w:b w:val="false"/>
-          <w:color w:val="auto"/>
-          <w:spacing w:val="0"/>
-          <w:w w:val="100"/>
-          <w:sz w:val="20"/>
-          <w:szCs w:val="20"/>
-          <w:lang w:val="ro-RO"/>
-        </w:rPr>
-        <w:t>arsurile electrice (la locul de intrare și la locul de ieșire a curentului) se răcesc și se acoperă ca arsurile termice.</w:t>
-      </w:r>
-    </w:p>
-    <w:p>
-      <w:pPr>
-        <w:pStyle w:val="Normal"/>
-        <w:widowControl/>
-        <w:spacing w:before="0" w:after="120"/>
-        <w:ind w:hanging="0"/>
-        <w:jc w:val="left"/>
-        <w:rPr>
-          <w:rFonts w:ascii="Arial" w:hAnsi="Arial" w:cs="Arial"/>
-          <w:sz w:val="18"/>
-          <w:szCs w:val="18"/>
-          <w:lang w:val="ro-RO"/>
-        </w:rPr>
-      </w:pPr>
-      <w:r>
-        <w:rPr>
-          <w:rStyle w:val="text1"/>
-          <w:rFonts w:eastAsia="Arial" w:cs="Arial" w:ascii="Arial" w:hAnsi="Arial"/>
-          <w:b w:val="false"/>
-          <w:i w:val="false"/>
-          <w:color w:val="auto"/>
-          <w:spacing w:val="0"/>
-          <w:w w:val="100"/>
-          <w:sz w:val="20"/>
-          <w:szCs w:val="20"/>
-          <w:lang w:val="ro-RO"/>
-        </w:rPr>
-        <w:t>Orice persoană electrocutată merge la medic, chiar dacă pare să se simtă bine, deoarece curentul electric poate produce tulburări de ritm ale inimii și leziuni interne care nu se văd.</w:t>
-      </w:r>
-    </w:p>
-    <w:p>
-      <w:pPr>
-        <w:pStyle w:val="Normal"/>
-        <w:keepNext w:val="true"/>
-        <w:pageBreakBefore w:val="false"/>
-        <w:widowControl/>
-        <w:numPr>
-          <w:ilvl w:val="0"/>
-          <w:numId w:val="0"/>
-        </w:numPr>
-        <w:spacing w:before="240" w:after="120"/>
-        <w:ind w:hanging="0" w:left="0"/>
-        <w:jc w:val="left"/>
-        <w:rPr/>
-      </w:pPr>
-      <w:r>
-        <w:rPr>
-          <w:rStyle w:val="text1"/>
-          <w:rFonts w:eastAsia="Arial" w:cs="Arial" w:ascii="Arial" w:hAnsi="Arial"/>
-          <w:b/>
-          <w:i w:val="false"/>
-          <w:color w:val="auto"/>
-          <w:spacing w:val="0"/>
-          <w:w w:val="100"/>
-          <w:sz w:val="20"/>
-          <w:szCs w:val="20"/>
-          <w:lang w:val="ro-RO"/>
-        </w:rPr>
-        <w:t>XV. Locul de adunare</w:t>
-      </w:r>
-    </w:p>
-    <w:p>
-      <w:pPr>
-        <w:pStyle w:val="Normal"/>
-        <w:keepNext w:val="false"/>
-        <w:pageBreakBefore w:val="false"/>
-        <w:widowControl/>
-        <w:numPr>
-          <w:ilvl w:val="0"/>
-          <w:numId w:val="0"/>
-        </w:numPr>
-        <w:spacing w:before="0" w:after="120"/>
-        <w:ind w:hanging="0" w:left="0"/>
-        <w:jc w:val="left"/>
-        <w:rPr/>
-      </w:pPr>
-      <w:r>
-        <w:rPr>
-          <w:rStyle w:val="text1"/>
-          <w:rFonts w:eastAsia="Arial" w:cs="Arial" w:ascii="Arial" w:hAnsi="Arial"/>
-          <w:b w:val="false"/>
-          <w:i w:val="false"/>
-          <w:color w:val="auto"/>
-          <w:spacing w:val="0"/>
-          <w:w w:val="100"/>
-          <w:sz w:val="20"/>
-          <w:szCs w:val="20"/>
-          <w:lang w:val="ro-RO"/>
-        </w:rPr>
-        <w:t>Locul de adunare a personalului evacuat: {{assemblyPoint}}</w:t>
-      </w:r>
-    </w:p>
-    <w:p>
-      <w:pPr>
-        <w:pStyle w:val="Normal"/>
-        <w:keepNext w:val="true"/>
-        <w:pageBreakBefore w:val="false"/>
-        <w:widowControl/>
-        <w:numPr>
-          <w:ilvl w:val="0"/>
-          <w:numId w:val="0"/>
-        </w:numPr>
-        <w:spacing w:before="240" w:after="120"/>
-        <w:ind w:hanging="0" w:left="0"/>
-        <w:jc w:val="left"/>
-        <w:rPr/>
-      </w:pPr>
-      <w:r>
-        <w:rPr>
-          <w:rStyle w:val="text1"/>
-          <w:rFonts w:eastAsia="Arial" w:cs="Arial" w:ascii="Arial" w:hAnsi="Arial"/>
-          <w:b/>
-          <w:i w:val="false"/>
-          <w:color w:val="auto"/>
-          <w:spacing w:val="0"/>
-          <w:w w:val="100"/>
-          <w:sz w:val="20"/>
-          <w:szCs w:val="20"/>
-          <w:lang w:val="ro-RO"/>
-        </w:rPr>
-        <w:t>XVI. Cadrul tehnic</w:t>
-      </w:r>
-    </w:p>
-    <w:p>
-      <w:pPr>
-        <w:pStyle w:val="Normal"/>
-        <w:keepNext w:val="true"/>
-        <w:pageBreakBefore w:val="false"/>
-        <w:widowControl/>
-        <w:numPr>
-          <w:ilvl w:val="0"/>
-          <w:numId w:val="0"/>
-        </w:numPr>
-        <w:spacing w:before="0" w:after="120"/>
-        <w:ind w:hanging="0" w:left="0"/>
-        <w:jc w:val="left"/>
-        <w:rPr/>
-      </w:pPr>
-      <w:r>
-        <w:rPr>
-          <w:rStyle w:val="text1"/>
-          <w:rFonts w:eastAsia="Arial" w:cs="Arial" w:ascii="Arial" w:hAnsi="Arial"/>
-          <w:b w:val="false"/>
-          <w:i w:val="false"/>
-          <w:color w:val="auto"/>
-          <w:spacing w:val="0"/>
-          <w:w w:val="100"/>
-          <w:sz w:val="20"/>
-          <w:szCs w:val="20"/>
-          <w:lang w:val="ro-RO"/>
-        </w:rPr>
-        <w:t>Cadrul tehnic cu atribuții în domeniul apărării împotriva incendiilor, {{fireSafetyTechnician.name}}, reprezentant al {{provider.legalName}}, îndeplinește obligațiile prevăzute de Legea 307/2006 – Art. 27 alin. (1), redate în Decizia nr. {{fire.decisionNumbers.technician}}.</w:t>
+        <w:rPr/>
+      </w:pPr>
+      <w:r>
+        <w:rPr>
+          <w:rStyle w:val="text1"/>
+          <w:rFonts w:eastAsia="Arial" w:cs="Arial" w:ascii="Arial" w:hAnsi="Arial"/>
+          <w:b w:val="false"/>
+          <w:i w:val="false"/>
+          <w:color w:val="auto"/>
+          <w:spacing w:val="0"/>
+          <w:w w:val="100"/>
+          <w:sz w:val="20"/>
+          <w:szCs w:val="20"/>
+          <w:lang w:val="ro-RO"/>
+        </w:rPr>
+        <w:t>Cadrul tehnic cu atribuții în domeniul apărării împotriva incendiilor, {{fireSafetyTechnician.name}}, reprezentant al {{provider.legalName}}, îndeplinește obligațiile prevăzute de Legea 307/2006 – art. 27 alin. (1), redate în Decizia nr. {{fire.decisionNumbers.technician}}.</w:t>
       </w:r>
     </w:p>
     <w:tbl>
